--- a/ERP Plan/MSCAST ERP - Production Cutover Runbook.docx
+++ b/ERP Plan/MSCAST ERP - Production Cutover Runbook.docx
@@ -122,7 +122,7 @@
         <w:t xml:space="preserve"> </w:t>
       </w:r>
       <w:r>
-        <w:t xml:space="preserve">2.1 ·</w:t>
+        <w:t xml:space="preserve">2.2 ·</w:t>
       </w:r>
       <w:r>
         <w:t xml:space="preserve"> </w:t>
@@ -213,6 +213,106 @@
       </w:r>
       <w:r>
         <w:t xml:space="preserve">An install during the build silently reverted the approval rules and nothing noticed. Section 2 now deploys from a tagged release, section 5a is new and covers what a deploy actually does to configuration, and the monitoring and upgrade sections check that the controls survived. This is the most important change in the document.</w:t>
+      </w:r>
+    </w:p>
+    <w:p>
+      <w:pPr>
+        <w:pStyle w:val="BlockText"/>
+      </w:pPr>
+      <w:r>
+        <w:rPr>
+          <w:bCs/>
+          <w:b/>
+        </w:rPr>
+        <w:t xml:space="preserve">What changed in version 2.2.</w:t>
+      </w:r>
+      <w:r>
+        <w:t xml:space="preserve"> </w:t>
+      </w:r>
+      <w:r>
+        <w:t xml:space="preserve">The POC’s own app was never in its image.</w:t>
+      </w:r>
+      <w:r>
+        <w:t xml:space="preserve"> </w:t>
+      </w:r>
+      <w:r>
+        <w:rPr>
+          <w:rStyle w:val="VerbatimChar"/>
+        </w:rPr>
+        <w:t xml:space="preserve">apps/</w:t>
+      </w:r>
+      <w:r>
+        <w:t xml:space="preserve"> </w:t>
+      </w:r>
+      <w:r>
+        <w:t xml:space="preserve">comes from the image and only</w:t>
+      </w:r>
+      <w:r>
+        <w:t xml:space="preserve"> </w:t>
+      </w:r>
+      <w:r>
+        <w:rPr>
+          <w:rStyle w:val="VerbatimChar"/>
+        </w:rPr>
+        <w:t xml:space="preserve">sites</w:t>
+      </w:r>
+      <w:r>
+        <w:t xml:space="preserve"> </w:t>
+      </w:r>
+      <w:r>
+        <w:t xml:space="preserve">and</w:t>
+      </w:r>
+      <w:r>
+        <w:t xml:space="preserve"> </w:t>
+      </w:r>
+      <w:r>
+        <w:rPr>
+          <w:rStyle w:val="VerbatimChar"/>
+        </w:rPr>
+        <w:t xml:space="preserve">logs</w:t>
+      </w:r>
+      <w:r>
+        <w:t xml:space="preserve"> </w:t>
+      </w:r>
+      <w:r>
+        <w:t xml:space="preserve">are volumes, so an app copied into one container existed in that container alone. The web workers could not import it — the site served HTTP 500 on every request while every build check passed — and neither could the scheduler or the queue workers, so</w:t>
+      </w:r>
+      <w:r>
+        <w:t xml:space="preserve"> </w:t>
+      </w:r>
+      <w:r>
+        <w:rPr>
+          <w:bCs/>
+          <w:b/>
+        </w:rPr>
+        <w:t xml:space="preserve">four of the five scheduled jobs had never run once</w:t>
+      </w:r>
+      <w:r>
+        <w:t xml:space="preserve">. Section 2 now builds the image with the app baked in, section 4 monitors whether jobs actually execute, and a new check,</w:t>
+      </w:r>
+      <w:r>
+        <w:t xml:space="preserve"> </w:t>
+      </w:r>
+      <w:r>
+        <w:rPr>
+          <w:rStyle w:val="VerbatimChar"/>
+        </w:rPr>
+        <w:t xml:space="preserve">T9f</w:t>
+      </w:r>
+      <w:r>
+        <w:t xml:space="preserve">, asks whether each one has a real</w:t>
+      </w:r>
+      <w:r>
+        <w:t xml:space="preserve"> </w:t>
+      </w:r>
+      <w:r>
+        <w:rPr>
+          <w:rStyle w:val="VerbatimChar"/>
+        </w:rPr>
+        <w:t xml:space="preserve">last_execution</w:t>
+      </w:r>
+      <w:r>
+        <w:t xml:space="preserve">. The build checks are now 28.</w:t>
       </w:r>
     </w:p>
     <w:p>
@@ -1090,10 +1190,441 @@
           <w:bCs/>
           <w:b/>
         </w:rPr>
-        <w:t xml:space="preserve">27 checks, 0 failures</w:t>
+        <w:t xml:space="preserve">28 checks, 0 failures</w:t>
       </w:r>
       <w:r>
         <w:t xml:space="preserve">. Two warnings are expected and documented (see the SOPs, Part C, and Q20/Q21 in the traceability matrix). Anything else is a stop.</w:t>
+      </w:r>
+    </w:p>
+    <w:p>
+      <w:pPr>
+        <w:pStyle w:val="FirstParagraph"/>
+      </w:pPr>
+      <w:r>
+        <w:rPr>
+          <w:bCs/>
+          <w:b/>
+        </w:rPr>
+        <w:t xml:space="preserve">A note on the image, learned the hard way.</w:t>
+      </w:r>
+      <w:r>
+        <w:t xml:space="preserve"> </w:t>
+      </w:r>
+      <w:r>
+        <w:t xml:space="preserve">In the POC the application was not in the image at all — it had been copied into the running backend container by hand. Because</w:t>
+      </w:r>
+      <w:r>
+        <w:t xml:space="preserve"> </w:t>
+      </w:r>
+      <w:r>
+        <w:rPr>
+          <w:rStyle w:val="VerbatimChar"/>
+        </w:rPr>
+        <w:t xml:space="preserve">apps/</w:t>
+      </w:r>
+      <w:r>
+        <w:t xml:space="preserve"> </w:t>
+      </w:r>
+      <w:r>
+        <w:t xml:space="preserve">comes from the image and only</w:t>
+      </w:r>
+      <w:r>
+        <w:t xml:space="preserve"> </w:t>
+      </w:r>
+      <w:r>
+        <w:rPr>
+          <w:rStyle w:val="VerbatimChar"/>
+        </w:rPr>
+        <w:t xml:space="preserve">sites</w:t>
+      </w:r>
+      <w:r>
+        <w:t xml:space="preserve"> </w:t>
+      </w:r>
+      <w:r>
+        <w:t xml:space="preserve">and</w:t>
+      </w:r>
+      <w:r>
+        <w:t xml:space="preserve"> </w:t>
+      </w:r>
+      <w:r>
+        <w:rPr>
+          <w:rStyle w:val="VerbatimChar"/>
+        </w:rPr>
+        <w:t xml:space="preserve">logs</w:t>
+      </w:r>
+      <w:r>
+        <w:t xml:space="preserve"> </w:t>
+      </w:r>
+      <w:r>
+        <w:t xml:space="preserve">are volumes, that gave the app to exactly one container. The web workers could not import it, so the site returned HTTP 500 on every request while every script and every build check passed, because</w:t>
+      </w:r>
+      <w:r>
+        <w:t xml:space="preserve"> </w:t>
+      </w:r>
+      <w:r>
+        <w:rPr>
+          <w:rStyle w:val="VerbatimChar"/>
+        </w:rPr>
+        <w:t xml:space="preserve">bench console</w:t>
+      </w:r>
+      <w:r>
+        <w:t xml:space="preserve"> </w:t>
+      </w:r>
+      <w:r>
+        <w:t xml:space="preserve">and</w:t>
+      </w:r>
+      <w:r>
+        <w:t xml:space="preserve"> </w:t>
+      </w:r>
+      <w:r>
+        <w:rPr>
+          <w:rStyle w:val="VerbatimChar"/>
+        </w:rPr>
+        <w:t xml:space="preserve">bench execute</w:t>
+      </w:r>
+      <w:r>
+        <w:t xml:space="preserve"> </w:t>
+      </w:r>
+      <w:r>
+        <w:t xml:space="preserve">spawn a fresh python each time. Worse, the scheduler and both queue workers could not import it either, so the 06:00 exception sweep, the 08:35 briefing and the monthly archival</w:t>
+      </w:r>
+      <w:r>
+        <w:t xml:space="preserve"> </w:t>
+      </w:r>
+      <w:r>
+        <w:rPr>
+          <w:bCs/>
+          <w:b/>
+        </w:rPr>
+        <w:t xml:space="preserve">had never executed once</w:t>
+      </w:r>
+      <w:r>
+        <w:t xml:space="preserve">. They worked perfectly when run by hand, which is how they were built and demonstrated.</w:t>
+      </w:r>
+    </w:p>
+    <w:p>
+      <w:pPr>
+        <w:pStyle w:val="BodyText"/>
+      </w:pPr>
+      <w:r>
+        <w:t xml:space="preserve">On a server, install the app properly with</w:t>
+      </w:r>
+      <w:r>
+        <w:t xml:space="preserve"> </w:t>
+      </w:r>
+      <w:r>
+        <w:rPr>
+          <w:rStyle w:val="VerbatimChar"/>
+        </w:rPr>
+        <w:t xml:space="preserve">bench get-app</w:t>
+      </w:r>
+      <w:r>
+        <w:t xml:space="preserve"> </w:t>
+      </w:r>
+      <w:r>
+        <w:t xml:space="preserve">as above, or deploy an image that carries it. Then prove it, because</w:t>
+      </w:r>
+      <w:r>
+        <w:t xml:space="preserve"> </w:t>
+      </w:r>
+      <w:r>
+        <w:t xml:space="preserve">“</w:t>
+      </w:r>
+      <w:r>
+        <w:t xml:space="preserve">installed</w:t>
+      </w:r>
+      <w:r>
+        <w:t xml:space="preserve">”</w:t>
+      </w:r>
+      <w:r>
+        <w:t xml:space="preserve"> </w:t>
+      </w:r>
+      <w:r>
+        <w:t xml:space="preserve">and</w:t>
+      </w:r>
+      <w:r>
+        <w:t xml:space="preserve"> </w:t>
+      </w:r>
+      <w:r>
+        <w:t xml:space="preserve">“</w:t>
+      </w:r>
+      <w:r>
+        <w:t xml:space="preserve">runs</w:t>
+      </w:r>
+      <w:r>
+        <w:t xml:space="preserve">”</w:t>
+      </w:r>
+      <w:r>
+        <w:t xml:space="preserve"> </w:t>
+      </w:r>
+      <w:r>
+        <w:t xml:space="preserve">are different claims:</w:t>
+      </w:r>
+    </w:p>
+    <w:p>
+      <w:pPr>
+        <w:pStyle w:val="SourceCode"/>
+      </w:pPr>
+      <w:r>
+        <w:rPr>
+          <w:rStyle w:val="CommentTok"/>
+        </w:rPr>
+        <w:t xml:space="preserve"># every container, not just the one you happen to be in</w:t>
+      </w:r>
+      <w:r>
+        <w:br/>
+      </w:r>
+      <w:r>
+        <w:rPr>
+          <w:rStyle w:val="ControlFlowTok"/>
+        </w:rPr>
+        <w:t xml:space="preserve">for</w:t>
+      </w:r>
+      <w:r>
+        <w:rPr>
+          <w:rStyle w:val="NormalTok"/>
+        </w:rPr>
+        <w:t xml:space="preserve"> c </w:t>
+      </w:r>
+      <w:r>
+        <w:rPr>
+          <w:rStyle w:val="KeywordTok"/>
+        </w:rPr>
+        <w:t xml:space="preserve">in</w:t>
+      </w:r>
+      <w:r>
+        <w:rPr>
+          <w:rStyle w:val="NormalTok"/>
+        </w:rPr>
+        <w:t xml:space="preserve"> backend scheduler queue-short queue-long</w:t>
+      </w:r>
+      <w:r>
+        <w:rPr>
+          <w:rStyle w:val="KeywordTok"/>
+        </w:rPr>
+        <w:t xml:space="preserve">;</w:t>
+      </w:r>
+      <w:r>
+        <w:rPr>
+          <w:rStyle w:val="NormalTok"/>
+        </w:rPr>
+        <w:t xml:space="preserve"> </w:t>
+      </w:r>
+      <w:r>
+        <w:rPr>
+          <w:rStyle w:val="ControlFlowTok"/>
+        </w:rPr>
+        <w:t xml:space="preserve">do</w:t>
+      </w:r>
+      <w:r>
+        <w:br/>
+      </w:r>
+      <w:r>
+        <w:rPr>
+          <w:rStyle w:val="NormalTok"/>
+        </w:rPr>
+        <w:t xml:space="preserve">  </w:t>
+      </w:r>
+      <w:r>
+        <w:rPr>
+          <w:rStyle w:val="ExtensionTok"/>
+        </w:rPr>
+        <w:t xml:space="preserve">docker</w:t>
+      </w:r>
+      <w:r>
+        <w:rPr>
+          <w:rStyle w:val="NormalTok"/>
+        </w:rPr>
+        <w:t xml:space="preserve"> exec </w:t>
+      </w:r>
+      <w:r>
+        <w:rPr>
+          <w:rStyle w:val="OperatorTok"/>
+        </w:rPr>
+        <w:t xml:space="preserve">&lt;</w:t>
+      </w:r>
+      <w:r>
+        <w:rPr>
+          <w:rStyle w:val="NormalTok"/>
+        </w:rPr>
+        <w:t xml:space="preserve">project</w:t>
+      </w:r>
+      <w:r>
+        <w:rPr>
+          <w:rStyle w:val="OperatorTok"/>
+        </w:rPr>
+        <w:t xml:space="preserve">&gt;</w:t>
+      </w:r>
+      <w:r>
+        <w:rPr>
+          <w:rStyle w:val="NormalTok"/>
+        </w:rPr>
+        <w:t xml:space="preserve">-</w:t>
+      </w:r>
+      <w:r>
+        <w:rPr>
+          <w:rStyle w:val="VariableTok"/>
+        </w:rPr>
+        <w:t xml:space="preserve">$c</w:t>
+      </w:r>
+      <w:r>
+        <w:rPr>
+          <w:rStyle w:val="NormalTok"/>
+        </w:rPr>
+        <w:t xml:space="preserve">-1 bash </w:t>
+      </w:r>
+      <w:r>
+        <w:rPr>
+          <w:rStyle w:val="AttributeTok"/>
+        </w:rPr>
+        <w:t xml:space="preserve">-c</w:t>
+      </w:r>
+      <w:r>
+        <w:rPr>
+          <w:rStyle w:val="NormalTok"/>
+        </w:rPr>
+        <w:t xml:space="preserve"> </w:t>
+      </w:r>
+      <w:r>
+        <w:rPr>
+          <w:rStyle w:val="DataTypeTok"/>
+        </w:rPr>
+        <w:t xml:space="preserve">\</w:t>
+      </w:r>
+      <w:r>
+        <w:br/>
+      </w:r>
+      <w:r>
+        <w:rPr>
+          <w:rStyle w:val="NormalTok"/>
+        </w:rPr>
+        <w:t xml:space="preserve">    </w:t>
+      </w:r>
+      <w:r>
+        <w:rPr>
+          <w:rStyle w:val="StringTok"/>
+        </w:rPr>
+        <w:t xml:space="preserve">'cd /home/frappe/frappe-bench &amp;&amp; ./env/bin/python -c "import mscast_erp"'</w:t>
+      </w:r>
+      <w:r>
+        <w:rPr>
+          <w:rStyle w:val="NormalTok"/>
+        </w:rPr>
+        <w:t xml:space="preserve"> </w:t>
+      </w:r>
+      <w:r>
+        <w:rPr>
+          <w:rStyle w:val="DataTypeTok"/>
+        </w:rPr>
+        <w:t xml:space="preserve">\</w:t>
+      </w:r>
+      <w:r>
+        <w:br/>
+      </w:r>
+      <w:r>
+        <w:rPr>
+          <w:rStyle w:val="NormalTok"/>
+        </w:rPr>
+        <w:t xml:space="preserve">      </w:t>
+      </w:r>
+      <w:r>
+        <w:rPr>
+          <w:rStyle w:val="KeywordTok"/>
+        </w:rPr>
+        <w:t xml:space="preserve">&amp;&amp;</w:t>
+      </w:r>
+      <w:r>
+        <w:rPr>
+          <w:rStyle w:val="NormalTok"/>
+        </w:rPr>
+        <w:t xml:space="preserve"> </w:t>
+      </w:r>
+      <w:r>
+        <w:rPr>
+          <w:rStyle w:val="BuiltInTok"/>
+        </w:rPr>
+        <w:t xml:space="preserve">echo</w:t>
+      </w:r>
+      <w:r>
+        <w:rPr>
+          <w:rStyle w:val="NormalTok"/>
+        </w:rPr>
+        <w:t xml:space="preserve"> </w:t>
+      </w:r>
+      <w:r>
+        <w:rPr>
+          <w:rStyle w:val="StringTok"/>
+        </w:rPr>
+        <w:t xml:space="preserve">"</w:t>
+      </w:r>
+      <w:r>
+        <w:rPr>
+          <w:rStyle w:val="VariableTok"/>
+        </w:rPr>
+        <w:t xml:space="preserve">$c</w:t>
+      </w:r>
+      <w:r>
+        <w:rPr>
+          <w:rStyle w:val="StringTok"/>
+        </w:rPr>
+        <w:t xml:space="preserve"> ok"</w:t>
+      </w:r>
+      <w:r>
+        <w:rPr>
+          <w:rStyle w:val="NormalTok"/>
+        </w:rPr>
+        <w:t xml:space="preserve"> </w:t>
+      </w:r>
+      <w:r>
+        <w:rPr>
+          <w:rStyle w:val="KeywordTok"/>
+        </w:rPr>
+        <w:t xml:space="preserve">||</w:t>
+      </w:r>
+      <w:r>
+        <w:rPr>
+          <w:rStyle w:val="NormalTok"/>
+        </w:rPr>
+        <w:t xml:space="preserve"> </w:t>
+      </w:r>
+      <w:r>
+        <w:rPr>
+          <w:rStyle w:val="BuiltInTok"/>
+        </w:rPr>
+        <w:t xml:space="preserve">echo</w:t>
+      </w:r>
+      <w:r>
+        <w:rPr>
+          <w:rStyle w:val="NormalTok"/>
+        </w:rPr>
+        <w:t xml:space="preserve"> </w:t>
+      </w:r>
+      <w:r>
+        <w:rPr>
+          <w:rStyle w:val="StringTok"/>
+        </w:rPr>
+        <w:t xml:space="preserve">"</w:t>
+      </w:r>
+      <w:r>
+        <w:rPr>
+          <w:rStyle w:val="VariableTok"/>
+        </w:rPr>
+        <w:t xml:space="preserve">$c</w:t>
+      </w:r>
+      <w:r>
+        <w:rPr>
+          <w:rStyle w:val="StringTok"/>
+        </w:rPr>
+        <w:t xml:space="preserve"> CANNOT IMPORT THE APP"</w:t>
+      </w:r>
+      <w:r>
+        <w:br/>
+      </w:r>
+      <w:r>
+        <w:rPr>
+          <w:rStyle w:val="ControlFlowTok"/>
+        </w:rPr>
+        <w:t xml:space="preserve">done</w:t>
       </w:r>
     </w:p>
     <w:p>
@@ -1302,23 +1833,62 @@
         <w:pStyle w:val="Compact"/>
       </w:pPr>
       <w:r>
-        <w:t xml:space="preserve">Is the</w:t>
-      </w:r>
-      <w:r>
-        <w:t xml:space="preserve"> </w:t>
-      </w:r>
-      <w:r>
-        <w:rPr>
-          <w:bCs/>
-          <w:b/>
-        </w:rPr>
-        <w:t xml:space="preserve">scheduler</w:t>
-      </w:r>
-      <w:r>
-        <w:t xml:space="preserve"> </w:t>
-      </w:r>
-      <w:r>
-        <w:t xml:space="preserve">running? This is the one that fails quietly — the daily summary, the overnight checks, the morning note and every notification stop, and the first symptom is a director noticing the 08:30 email hasn’t arrived for a week.</w:t>
+        <w:rPr>
+          <w:bCs/>
+          <w:b/>
+        </w:rPr>
+        <w:t xml:space="preserve">Has each MSCAST job actually run?</w:t>
+      </w:r>
+      <w:r>
+        <w:t xml:space="preserve"> </w:t>
+      </w:r>
+      <w:r>
+        <w:t xml:space="preserve">Check</w:t>
+      </w:r>
+      <w:r>
+        <w:t xml:space="preserve"> </w:t>
+      </w:r>
+      <w:r>
+        <w:rPr>
+          <w:rStyle w:val="VerbatimChar"/>
+        </w:rPr>
+        <w:t xml:space="preserve">last_execution</w:t>
+      </w:r>
+      <w:r>
+        <w:t xml:space="preserve"> </w:t>
+      </w:r>
+      <w:r>
+        <w:t xml:space="preserve">on every Scheduled Job Type, not just that the scheduler process is alive. This is</w:t>
+      </w:r>
+      <w:r>
+        <w:t xml:space="preserve"> </w:t>
+      </w:r>
+      <w:r>
+        <w:rPr>
+          <w:rStyle w:val="VerbatimChar"/>
+        </w:rPr>
+        <w:t xml:space="preserve">T9f</w:t>
+      </w:r>
+      <w:r>
+        <w:t xml:space="preserve"> </w:t>
+      </w:r>
+      <w:r>
+        <w:t xml:space="preserve">in the build checks, and it exists because four jobs sat at</w:t>
+      </w:r>
+      <w:r>
+        <w:t xml:space="preserve"> </w:t>
+      </w:r>
+      <w:r>
+        <w:rPr>
+          <w:rStyle w:val="VerbatimChar"/>
+        </w:rPr>
+        <w:t xml:space="preserve">last_execution = NULL</w:t>
+      </w:r>
+      <w:r>
+        <w:t xml:space="preserve"> </w:t>
+      </w:r>
+      <w:r>
+        <w:t xml:space="preserve">for the life of the POC while everything around them looked healthy. A job that is enabled, correctly scheduled and has never executed is the failure mode to watch for.</w:t>
       </w:r>
     </w:p>
     <w:p>
@@ -1330,17 +1900,23 @@
         <w:pStyle w:val="Compact"/>
       </w:pPr>
       <w:r>
-        <w:rPr>
-          <w:bCs/>
-          <w:b/>
-        </w:rPr>
-        <w:t xml:space="preserve">Did the morning note actually go out?</w:t>
-      </w:r>
-      <w:r>
-        <w:t xml:space="preserve"> </w:t>
-      </w:r>
-      <w:r>
-        <w:t xml:space="preserve">Check the Email Queue, not just that the job ran. A job that succeeds and reaches nobody is the worst kind of green light.</w:t>
+        <w:t xml:space="preserve">Is the</w:t>
+      </w:r>
+      <w:r>
+        <w:t xml:space="preserve"> </w:t>
+      </w:r>
+      <w:r>
+        <w:rPr>
+          <w:bCs/>
+          <w:b/>
+        </w:rPr>
+        <w:t xml:space="preserve">scheduler</w:t>
+      </w:r>
+      <w:r>
+        <w:t xml:space="preserve"> </w:t>
+      </w:r>
+      <w:r>
+        <w:t xml:space="preserve">running? This is the one that fails quietly — the daily summary, the overnight checks, the morning note and every notification stop, and the first symptom is a director noticing the 08:30 email hasn’t arrived for a week.</w:t>
       </w:r>
     </w:p>
     <w:p>
@@ -1356,48 +1932,13 @@
           <w:bCs/>
           <w:b/>
         </w:rPr>
-        <w:t xml:space="preserve">Is there an Error Log entry titled</w:t>
-      </w:r>
-      <w:r>
-        <w:rPr>
-          <w:bCs/>
-          <w:b/>
-        </w:rPr>
-        <w:t xml:space="preserve"> </w:t>
-      </w:r>
-      <w:r>
-        <w:rPr>
-          <w:bCs/>
-          <w:b/>
-        </w:rPr>
-        <w:t xml:space="preserve">“</w:t>
-      </w:r>
-      <w:r>
-        <w:rPr>
-          <w:bCs/>
-          <w:b/>
-        </w:rPr>
-        <w:t xml:space="preserve">approval authority repaired after deploy</w:t>
-      </w:r>
-      <w:r>
-        <w:rPr>
-          <w:bCs/>
-          <w:b/>
-        </w:rPr>
-        <w:t xml:space="preserve">”</w:t>
-      </w:r>
-      <w:r>
-        <w:rPr>
-          <w:bCs/>
-          <w:b/>
-        </w:rPr>
-        <w:t xml:space="preserve">?</w:t>
-      </w:r>
-      <w:r>
-        <w:t xml:space="preserve"> </w:t>
-      </w:r>
-      <w:r>
-        <w:t xml:space="preserve">If one appears, a deploy changed who may approve something. Section 5a.</w:t>
+        <w:t xml:space="preserve">Did the morning note actually go out?</w:t>
+      </w:r>
+      <w:r>
+        <w:t xml:space="preserve"> </w:t>
+      </w:r>
+      <w:r>
+        <w:t xml:space="preserve">Check the Email Queue, not just that the job ran. A job that succeeds and reaches nobody is the worst kind of green light.</w:t>
       </w:r>
     </w:p>
     <w:p>
@@ -1409,7 +1950,52 @@
         <w:pStyle w:val="Compact"/>
       </w:pPr>
       <w:r>
-        <w:t xml:space="preserve">Disk above 80%.</w:t>
+        <w:rPr>
+          <w:bCs/>
+          <w:b/>
+        </w:rPr>
+        <w:t xml:space="preserve">Is there an Error Log entry titled</w:t>
+      </w:r>
+      <w:r>
+        <w:rPr>
+          <w:bCs/>
+          <w:b/>
+        </w:rPr>
+        <w:t xml:space="preserve"> </w:t>
+      </w:r>
+      <w:r>
+        <w:rPr>
+          <w:bCs/>
+          <w:b/>
+        </w:rPr>
+        <w:t xml:space="preserve">“</w:t>
+      </w:r>
+      <w:r>
+        <w:rPr>
+          <w:bCs/>
+          <w:b/>
+        </w:rPr>
+        <w:t xml:space="preserve">approval authority repaired after deploy</w:t>
+      </w:r>
+      <w:r>
+        <w:rPr>
+          <w:bCs/>
+          <w:b/>
+        </w:rPr>
+        <w:t xml:space="preserve">”</w:t>
+      </w:r>
+      <w:r>
+        <w:rPr>
+          <w:bCs/>
+          <w:b/>
+        </w:rPr>
+        <w:t xml:space="preserve">?</w:t>
+      </w:r>
+      <w:r>
+        <w:t xml:space="preserve"> </w:t>
+      </w:r>
+      <w:r>
+        <w:t xml:space="preserve">If one appears, a deploy changed who may approve something. Section 5a.</w:t>
       </w:r>
     </w:p>
     <w:p>
@@ -1421,7 +2007,7 @@
         <w:pStyle w:val="Compact"/>
       </w:pPr>
       <w:r>
-        <w:t xml:space="preserve">Did last night’s backup complete, and did it leave the server?</w:t>
+        <w:t xml:space="preserve">Disk above 80%.</w:t>
       </w:r>
     </w:p>
     <w:p>
@@ -1433,6 +2019,18 @@
         <w:pStyle w:val="Compact"/>
       </w:pPr>
       <w:r>
+        <w:t xml:space="preserve">Did last night’s backup complete, and did it leave the server?</w:t>
+      </w:r>
+    </w:p>
+    <w:p>
+      <w:pPr>
+        <w:numPr>
+          <w:ilvl w:val="0"/>
+          <w:numId w:val="1005"/>
+        </w:numPr>
+        <w:pStyle w:val="Compact"/>
+      </w:pPr>
+      <w:r>
         <w:t xml:space="preserve">Certificate expiry inside 21 days.</w:t>
       </w:r>
     </w:p>
@@ -1921,7 +2519,7 @@
           <w:bCs/>
           <w:b/>
         </w:rPr>
-        <w:t xml:space="preserve">27 checks, 0 failures</w:t>
+        <w:t xml:space="preserve">28 checks, 0 failures</w:t>
       </w:r>
       <w:r>
         <w:t xml:space="preserve">, two expected warnings. They exist precisely for this.</w:t>

--- a/ERP Plan/MSCAST ERP - Production Cutover Runbook.docx
+++ b/ERP Plan/MSCAST ERP - Production Cutover Runbook.docx
@@ -1190,7 +1190,7 @@
           <w:bCs/>
           <w:b/>
         </w:rPr>
-        <w:t xml:space="preserve">28 checks, 0 failures</w:t>
+        <w:t xml:space="preserve">31 checks, 0 failures</w:t>
       </w:r>
       <w:r>
         <w:t xml:space="preserve">. Two warnings are expected and documented (see the SOPs, Part C, and Q20/Q21 in the traceability matrix). Anything else is a stop.</w:t>
@@ -2519,7 +2519,7 @@
           <w:bCs/>
           <w:b/>
         </w:rPr>
-        <w:t xml:space="preserve">28 checks, 0 failures</w:t>
+        <w:t xml:space="preserve">31 checks, 0 failures</w:t>
       </w:r>
       <w:r>
         <w:t xml:space="preserve">, two expected warnings. They exist precisely for this.</w:t>

--- a/ERP Plan/MSCAST ERP - Production Cutover Runbook.docx
+++ b/ERP Plan/MSCAST ERP - Production Cutover Runbook.docx
@@ -122,7 +122,7 @@
         <w:t xml:space="preserve"> </w:t>
       </w:r>
       <w:r>
-        <w:t xml:space="preserve">2.2 ·</w:t>
+        <w:t xml:space="preserve">2.3 ·</w:t>
       </w:r>
       <w:r>
         <w:t xml:space="preserve"> </w:t>
@@ -138,7 +138,7 @@
         <w:t xml:space="preserve"> </w:t>
       </w:r>
       <w:r>
-        <w:t xml:space="preserve">20 September 2026</w:t>
+        <w:t xml:space="preserve">21 September 2026</w:t>
       </w:r>
     </w:p>
     <w:p>
@@ -213,6 +213,91 @@
       </w:r>
       <w:r>
         <w:t xml:space="preserve">An install during the build silently reverted the approval rules and nothing noticed. Section 2 now deploys from a tagged release, section 5a is new and covers what a deploy actually does to configuration, and the monitoring and upgrade sections check that the controls survived. This is the most important change in the document.</w:t>
+      </w:r>
+    </w:p>
+    <w:p>
+      <w:pPr>
+        <w:pStyle w:val="BlockText"/>
+      </w:pPr>
+      <w:r>
+        <w:rPr>
+          <w:bCs/>
+          <w:b/>
+        </w:rPr>
+        <w:t xml:space="preserve">What changed in version 2.3.</w:t>
+      </w:r>
+      <w:r>
+        <w:t xml:space="preserve"> </w:t>
+      </w:r>
+      <w:r>
+        <w:t xml:space="preserve">Every step below was run for real on 21 September against a copy of the system, and four of them were wrong or missing.</w:t>
+      </w:r>
+      <w:r>
+        <w:t xml:space="preserve"> </w:t>
+      </w:r>
+      <w:r>
+        <w:rPr>
+          <w:bCs/>
+          <w:b/>
+        </w:rPr>
+        <w:t xml:space="preserve">The encryption key is part of the backup</w:t>
+      </w:r>
+      <w:r>
+        <w:t xml:space="preserve">: a restore without it left the mail password unreadable and mail silently stopped.</w:t>
+      </w:r>
+      <w:r>
+        <w:t xml:space="preserve"> </w:t>
+      </w:r>
+      <w:r>
+        <w:rPr>
+          <w:bCs/>
+          <w:b/>
+        </w:rPr>
+        <w:t xml:space="preserve">A new site starts with its scheduler off</w:t>
+      </w:r>
+      <w:r>
+        <w:t xml:space="preserve">, so no scheduled job would ever have run.</w:t>
+      </w:r>
+      <w:r>
+        <w:t xml:space="preserve"> </w:t>
+      </w:r>
+      <w:r>
+        <w:rPr>
+          <w:bCs/>
+          <w:b/>
+        </w:rPr>
+        <w:t xml:space="preserve">A restored staging copy sends real email</w:t>
+      </w:r>
+      <w:r>
+        <w:t xml:space="preserve"> </w:t>
+      </w:r>
+      <w:r>
+        <w:t xml:space="preserve">unless it is muted. And</w:t>
+      </w:r>
+      <w:r>
+        <w:t xml:space="preserve"> </w:t>
+      </w:r>
+      <w:r>
+        <w:rPr>
+          <w:bCs/>
+          <w:b/>
+        </w:rPr>
+        <w:t xml:space="preserve">installing the app did not install the permission matrix</w:t>
+      </w:r>
+      <w:r>
+        <w:t xml:space="preserve"> </w:t>
+      </w:r>
+      <w:r>
+        <w:t xml:space="preserve">- roles, the auditor’s read-only access and the kick-off checklist lived in a setup script that a real install never runs; they now ship in the app. The install is scripted and self-checking (</w:t>
+      </w:r>
+      <w:r>
+        <w:rPr>
+          <w:rStyle w:val="VerbatimChar"/>
+        </w:rPr>
+        <w:t xml:space="preserve">new-mscast-site.sh</w:t>
+      </w:r>
+      <w:r>
+        <w:t xml:space="preserve">), and the build checks are now 36.</w:t>
       </w:r>
     </w:p>
     <w:p>
@@ -1038,6 +1123,66 @@
         <w:rPr>
           <w:rStyle w:val="NormalTok"/>
         </w:rPr>
+        <w:t xml:space="preserve"> erp.mscast.co.in set-config server_script_enabled true</w:t>
+      </w:r>
+      <w:r>
+        <w:br/>
+      </w:r>
+      <w:r>
+        <w:rPr>
+          <w:rStyle w:val="ExtensionTok"/>
+        </w:rPr>
+        <w:t xml:space="preserve">bench</w:t>
+      </w:r>
+      <w:r>
+        <w:rPr>
+          <w:rStyle w:val="NormalTok"/>
+        </w:rPr>
+        <w:t xml:space="preserve"> </w:t>
+      </w:r>
+      <w:r>
+        <w:rPr>
+          <w:rStyle w:val="AttributeTok"/>
+        </w:rPr>
+        <w:t xml:space="preserve">--site</w:t>
+      </w:r>
+      <w:r>
+        <w:rPr>
+          <w:rStyle w:val="NormalTok"/>
+        </w:rPr>
+        <w:t xml:space="preserve"> erp.mscast.co.in enable-scheduler     </w:t>
+      </w:r>
+      <w:r>
+        <w:rPr>
+          <w:rStyle w:val="CommentTok"/>
+        </w:rPr>
+        <w:t xml:space="preserve"># new sites start with it OFF</w:t>
+      </w:r>
+      <w:r>
+        <w:br/>
+      </w:r>
+      <w:r>
+        <w:rPr>
+          <w:rStyle w:val="ExtensionTok"/>
+        </w:rPr>
+        <w:t xml:space="preserve">bench</w:t>
+      </w:r>
+      <w:r>
+        <w:rPr>
+          <w:rStyle w:val="NormalTok"/>
+        </w:rPr>
+        <w:t xml:space="preserve"> </w:t>
+      </w:r>
+      <w:r>
+        <w:rPr>
+          <w:rStyle w:val="AttributeTok"/>
+        </w:rPr>
+        <w:t xml:space="preserve">--site</w:t>
+      </w:r>
+      <w:r>
+        <w:rPr>
+          <w:rStyle w:val="NormalTok"/>
+        </w:rPr>
         <w:t xml:space="preserve"> erp.mscast.co.in migrate</w:t>
       </w:r>
     </w:p>
@@ -1050,6 +1195,160 @@
           <w:bCs/>
           <w:b/>
         </w:rPr>
+        <w:t xml:space="preserve">Never set</w:t>
+      </w:r>
+      <w:r>
+        <w:rPr>
+          <w:bCs/>
+          <w:b/>
+        </w:rPr>
+        <w:t xml:space="preserve"> </w:t>
+      </w:r>
+      <w:r>
+        <w:rPr>
+          <w:rStyle w:val="VerbatimChar"/>
+          <w:bCs/>
+          <w:b/>
+        </w:rPr>
+        <w:t xml:space="preserve">mscast_demo</w:t>
+      </w:r>
+      <w:r>
+        <w:rPr>
+          <w:bCs/>
+          <w:b/>
+        </w:rPr>
+        <w:t xml:space="preserve"> </w:t>
+      </w:r>
+      <w:r>
+        <w:rPr>
+          <w:bCs/>
+          <w:b/>
+        </w:rPr>
+        <w:t xml:space="preserve">on a production site.</w:t>
+      </w:r>
+      <w:r>
+        <w:t xml:space="preserve"> </w:t>
+      </w:r>
+      <w:r>
+        <w:t xml:space="preserve">It is the switch that stamps DEMONSTRATION on every print; on any other site the app actively removes the mark, and check</w:t>
+      </w:r>
+      <w:r>
+        <w:t xml:space="preserve"> </w:t>
+      </w:r>
+      <w:r>
+        <w:rPr>
+          <w:rStyle w:val="VerbatimChar"/>
+        </w:rPr>
+        <w:t xml:space="preserve">T4b</w:t>
+      </w:r>
+      <w:r>
+        <w:t xml:space="preserve"> </w:t>
+      </w:r>
+      <w:r>
+        <w:t xml:space="preserve">fails if a production print carries it.</w:t>
+      </w:r>
+    </w:p>
+    <w:p>
+      <w:pPr>
+        <w:pStyle w:val="BodyText"/>
+      </w:pPr>
+      <w:r>
+        <w:t xml:space="preserve">The order of the four</w:t>
+      </w:r>
+      <w:r>
+        <w:t xml:space="preserve"> </w:t>
+      </w:r>
+      <w:r>
+        <w:rPr>
+          <w:rStyle w:val="VerbatimChar"/>
+        </w:rPr>
+        <w:t xml:space="preserve">install-app</w:t>
+      </w:r>
+      <w:r>
+        <w:t xml:space="preserve"> </w:t>
+      </w:r>
+      <w:r>
+        <w:t xml:space="preserve">steps is a dependency order, not a preference:</w:t>
+      </w:r>
+      <w:r>
+        <w:t xml:space="preserve"> </w:t>
+      </w:r>
+      <w:r>
+        <w:rPr>
+          <w:rStyle w:val="VerbatimChar"/>
+        </w:rPr>
+        <w:t xml:space="preserve">india_payroll</w:t>
+      </w:r>
+      <w:r>
+        <w:t xml:space="preserve"> </w:t>
+      </w:r>
+      <w:r>
+        <w:t xml:space="preserve">extends</w:t>
+      </w:r>
+      <w:r>
+        <w:t xml:space="preserve"> </w:t>
+      </w:r>
+      <w:r>
+        <w:rPr>
+          <w:rStyle w:val="VerbatimChar"/>
+        </w:rPr>
+        <w:t xml:space="preserve">hrms</w:t>
+      </w:r>
+      <w:r>
+        <w:t xml:space="preserve">, and</w:t>
+      </w:r>
+      <w:r>
+        <w:t xml:space="preserve"> </w:t>
+      </w:r>
+      <w:r>
+        <w:rPr>
+          <w:rStyle w:val="VerbatimChar"/>
+        </w:rPr>
+        <w:t xml:space="preserve">mscast_erp</w:t>
+      </w:r>
+      <w:r>
+        <w:t xml:space="preserve"> </w:t>
+      </w:r>
+      <w:r>
+        <w:t xml:space="preserve">carries</w:t>
+      </w:r>
+      <w:r>
+        <w:t xml:space="preserve"> </w:t>
+      </w:r>
+      <w:r>
+        <w:rPr>
+          <w:rStyle w:val="VerbatimChar"/>
+        </w:rPr>
+        <w:t xml:space="preserve">india_compliance</w:t>
+      </w:r>
+      <w:r>
+        <w:t xml:space="preserve">’s custom fields.</w:t>
+      </w:r>
+      <w:r>
+        <w:t xml:space="preserve"> </w:t>
+      </w:r>
+      <w:r>
+        <w:rPr>
+          <w:rStyle w:val="VerbatimChar"/>
+        </w:rPr>
+        <w:t xml:space="preserve">erpnext-poc/scripts/new-mscast-site.sh</w:t>
+      </w:r>
+      <w:r>
+        <w:t xml:space="preserve"> </w:t>
+      </w:r>
+      <w:r>
+        <w:t xml:space="preserve">does all of this and then runs the build checks that measure the system itself; it refuses to report success unless all thirteen pass. Tested 21 September on an empty site.</w:t>
+      </w:r>
+    </w:p>
+    <w:p>
+      <w:pPr>
+        <w:pStyle w:val="BodyText"/>
+      </w:pPr>
+      <w:r>
+        <w:rPr>
+          <w:bCs/>
+          <w:b/>
+        </w:rPr>
         <w:t xml:space="preserve">Read the output of the last two commands.</w:t>
       </w:r>
       <w:r>
@@ -1067,7 +1366,7 @@
         <w:rPr>
           <w:rStyle w:val="VerbatimChar"/>
         </w:rPr>
-        <w:t xml:space="preserve">mscast_erp: 25 document definitions synced</w:t>
+        <w:t xml:space="preserve">mscast_erp: 26 document definitions synced</w:t>
       </w:r>
       <w:r>
         <w:br/>
@@ -1085,7 +1384,37 @@
         <w:rPr>
           <w:rStyle w:val="VerbatimChar"/>
         </w:rPr>
+        <w:t xml:space="preserve">mscast_erp: permission matrix verified, no change</w:t>
+      </w:r>
+      <w:r>
+        <w:br/>
+      </w:r>
+      <w:r>
+        <w:rPr>
+          <w:rStyle w:val="VerbatimChar"/>
+        </w:rPr>
+        <w:t xml:space="preserve">mscast_erp: workflow guards verified</w:t>
+      </w:r>
+      <w:r>
+        <w:br/>
+      </w:r>
+      <w:r>
+        <w:rPr>
+          <w:rStyle w:val="VerbatimChar"/>
+        </w:rPr>
         <w:t xml:space="preserve">mscast_erp: approval authority verified, 6 transitions correct</w:t>
+      </w:r>
+      <w:r>
+        <w:br/>
+      </w:r>
+      <w:r>
+        <w:br/>
+      </w:r>
+      <w:r>
+        <w:rPr>
+          <w:rStyle w:val="VerbatimChar"/>
+        </w:rPr>
+        <w:t xml:space="preserve">Any line that says **REPAIRED** or **applied** on a second run means the package and the live configuration disagree - reconcile before the next deploy.</w:t>
       </w:r>
     </w:p>
     <w:p>
@@ -1190,7 +1519,7 @@
           <w:bCs/>
           <w:b/>
         </w:rPr>
-        <w:t xml:space="preserve">31 checks, 0 failures</w:t>
+        <w:t xml:space="preserve">36 checks, 0 failures</w:t>
       </w:r>
       <w:r>
         <w:t xml:space="preserve">. Two warnings are expected and documented (see the SOPs, Part C, and Q20/Q21 in the traceability matrix). Anything else is a stop.</w:t>
@@ -1759,13 +2088,99 @@
           <w:bCs/>
           <w:b/>
         </w:rPr>
-        <w:t xml:space="preserve">Restore tested</w:t>
-      </w:r>
-      <w:r>
-        <w:t xml:space="preserve"> </w:t>
-      </w:r>
-      <w:r>
-        <w:t xml:space="preserve">before go-live, and then annually. Write down the actual time it took to get a working system from a backup — that number is what MSCAST is really buying. An untested backup is a belief, not a control.</w:t>
+        <w:t xml:space="preserve">The site’s</w:t>
+      </w:r>
+      <w:r>
+        <w:rPr>
+          <w:bCs/>
+          <w:b/>
+        </w:rPr>
+        <w:t xml:space="preserve"> </w:t>
+      </w:r>
+      <w:r>
+        <w:rPr>
+          <w:rStyle w:val="VerbatimChar"/>
+          <w:bCs/>
+          <w:b/>
+        </w:rPr>
+        <w:t xml:space="preserve">encryption_key</w:t>
+      </w:r>
+      <w:r>
+        <w:rPr>
+          <w:bCs/>
+          <w:b/>
+        </w:rPr>
+        <w:t xml:space="preserve"> </w:t>
+      </w:r>
+      <w:r>
+        <w:rPr>
+          <w:bCs/>
+          <w:b/>
+        </w:rPr>
+        <w:t xml:space="preserve">travels with every backup, and is protected like a password.</w:t>
+      </w:r>
+      <w:r>
+        <w:t xml:space="preserve"> </w:t>
+      </w:r>
+      <w:r>
+        <w:t xml:space="preserve">It lives in</w:t>
+      </w:r>
+      <w:r>
+        <w:t xml:space="preserve"> </w:t>
+      </w:r>
+      <w:r>
+        <w:rPr>
+          <w:rStyle w:val="VerbatimChar"/>
+        </w:rPr>
+        <w:t xml:space="preserve">site_config.json</w:t>
+      </w:r>
+      <w:r>
+        <w:t xml:space="preserve">, outside the database. Frappe encrypts every stored secret with it - mail passwords, API keys.</w:t>
+      </w:r>
+      <w:r>
+        <w:t xml:space="preserve"> </w:t>
+      </w:r>
+      <w:r>
+        <w:rPr>
+          <w:rStyle w:val="VerbatimChar"/>
+        </w:rPr>
+        <w:t xml:space="preserve">bench restore</w:t>
+      </w:r>
+      <w:r>
+        <w:t xml:space="preserve"> </w:t>
+      </w:r>
+      <w:r>
+        <w:t xml:space="preserve">brings back the database and keeps whatever key the target site has, so a restore without the original key produces a system whose mail silently stops. This happened in testing on 21 September.</w:t>
+      </w:r>
+      <w:r>
+        <w:t xml:space="preserve"> </w:t>
+      </w:r>
+      <w:r>
+        <w:rPr>
+          <w:rStyle w:val="VerbatimChar"/>
+        </w:rPr>
+        <w:t xml:space="preserve">restore-key.sh</w:t>
+      </w:r>
+      <w:r>
+        <w:t xml:space="preserve"> </w:t>
+      </w:r>
+      <w:r>
+        <w:t xml:space="preserve">puts the key back; build check</w:t>
+      </w:r>
+      <w:r>
+        <w:t xml:space="preserve"> </w:t>
+      </w:r>
+      <w:r>
+        <w:rPr>
+          <w:rStyle w:val="VerbatimChar"/>
+        </w:rPr>
+        <w:t xml:space="preserve">T9g</w:t>
+      </w:r>
+      <w:r>
+        <w:t xml:space="preserve"> </w:t>
+      </w:r>
+      <w:r>
+        <w:t xml:space="preserve">fails if any stored secret cannot be decrypted.</w:t>
       </w:r>
     </w:p>
     <w:p>
@@ -1781,6 +2196,50 @@
           <w:bCs/>
           <w:b/>
         </w:rPr>
+        <w:t xml:space="preserve">A backup that the site cannot itself read is not a backup.</w:t>
+      </w:r>
+      <w:r>
+        <w:t xml:space="preserve"> </w:t>
+      </w:r>
+      <w:r>
+        <w:t xml:space="preserve">The nightly job refuses to bless a set if the site cannot decrypt its own secrets - an archive can be intact and still wrong.</w:t>
+      </w:r>
+    </w:p>
+    <w:p>
+      <w:pPr>
+        <w:numPr>
+          <w:ilvl w:val="0"/>
+          <w:numId w:val="1004"/>
+        </w:numPr>
+        <w:pStyle w:val="Compact"/>
+      </w:pPr>
+      <w:r>
+        <w:rPr>
+          <w:bCs/>
+          <w:b/>
+        </w:rPr>
+        <w:t xml:space="preserve">Restore tested</w:t>
+      </w:r>
+      <w:r>
+        <w:t xml:space="preserve"> </w:t>
+      </w:r>
+      <w:r>
+        <w:t xml:space="preserve">before go-live, and then annually. Write down the actual time it took to get a working system from a backup — that number is what MSCAST is really buying. An untested backup is a belief, not a control.</w:t>
+      </w:r>
+    </w:p>
+    <w:p>
+      <w:pPr>
+        <w:numPr>
+          <w:ilvl w:val="0"/>
+          <w:numId w:val="1004"/>
+        </w:numPr>
+        <w:pStyle w:val="Compact"/>
+      </w:pPr>
+      <w:r>
+        <w:rPr>
+          <w:bCs/>
+          <w:b/>
+        </w:rPr>
         <w:t xml:space="preserve">Before every install or upgrade</w:t>
       </w:r>
       <w:r>
@@ -2476,7 +2935,23 @@
         <w:pStyle w:val="Compact"/>
       </w:pPr>
       <w:r>
-        <w:t xml:space="preserve">Restore last night’s production backup onto a staging site.</w:t>
+        <w:t xml:space="preserve">Restore last night’s production backup onto a staging site -</w:t>
+      </w:r>
+      <w:r>
+        <w:t xml:space="preserve"> </w:t>
+      </w:r>
+      <w:r>
+        <w:rPr>
+          <w:bCs/>
+          <w:b/>
+        </w:rPr>
+        <w:t xml:space="preserve">with its encryption key, and with email muted and the scheduler off.</w:t>
+      </w:r>
+      <w:r>
+        <w:t xml:space="preserve"> </w:t>
+      </w:r>
+      <w:r>
+        <w:t xml:space="preserve">A restored copy carries the live mail account and an enabled scheduler, and left alone it sends the morning report to real people.</w:t>
       </w:r>
     </w:p>
     <w:p>
@@ -2519,10 +2994,25 @@
           <w:bCs/>
           <w:b/>
         </w:rPr>
-        <w:t xml:space="preserve">31 checks, 0 failures</w:t>
+        <w:t xml:space="preserve">36 checks, 0 failures</w:t>
       </w:r>
       <w:r>
         <w:t xml:space="preserve">, two expected warnings. They exist precisely for this.</w:t>
+      </w:r>
+      <w:r>
+        <w:t xml:space="preserve"> </w:t>
+      </w:r>
+      <w:r>
+        <w:rPr>
+          <w:rStyle w:val="VerbatimChar"/>
+        </w:rPr>
+        <w:t xml:space="preserve">upgrade-test.sh</w:t>
+      </w:r>
+      <w:r>
+        <w:t xml:space="preserve"> </w:t>
+      </w:r>
+      <w:r>
+        <w:t xml:space="preserve">does steps 1-3 on a fully separate stack and tears it down afterwards.</w:t>
       </w:r>
     </w:p>
     <w:p>
@@ -2564,6 +3054,63 @@
     <w:p>
       <w:pPr>
         <w:pStyle w:val="FirstParagraph"/>
+      </w:pPr>
+      <w:r>
+        <w:rPr>
+          <w:bCs/>
+          <w:b/>
+        </w:rPr>
+        <w:t xml:space="preserve">What an upgrade overwrites, and why that is now safe.</w:t>
+      </w:r>
+      <w:r>
+        <w:t xml:space="preserve"> </w:t>
+      </w:r>
+      <w:r>
+        <w:rPr>
+          <w:rStyle w:val="VerbatimChar"/>
+        </w:rPr>
+        <w:t xml:space="preserve">bench migrate</w:t>
+      </w:r>
+      <w:r>
+        <w:t xml:space="preserve"> </w:t>
+      </w:r>
+      <w:r>
+        <w:t xml:space="preserve">re-imports every fixture and overwrites the live rows. Until 21 September the app’s fixtures included 663 custom fields, 344 property setters and 7 email templates that belong to India Compliance, ERPNext and HRMS, and because</w:t>
+      </w:r>
+      <w:r>
+        <w:t xml:space="preserve"> </w:t>
+      </w:r>
+      <w:r>
+        <w:rPr>
+          <w:rStyle w:val="VerbatimChar"/>
+        </w:rPr>
+        <w:t xml:space="preserve">mscast_erp</w:t>
+      </w:r>
+      <w:r>
+        <w:t xml:space="preserve"> </w:t>
+      </w:r>
+      <w:r>
+        <w:t xml:space="preserve">migrates last, our frozen copies would have reverted their updates - including GST changes India Compliance ships on statutory deadlines. One had already gone stale. The fixtures now carry only MSCAST’s own records, measured against a site built without the app, and check</w:t>
+      </w:r>
+      <w:r>
+        <w:t xml:space="preserve"> </w:t>
+      </w:r>
+      <w:r>
+        <w:rPr>
+          <w:rStyle w:val="VerbatimChar"/>
+        </w:rPr>
+        <w:t xml:space="preserve">T6m</w:t>
+      </w:r>
+      <w:r>
+        <w:t xml:space="preserve"> </w:t>
+      </w:r>
+      <w:r>
+        <w:t xml:space="preserve">fails if a foreign record creeps back in or an MSCAST one is left out.</w:t>
+      </w:r>
+    </w:p>
+    <w:p>
+      <w:pPr>
+        <w:pStyle w:val="BodyText"/>
       </w:pPr>
       <w:r>
         <w:t xml:space="preserve">Never upgrade production directly. The harness on a staging site is the difference between finding a broken Schedule III report yourself and hearing about it from the auditor.</w:t>

--- a/ERP Plan/MSCAST ERP - Production Cutover Runbook.docx
+++ b/ERP Plan/MSCAST ERP - Production Cutover Runbook.docx
@@ -297,7 +297,7 @@
         <w:t xml:space="preserve">new-mscast-site.sh</w:t>
       </w:r>
       <w:r>
-        <w:t xml:space="preserve">), and the build checks are now 36.</w:t>
+        <w:t xml:space="preserve">), and the build checks are now 37.</w:t>
       </w:r>
     </w:p>
     <w:p>
@@ -1519,7 +1519,7 @@
           <w:bCs/>
           <w:b/>
         </w:rPr>
-        <w:t xml:space="preserve">36 checks, 0 failures</w:t>
+        <w:t xml:space="preserve">37 checks, 0 failures</w:t>
       </w:r>
       <w:r>
         <w:t xml:space="preserve">. Two warnings are expected and documented (see the SOPs, Part C, and Q20/Q21 in the traceability matrix). Anything else is a stop.</w:t>
@@ -2196,13 +2196,37 @@
           <w:bCs/>
           <w:b/>
         </w:rPr>
-        <w:t xml:space="preserve">A backup that the site cannot itself read is not a backup.</w:t>
-      </w:r>
-      <w:r>
-        <w:t xml:space="preserve"> </w:t>
-      </w:r>
-      <w:r>
-        <w:t xml:space="preserve">The nightly job refuses to bless a set if the site cannot decrypt its own secrets - an archive can be intact and still wrong.</w:t>
+        <w:t xml:space="preserve">A failed backup must reach a person.</w:t>
+      </w:r>
+      <w:r>
+        <w:t xml:space="preserve"> </w:t>
+      </w:r>
+      <w:r>
+        <w:t xml:space="preserve">In the POC the nightly job backs up, runs every build check, and emails a named address if either fails; a watchdog inside the ERP emails the same address if the nightly job has not run for 26 hours. Before this, a failed backup wrote a line to a log nobody read. Set</w:t>
+      </w:r>
+      <w:r>
+        <w:t xml:space="preserve"> </w:t>
+      </w:r>
+      <w:r>
+        <w:rPr>
+          <w:rStyle w:val="VerbatimChar"/>
+        </w:rPr>
+        <w:t xml:space="preserve">mscast_alerts_to</w:t>
+      </w:r>
+      <w:r>
+        <w:t xml:space="preserve"> </w:t>
+      </w:r>
+      <w:r>
+        <w:t xml:space="preserve">in production, and send a test alert (</w:t>
+      </w:r>
+      <w:r>
+        <w:rPr>
+          <w:rStyle w:val="VerbatimChar"/>
+        </w:rPr>
+        <w:t xml:space="preserve">SIMULATE_FAIL=1</w:t>
+      </w:r>
+      <w:r>
+        <w:t xml:space="preserve">) to prove it arrives.</w:t>
       </w:r>
     </w:p>
     <w:p>
@@ -2218,13 +2242,13 @@
           <w:bCs/>
           <w:b/>
         </w:rPr>
-        <w:t xml:space="preserve">Restore tested</w:t>
-      </w:r>
-      <w:r>
-        <w:t xml:space="preserve"> </w:t>
-      </w:r>
-      <w:r>
-        <w:t xml:space="preserve">before go-live, and then annually. Write down the actual time it took to get a working system from a backup — that number is what MSCAST is really buying. An untested backup is a belief, not a control.</w:t>
+        <w:t xml:space="preserve">A backup that the site cannot itself read is not a backup.</w:t>
+      </w:r>
+      <w:r>
+        <w:t xml:space="preserve"> </w:t>
+      </w:r>
+      <w:r>
+        <w:t xml:space="preserve">The nightly job refuses to bless a set if the site cannot decrypt its own secrets - an archive can be intact and still wrong.</w:t>
       </w:r>
     </w:p>
     <w:p>
@@ -2240,6 +2264,28 @@
           <w:bCs/>
           <w:b/>
         </w:rPr>
+        <w:t xml:space="preserve">Restore tested</w:t>
+      </w:r>
+      <w:r>
+        <w:t xml:space="preserve"> </w:t>
+      </w:r>
+      <w:r>
+        <w:t xml:space="preserve">before go-live, and then annually. Write down the actual time it took to get a working system from a backup — that number is what MSCAST is really buying. An untested backup is a belief, not a control.</w:t>
+      </w:r>
+    </w:p>
+    <w:p>
+      <w:pPr>
+        <w:numPr>
+          <w:ilvl w:val="0"/>
+          <w:numId w:val="1004"/>
+        </w:numPr>
+        <w:pStyle w:val="Compact"/>
+      </w:pPr>
+      <w:r>
+        <w:rPr>
+          <w:bCs/>
+          <w:b/>
+        </w:rPr>
         <w:t xml:space="preserve">Before every install or upgrade</w:t>
       </w:r>
       <w:r>
@@ -2994,7 +3040,7 @@
           <w:bCs/>
           <w:b/>
         </w:rPr>
-        <w:t xml:space="preserve">36 checks, 0 failures</w:t>
+        <w:t xml:space="preserve">37 checks, 0 failures</w:t>
       </w:r>
       <w:r>
         <w:t xml:space="preserve">, two expected warnings. They exist precisely for this.</w:t>

--- a/ERP Plan/MSCAST ERP - Production Cutover Runbook.docx
+++ b/ERP Plan/MSCAST ERP - Production Cutover Runbook.docx
@@ -122,7 +122,7 @@
         <w:t xml:space="preserve"> </w:t>
       </w:r>
       <w:r>
-        <w:t xml:space="preserve">2.3 ·</w:t>
+        <w:t xml:space="preserve">2.4 ·</w:t>
       </w:r>
       <w:r>
         <w:t xml:space="preserve"> </w:t>
@@ -1111,12 +1111,45 @@
         <w:rPr>
           <w:rStyle w:val="NormalTok"/>
         </w:rPr>
-        <w:t xml:space="preserve"> </w:t>
+        <w:t xml:space="preserve"> set-config </w:t>
       </w:r>
       <w:r>
         <w:rPr>
           <w:rStyle w:val="AttributeTok"/>
         </w:rPr>
+        <w:t xml:space="preserve">-g</w:t>
+      </w:r>
+      <w:r>
+        <w:rPr>
+          <w:rStyle w:val="NormalTok"/>
+        </w:rPr>
+        <w:t xml:space="preserve"> server_script_enabled true   </w:t>
+      </w:r>
+      <w:r>
+        <w:rPr>
+          <w:rStyle w:val="CommentTok"/>
+        </w:rPr>
+        <w:t xml:space="preserve"># bench-wide: a restore does NOT carry it</w:t>
+      </w:r>
+      <w:r>
+        <w:br/>
+      </w:r>
+      <w:r>
+        <w:rPr>
+          <w:rStyle w:val="ExtensionTok"/>
+        </w:rPr>
+        <w:t xml:space="preserve">bench</w:t>
+      </w:r>
+      <w:r>
+        <w:rPr>
+          <w:rStyle w:val="NormalTok"/>
+        </w:rPr>
+        <w:t xml:space="preserve"> </w:t>
+      </w:r>
+      <w:r>
+        <w:rPr>
+          <w:rStyle w:val="AttributeTok"/>
+        </w:rPr>
         <w:t xml:space="preserve">--site</w:t>
       </w:r>
       <w:r>
@@ -1150,6 +1183,39 @@
         <w:rPr>
           <w:rStyle w:val="NormalTok"/>
         </w:rPr>
+        <w:t xml:space="preserve"> erp.mscast.co.in set-config host_name https://erp.mscast.co.in   </w:t>
+      </w:r>
+      <w:r>
+        <w:rPr>
+          <w:rStyle w:val="CommentTok"/>
+        </w:rPr>
+        <w:t xml:space="preserve"># else emailed links say http://&lt;container&gt;</w:t>
+      </w:r>
+      <w:r>
+        <w:br/>
+      </w:r>
+      <w:r>
+        <w:rPr>
+          <w:rStyle w:val="ExtensionTok"/>
+        </w:rPr>
+        <w:t xml:space="preserve">bench</w:t>
+      </w:r>
+      <w:r>
+        <w:rPr>
+          <w:rStyle w:val="NormalTok"/>
+        </w:rPr>
+        <w:t xml:space="preserve"> </w:t>
+      </w:r>
+      <w:r>
+        <w:rPr>
+          <w:rStyle w:val="AttributeTok"/>
+        </w:rPr>
+        <w:t xml:space="preserve">--site</w:t>
+      </w:r>
+      <w:r>
+        <w:rPr>
+          <w:rStyle w:val="NormalTok"/>
+        </w:rPr>
         <w:t xml:space="preserve"> erp.mscast.co.in enable-scheduler     </w:t>
       </w:r>
       <w:r>
@@ -1337,7 +1403,7 @@
         <w:t xml:space="preserve"> </w:t>
       </w:r>
       <w:r>
-        <w:t xml:space="preserve">does all of this and then runs the build checks that measure the system itself; it refuses to report success unless all thirteen pass. Tested 21 September on an empty site.</w:t>
+        <w:t xml:space="preserve">does all of this and then runs the build checks that measure the system itself; it refuses to report success unless all nineteen pass. Tested 21 September on an empty site.</w:t>
       </w:r>
     </w:p>
     <w:p>
@@ -1345,149 +1411,23 @@
         <w:pStyle w:val="BodyText"/>
       </w:pPr>
       <w:r>
-        <w:rPr>
-          <w:bCs/>
-          <w:b/>
-        </w:rPr>
-        <w:t xml:space="preserve">Read the output of the last two commands.</w:t>
-      </w:r>
-      <w:r>
-        <w:t xml:space="preserve"> </w:t>
-      </w:r>
-      <w:r>
-        <w:t xml:space="preserve">They should end with:</w:t>
-      </w:r>
-    </w:p>
-    <w:p>
-      <w:pPr>
-        <w:pStyle w:val="SourceCode"/>
-      </w:pPr>
-      <w:r>
-        <w:rPr>
-          <w:rStyle w:val="VerbatimChar"/>
-        </w:rPr>
-        <w:t xml:space="preserve">mscast_erp: 26 document definitions synced</w:t>
-      </w:r>
-      <w:r>
-        <w:br/>
-      </w:r>
-      <w:r>
-        <w:rPr>
-          <w:rStyle w:val="VerbatimChar"/>
-        </w:rPr>
-        <w:t xml:space="preserve">mscast_erp: NN configuration records imported, 0 could not be</w:t>
-      </w:r>
-      <w:r>
-        <w:br/>
-      </w:r>
-      <w:r>
-        <w:rPr>
-          <w:rStyle w:val="VerbatimChar"/>
-        </w:rPr>
-        <w:t xml:space="preserve">mscast_erp: permission matrix verified, no change</w:t>
-      </w:r>
-      <w:r>
-        <w:br/>
-      </w:r>
-      <w:r>
-        <w:rPr>
-          <w:rStyle w:val="VerbatimChar"/>
-        </w:rPr>
-        <w:t xml:space="preserve">mscast_erp: workflow guards verified</w:t>
-      </w:r>
-      <w:r>
-        <w:br/>
-      </w:r>
-      <w:r>
-        <w:rPr>
-          <w:rStyle w:val="VerbatimChar"/>
-        </w:rPr>
-        <w:t xml:space="preserve">mscast_erp: approval authority verified, 6 transitions correct</w:t>
-      </w:r>
-      <w:r>
-        <w:br/>
-      </w:r>
-      <w:r>
-        <w:br/>
-      </w:r>
-      <w:r>
-        <w:rPr>
-          <w:rStyle w:val="VerbatimChar"/>
-        </w:rPr>
-        <w:t xml:space="preserve">Any line that says **REPAIRED** or **applied** on a second run means the package and the live configuration disagree - reconcile before the next deploy.</w:t>
-      </w:r>
-    </w:p>
-    <w:p>
-      <w:pPr>
-        <w:pStyle w:val="FirstParagraph"/>
-      </w:pPr>
-      <w:r>
-        <w:t xml:space="preserve">If instead you see a row of exclamation marks and</w:t>
-      </w:r>
-      <w:r>
-        <w:t xml:space="preserve"> </w:t>
-      </w:r>
-      <w:r>
-        <w:rPr>
-          <w:iCs/>
-          <w:i/>
-        </w:rPr>
-        <w:t xml:space="preserve">“</w:t>
-      </w:r>
-      <w:r>
-        <w:rPr>
-          <w:iCs/>
-          <w:i/>
-        </w:rPr>
-        <w:t xml:space="preserve">THE DEPLOY CHANGED WHO MAY APPROVE</w:t>
-      </w:r>
-      <w:r>
-        <w:rPr>
-          <w:iCs/>
-          <w:i/>
-        </w:rPr>
-        <w:t xml:space="preserve">”</w:t>
-      </w:r>
-      <w:r>
-        <w:t xml:space="preserve">, stop and read section 5a before going further. The system will have repaired itself, but something is wrong with what you deployed.</w:t>
-      </w:r>
-    </w:p>
-    <w:p>
-      <w:pPr>
-        <w:pStyle w:val="BodyText"/>
-      </w:pPr>
-      <w:r>
-        <w:t xml:space="preserve">A migrate also prints</w:t>
-      </w:r>
-      <w:r>
-        <w:t xml:space="preserve"> </w:t>
-      </w:r>
-      <w:r>
-        <w:rPr>
-          <w:rStyle w:val="VerbatimChar"/>
-        </w:rPr>
-        <w:t xml:space="preserve">Deleting entity Workspace MSCAST ...</w:t>
-      </w:r>
-      <w:r>
-        <w:t xml:space="preserve"> </w:t>
-      </w:r>
-      <w:r>
-        <w:t xml:space="preserve">partway through and then recreates them in the</w:t>
-      </w:r>
-      <w:r>
-        <w:t xml:space="preserve"> </w:t>
-      </w:r>
-      <w:r>
-        <w:rPr>
-          <w:rStyle w:val="VerbatimChar"/>
-        </w:rPr>
-        <w:t xml:space="preserve">after_migrate</w:t>
-      </w:r>
-      <w:r>
-        <w:t xml:space="preserve"> </w:t>
-      </w:r>
-      <w:r>
-        <w:t xml:space="preserve">step. That is expected and self-healing; it is not a failure.</w:t>
+        <w:t xml:space="preserve">Two settings live</w:t>
+      </w:r>
+      <w:r>
+        <w:t xml:space="preserve"> </w:t>
+      </w:r>
+      <w:r>
+        <w:rPr>
+          <w:bCs/>
+          <w:b/>
+        </w:rPr>
+        <w:t xml:space="preserve">outside the database</w:t>
+      </w:r>
+      <w:r>
+        <w:t xml:space="preserve"> </w:t>
+      </w:r>
+      <w:r>
+        <w:t xml:space="preserve">and are easy to lose, so both have a check:</w:t>
       </w:r>
     </w:p>
     <w:p>
@@ -1496,9 +1436,42 @@
           <w:ilvl w:val="0"/>
           <w:numId w:val="1003"/>
         </w:numPr>
-      </w:pPr>
-      <w:r>
-        <w:t xml:space="preserve">HTTPS: Let’s Encrypt via the reverse proxy, with renewal on a timer and an alert if renewal fails. A certificate that silently expires takes the business offline on a Sunday.</w:t>
+        <w:pStyle w:val="Compact"/>
+      </w:pPr>
+      <w:r>
+        <w:rPr>
+          <w:rStyle w:val="VerbatimChar"/>
+          <w:bCs/>
+          <w:b/>
+        </w:rPr>
+        <w:t xml:space="preserve">server_script_enabled</w:t>
+      </w:r>
+      <w:r>
+        <w:t xml:space="preserve"> </w:t>
+      </w:r>
+      <w:r>
+        <w:t xml:space="preserve">is also a bench-wide setting (</w:t>
+      </w:r>
+      <w:r>
+        <w:rPr>
+          <w:rStyle w:val="VerbatimChar"/>
+        </w:rPr>
+        <w:t xml:space="preserve">common_site_config.json</w:t>
+      </w:r>
+      <w:r>
+        <w:t xml:space="preserve">). Restore a backup onto a new server without it and every MSCAST server script (the home page, the BRM rules, the morning batch) is silently off while everything else works. Found building the DEV copy on 21 September; check</w:t>
+      </w:r>
+      <w:r>
+        <w:t xml:space="preserve"> </w:t>
+      </w:r>
+      <w:r>
+        <w:rPr>
+          <w:rStyle w:val="VerbatimChar"/>
+        </w:rPr>
+        <w:t xml:space="preserve">T1c</w:t>
+      </w:r>
+      <w:r>
+        <w:t xml:space="preserve">.</w:t>
       </w:r>
     </w:p>
     <w:p>
@@ -1507,22 +1480,33 @@
           <w:ilvl w:val="0"/>
           <w:numId w:val="1003"/>
         </w:numPr>
-      </w:pPr>
-      <w:r>
-        <w:t xml:space="preserve">Run the build checks before telling anyone the site exists. Expect</w:t>
-      </w:r>
-      <w:r>
-        <w:t xml:space="preserve"> </w:t>
-      </w:r>
-      <w:r>
-        <w:rPr>
-          <w:bCs/>
-          <w:b/>
-        </w:rPr>
-        <w:t xml:space="preserve">37 checks, 0 failures</w:t>
-      </w:r>
-      <w:r>
-        <w:t xml:space="preserve">. Two warnings are expected and documented (see the SOPs, Part C, and Q20/Q21 in the traceability matrix). Anything else is a stop.</w:t>
+        <w:pStyle w:val="Compact"/>
+      </w:pPr>
+      <w:r>
+        <w:rPr>
+          <w:rStyle w:val="VerbatimChar"/>
+          <w:bCs/>
+          <w:b/>
+        </w:rPr>
+        <w:t xml:space="preserve">host_name</w:t>
+      </w:r>
+      <w:r>
+        <w:t xml:space="preserve"> </w:t>
+      </w:r>
+      <w:r>
+        <w:t xml:space="preserve">makes links in emails point at the public address. Without it they point at the container’s internal name and don’t open for anyone. Check</w:t>
+      </w:r>
+      <w:r>
+        <w:t xml:space="preserve"> </w:t>
+      </w:r>
+      <w:r>
+        <w:rPr>
+          <w:rStyle w:val="VerbatimChar"/>
+        </w:rPr>
+        <w:t xml:space="preserve">T9i</w:t>
+      </w:r>
+      <w:r>
+        <w:t xml:space="preserve">.</w:t>
       </w:r>
     </w:p>
     <w:p>
@@ -1534,101 +1518,107 @@
           <w:bCs/>
           <w:b/>
         </w:rPr>
-        <w:t xml:space="preserve">A note on the image, learned the hard way.</w:t>
-      </w:r>
-      <w:r>
-        <w:t xml:space="preserve"> </w:t>
-      </w:r>
-      <w:r>
-        <w:t xml:space="preserve">In the POC the application was not in the image at all — it had been copied into the running backend container by hand. Because</w:t>
-      </w:r>
-      <w:r>
-        <w:t xml:space="preserve"> </w:t>
-      </w:r>
+        <w:t xml:space="preserve">Read the output of the last two commands.</w:t>
+      </w:r>
+      <w:r>
+        <w:t xml:space="preserve"> </w:t>
+      </w:r>
+      <w:r>
+        <w:t xml:space="preserve">They should end with:</w:t>
+      </w:r>
+    </w:p>
+    <w:p>
+      <w:pPr>
+        <w:pStyle w:val="SourceCode"/>
+      </w:pPr>
       <w:r>
         <w:rPr>
           <w:rStyle w:val="VerbatimChar"/>
         </w:rPr>
-        <w:t xml:space="preserve">apps/</w:t>
-      </w:r>
-      <w:r>
-        <w:t xml:space="preserve"> </w:t>
-      </w:r>
-      <w:r>
-        <w:t xml:space="preserve">comes from the image and only</w:t>
-      </w:r>
-      <w:r>
-        <w:t xml:space="preserve"> </w:t>
+        <w:t xml:space="preserve">mscast_erp: 26 document definitions synced</w:t>
+      </w:r>
+      <w:r>
+        <w:br/>
       </w:r>
       <w:r>
         <w:rPr>
           <w:rStyle w:val="VerbatimChar"/>
         </w:rPr>
-        <w:t xml:space="preserve">sites</w:t>
-      </w:r>
-      <w:r>
-        <w:t xml:space="preserve"> </w:t>
-      </w:r>
-      <w:r>
-        <w:t xml:space="preserve">and</w:t>
-      </w:r>
-      <w:r>
-        <w:t xml:space="preserve"> </w:t>
+        <w:t xml:space="preserve">mscast_erp: NN configuration records imported, 0 could not be</w:t>
+      </w:r>
+      <w:r>
+        <w:br/>
       </w:r>
       <w:r>
         <w:rPr>
           <w:rStyle w:val="VerbatimChar"/>
         </w:rPr>
-        <w:t xml:space="preserve">logs</w:t>
-      </w:r>
-      <w:r>
-        <w:t xml:space="preserve"> </w:t>
-      </w:r>
-      <w:r>
-        <w:t xml:space="preserve">are volumes, that gave the app to exactly one container. The web workers could not import it, so the site returned HTTP 500 on every request while every script and every build check passed, because</w:t>
-      </w:r>
-      <w:r>
-        <w:t xml:space="preserve"> </w:t>
+        <w:t xml:space="preserve">mscast_erp: permission matrix verified, no change</w:t>
+      </w:r>
+      <w:r>
+        <w:br/>
       </w:r>
       <w:r>
         <w:rPr>
           <w:rStyle w:val="VerbatimChar"/>
         </w:rPr>
-        <w:t xml:space="preserve">bench console</w:t>
-      </w:r>
-      <w:r>
-        <w:t xml:space="preserve"> </w:t>
-      </w:r>
-      <w:r>
-        <w:t xml:space="preserve">and</w:t>
-      </w:r>
-      <w:r>
-        <w:t xml:space="preserve"> </w:t>
+        <w:t xml:space="preserve">mscast_erp: workflow guards verified</w:t>
+      </w:r>
+      <w:r>
+        <w:br/>
       </w:r>
       <w:r>
         <w:rPr>
           <w:rStyle w:val="VerbatimChar"/>
         </w:rPr>
-        <w:t xml:space="preserve">bench execute</w:t>
-      </w:r>
-      <w:r>
-        <w:t xml:space="preserve"> </w:t>
-      </w:r>
-      <w:r>
-        <w:t xml:space="preserve">spawn a fresh python each time. Worse, the scheduler and both queue workers could not import it either, so the 06:00 exception sweep, the 08:35 briefing and the monthly archival</w:t>
-      </w:r>
-      <w:r>
-        <w:t xml:space="preserve"> </w:t>
-      </w:r>
-      <w:r>
-        <w:rPr>
-          <w:bCs/>
-          <w:b/>
-        </w:rPr>
-        <w:t xml:space="preserve">had never executed once</w:t>
-      </w:r>
-      <w:r>
-        <w:t xml:space="preserve">. They worked perfectly when run by hand, which is how they were built and demonstrated.</w:t>
+        <w:t xml:space="preserve">mscast_erp: approval authority verified, 6 transitions correct</w:t>
+      </w:r>
+      <w:r>
+        <w:br/>
+      </w:r>
+      <w:r>
+        <w:br/>
+      </w:r>
+      <w:r>
+        <w:rPr>
+          <w:rStyle w:val="VerbatimChar"/>
+        </w:rPr>
+        <w:t xml:space="preserve">Any line that says **REPAIRED** or **applied** on a second run means the package and the live configuration disagree - reconcile before the next deploy.</w:t>
+      </w:r>
+    </w:p>
+    <w:p>
+      <w:pPr>
+        <w:pStyle w:val="FirstParagraph"/>
+      </w:pPr>
+      <w:r>
+        <w:t xml:space="preserve">If instead you see a row of exclamation marks and</w:t>
+      </w:r>
+      <w:r>
+        <w:t xml:space="preserve"> </w:t>
+      </w:r>
+      <w:r>
+        <w:rPr>
+          <w:iCs/>
+          <w:i/>
+        </w:rPr>
+        <w:t xml:space="preserve">“</w:t>
+      </w:r>
+      <w:r>
+        <w:rPr>
+          <w:iCs/>
+          <w:i/>
+        </w:rPr>
+        <w:t xml:space="preserve">THE DEPLOY CHANGED WHO MAY APPROVE</w:t>
+      </w:r>
+      <w:r>
+        <w:rPr>
+          <w:iCs/>
+          <w:i/>
+        </w:rPr>
+        <w:t xml:space="preserve">”</w:t>
+      </w:r>
+      <w:r>
+        <w:t xml:space="preserve">, stop and read section 5a before going further. The system will have repaired itself, but something is wrong with what you deployed.</w:t>
       </w:r>
     </w:p>
     <w:p>
@@ -1636,7 +1626,7 @@
         <w:pStyle w:val="BodyText"/>
       </w:pPr>
       <w:r>
-        <w:t xml:space="preserve">On a server, install the app properly with</w:t>
+        <w:t xml:space="preserve">A migrate also prints</w:t>
       </w:r>
       <w:r>
         <w:t xml:space="preserve"> </w:t>
@@ -1645,340 +1635,28 @@
         <w:rPr>
           <w:rStyle w:val="VerbatimChar"/>
         </w:rPr>
-        <w:t xml:space="preserve">bench get-app</w:t>
-      </w:r>
-      <w:r>
-        <w:t xml:space="preserve"> </w:t>
-      </w:r>
-      <w:r>
-        <w:t xml:space="preserve">as above, or deploy an image that carries it. Then prove it, because</w:t>
-      </w:r>
-      <w:r>
-        <w:t xml:space="preserve"> </w:t>
-      </w:r>
-      <w:r>
-        <w:t xml:space="preserve">“</w:t>
-      </w:r>
-      <w:r>
-        <w:t xml:space="preserve">installed</w:t>
-      </w:r>
-      <w:r>
-        <w:t xml:space="preserve">”</w:t>
-      </w:r>
-      <w:r>
-        <w:t xml:space="preserve"> </w:t>
-      </w:r>
-      <w:r>
-        <w:t xml:space="preserve">and</w:t>
-      </w:r>
-      <w:r>
-        <w:t xml:space="preserve"> </w:t>
-      </w:r>
-      <w:r>
-        <w:t xml:space="preserve">“</w:t>
-      </w:r>
-      <w:r>
-        <w:t xml:space="preserve">runs</w:t>
-      </w:r>
-      <w:r>
-        <w:t xml:space="preserve">”</w:t>
-      </w:r>
-      <w:r>
-        <w:t xml:space="preserve"> </w:t>
-      </w:r>
-      <w:r>
-        <w:t xml:space="preserve">are different claims:</w:t>
-      </w:r>
-    </w:p>
-    <w:p>
-      <w:pPr>
-        <w:pStyle w:val="SourceCode"/>
-      </w:pPr>
-      <w:r>
-        <w:rPr>
-          <w:rStyle w:val="CommentTok"/>
-        </w:rPr>
-        <w:t xml:space="preserve"># every container, not just the one you happen to be in</w:t>
-      </w:r>
-      <w:r>
-        <w:br/>
-      </w:r>
-      <w:r>
-        <w:rPr>
-          <w:rStyle w:val="ControlFlowTok"/>
-        </w:rPr>
-        <w:t xml:space="preserve">for</w:t>
-      </w:r>
-      <w:r>
-        <w:rPr>
-          <w:rStyle w:val="NormalTok"/>
-        </w:rPr>
-        <w:t xml:space="preserve"> c </w:t>
-      </w:r>
-      <w:r>
-        <w:rPr>
-          <w:rStyle w:val="KeywordTok"/>
-        </w:rPr>
-        <w:t xml:space="preserve">in</w:t>
-      </w:r>
-      <w:r>
-        <w:rPr>
-          <w:rStyle w:val="NormalTok"/>
-        </w:rPr>
-        <w:t xml:space="preserve"> backend scheduler queue-short queue-long</w:t>
-      </w:r>
-      <w:r>
-        <w:rPr>
-          <w:rStyle w:val="KeywordTok"/>
-        </w:rPr>
-        <w:t xml:space="preserve">;</w:t>
-      </w:r>
-      <w:r>
-        <w:rPr>
-          <w:rStyle w:val="NormalTok"/>
-        </w:rPr>
-        <w:t xml:space="preserve"> </w:t>
-      </w:r>
-      <w:r>
-        <w:rPr>
-          <w:rStyle w:val="ControlFlowTok"/>
-        </w:rPr>
-        <w:t xml:space="preserve">do</w:t>
-      </w:r>
-      <w:r>
-        <w:br/>
-      </w:r>
-      <w:r>
-        <w:rPr>
-          <w:rStyle w:val="NormalTok"/>
-        </w:rPr>
-        <w:t xml:space="preserve">  </w:t>
-      </w:r>
-      <w:r>
-        <w:rPr>
-          <w:rStyle w:val="ExtensionTok"/>
-        </w:rPr>
-        <w:t xml:space="preserve">docker</w:t>
-      </w:r>
-      <w:r>
-        <w:rPr>
-          <w:rStyle w:val="NormalTok"/>
-        </w:rPr>
-        <w:t xml:space="preserve"> exec </w:t>
-      </w:r>
-      <w:r>
-        <w:rPr>
-          <w:rStyle w:val="OperatorTok"/>
-        </w:rPr>
-        <w:t xml:space="preserve">&lt;</w:t>
-      </w:r>
-      <w:r>
-        <w:rPr>
-          <w:rStyle w:val="NormalTok"/>
-        </w:rPr>
-        <w:t xml:space="preserve">project</w:t>
-      </w:r>
-      <w:r>
-        <w:rPr>
-          <w:rStyle w:val="OperatorTok"/>
-        </w:rPr>
-        <w:t xml:space="preserve">&gt;</w:t>
-      </w:r>
-      <w:r>
-        <w:rPr>
-          <w:rStyle w:val="NormalTok"/>
-        </w:rPr>
-        <w:t xml:space="preserve">-</w:t>
-      </w:r>
-      <w:r>
-        <w:rPr>
-          <w:rStyle w:val="VariableTok"/>
-        </w:rPr>
-        <w:t xml:space="preserve">$c</w:t>
-      </w:r>
-      <w:r>
-        <w:rPr>
-          <w:rStyle w:val="NormalTok"/>
-        </w:rPr>
-        <w:t xml:space="preserve">-1 bash </w:t>
-      </w:r>
-      <w:r>
-        <w:rPr>
-          <w:rStyle w:val="AttributeTok"/>
-        </w:rPr>
-        <w:t xml:space="preserve">-c</w:t>
-      </w:r>
-      <w:r>
-        <w:rPr>
-          <w:rStyle w:val="NormalTok"/>
-        </w:rPr>
-        <w:t xml:space="preserve"> </w:t>
-      </w:r>
-      <w:r>
-        <w:rPr>
-          <w:rStyle w:val="DataTypeTok"/>
-        </w:rPr>
-        <w:t xml:space="preserve">\</w:t>
-      </w:r>
-      <w:r>
-        <w:br/>
-      </w:r>
-      <w:r>
-        <w:rPr>
-          <w:rStyle w:val="NormalTok"/>
-        </w:rPr>
-        <w:t xml:space="preserve">    </w:t>
-      </w:r>
-      <w:r>
-        <w:rPr>
-          <w:rStyle w:val="StringTok"/>
-        </w:rPr>
-        <w:t xml:space="preserve">'cd /home/frappe/frappe-bench &amp;&amp; ./env/bin/python -c "import mscast_erp"'</w:t>
-      </w:r>
-      <w:r>
-        <w:rPr>
-          <w:rStyle w:val="NormalTok"/>
-        </w:rPr>
-        <w:t xml:space="preserve"> </w:t>
-      </w:r>
-      <w:r>
-        <w:rPr>
-          <w:rStyle w:val="DataTypeTok"/>
-        </w:rPr>
-        <w:t xml:space="preserve">\</w:t>
-      </w:r>
-      <w:r>
-        <w:br/>
-      </w:r>
-      <w:r>
-        <w:rPr>
-          <w:rStyle w:val="NormalTok"/>
-        </w:rPr>
-        <w:t xml:space="preserve">      </w:t>
-      </w:r>
-      <w:r>
-        <w:rPr>
-          <w:rStyle w:val="KeywordTok"/>
-        </w:rPr>
-        <w:t xml:space="preserve">&amp;&amp;</w:t>
-      </w:r>
-      <w:r>
-        <w:rPr>
-          <w:rStyle w:val="NormalTok"/>
-        </w:rPr>
-        <w:t xml:space="preserve"> </w:t>
-      </w:r>
-      <w:r>
-        <w:rPr>
-          <w:rStyle w:val="BuiltInTok"/>
-        </w:rPr>
-        <w:t xml:space="preserve">echo</w:t>
-      </w:r>
-      <w:r>
-        <w:rPr>
-          <w:rStyle w:val="NormalTok"/>
-        </w:rPr>
-        <w:t xml:space="preserve"> </w:t>
-      </w:r>
-      <w:r>
-        <w:rPr>
-          <w:rStyle w:val="StringTok"/>
-        </w:rPr>
-        <w:t xml:space="preserve">"</w:t>
-      </w:r>
-      <w:r>
-        <w:rPr>
-          <w:rStyle w:val="VariableTok"/>
-        </w:rPr>
-        <w:t xml:space="preserve">$c</w:t>
-      </w:r>
-      <w:r>
-        <w:rPr>
-          <w:rStyle w:val="StringTok"/>
-        </w:rPr>
-        <w:t xml:space="preserve"> ok"</w:t>
-      </w:r>
-      <w:r>
-        <w:rPr>
-          <w:rStyle w:val="NormalTok"/>
-        </w:rPr>
-        <w:t xml:space="preserve"> </w:t>
-      </w:r>
-      <w:r>
-        <w:rPr>
-          <w:rStyle w:val="KeywordTok"/>
-        </w:rPr>
-        <w:t xml:space="preserve">||</w:t>
-      </w:r>
-      <w:r>
-        <w:rPr>
-          <w:rStyle w:val="NormalTok"/>
-        </w:rPr>
-        <w:t xml:space="preserve"> </w:t>
-      </w:r>
-      <w:r>
-        <w:rPr>
-          <w:rStyle w:val="BuiltInTok"/>
-        </w:rPr>
-        <w:t xml:space="preserve">echo</w:t>
-      </w:r>
-      <w:r>
-        <w:rPr>
-          <w:rStyle w:val="NormalTok"/>
-        </w:rPr>
-        <w:t xml:space="preserve"> </w:t>
-      </w:r>
-      <w:r>
-        <w:rPr>
-          <w:rStyle w:val="StringTok"/>
-        </w:rPr>
-        <w:t xml:space="preserve">"</w:t>
-      </w:r>
-      <w:r>
-        <w:rPr>
-          <w:rStyle w:val="VariableTok"/>
-        </w:rPr>
-        <w:t xml:space="preserve">$c</w:t>
-      </w:r>
-      <w:r>
-        <w:rPr>
-          <w:rStyle w:val="StringTok"/>
-        </w:rPr>
-        <w:t xml:space="preserve"> CANNOT IMPORT THE APP"</w:t>
-      </w:r>
-      <w:r>
-        <w:br/>
-      </w:r>
-      <w:r>
-        <w:rPr>
-          <w:rStyle w:val="ControlFlowTok"/>
-        </w:rPr>
-        <w:t xml:space="preserve">done</w:t>
-      </w:r>
-    </w:p>
-    <w:p>
-      <w:r>
-        <w:pict>
-          <v:rect style="width:0;height:1.5pt" o:hralign="center" o:hrstd="t" o:hr="t"/>
-        </w:pict>
-      </w:r>
-    </w:p>
-    <w:bookmarkEnd w:id="22"/>
-    <w:bookmarkStart w:id="23" w:name="backups"/>
-    <w:p>
-      <w:pPr>
-        <w:pStyle w:val="Heading2"/>
-      </w:pPr>
-      <w:r>
-        <w:t xml:space="preserve">3. Backups</w:t>
-      </w:r>
-    </w:p>
-    <w:p>
-      <w:pPr>
-        <w:pStyle w:val="FirstParagraph"/>
-      </w:pPr>
-      <w:r>
-        <w:t xml:space="preserve">The part most likely to be skipped and most likely to matter.</w:t>
+        <w:t xml:space="preserve">Deleting entity Workspace MSCAST ...</w:t>
+      </w:r>
+      <w:r>
+        <w:t xml:space="preserve"> </w:t>
+      </w:r>
+      <w:r>
+        <w:t xml:space="preserve">partway through and then recreates them in the</w:t>
+      </w:r>
+      <w:r>
+        <w:t xml:space="preserve"> </w:t>
+      </w:r>
+      <w:r>
+        <w:rPr>
+          <w:rStyle w:val="VerbatimChar"/>
+        </w:rPr>
+        <w:t xml:space="preserve">after_migrate</w:t>
+      </w:r>
+      <w:r>
+        <w:t xml:space="preserve"> </w:t>
+      </w:r>
+      <w:r>
+        <w:t xml:space="preserve">step. That is expected and self-healing; it is not a failure.</w:t>
       </w:r>
     </w:p>
     <w:p>
@@ -1987,32 +1665,9 @@
           <w:ilvl w:val="0"/>
           <w:numId w:val="1004"/>
         </w:numPr>
-        <w:pStyle w:val="Compact"/>
-      </w:pPr>
-      <w:r>
-        <w:rPr>
-          <w:bCs/>
-          <w:b/>
-        </w:rPr>
-        <w:t xml:space="preserve">Daily</w:t>
-      </w:r>
-      <w:r>
-        <w:t xml:space="preserve"> </w:t>
-      </w:r>
-      <w:r>
-        <w:t xml:space="preserve">database and file backups,</w:t>
-      </w:r>
-      <w:r>
-        <w:t xml:space="preserve"> </w:t>
-      </w:r>
-      <w:r>
-        <w:rPr>
-          <w:rStyle w:val="VerbatimChar"/>
-        </w:rPr>
-        <w:t xml:space="preserve">bench backup --with-files</w:t>
-      </w:r>
-      <w:r>
-        <w:t xml:space="preserve">, scheduled.</w:t>
+      </w:pPr>
+      <w:r>
+        <w:t xml:space="preserve">HTTPS: Let’s Encrypt via the reverse proxy, with renewal on a timer and an alert if renewal fails. A certificate that silently expires takes the business offline on a Sunday.</w:t>
       </w:r>
     </w:p>
     <w:p>
@@ -2021,109 +1676,55 @@
           <w:ilvl w:val="0"/>
           <w:numId w:val="1004"/>
         </w:numPr>
-        <w:pStyle w:val="Compact"/>
-      </w:pPr>
-      <w:r>
-        <w:rPr>
-          <w:bCs/>
-          <w:b/>
-        </w:rPr>
-        <w:t xml:space="preserve">Off the server</w:t>
-      </w:r>
-      <w:r>
-        <w:t xml:space="preserve">, to India-resident object storage. A backup on the same disk is not a backup.</w:t>
-      </w:r>
-    </w:p>
-    <w:p>
-      <w:pPr>
-        <w:numPr>
-          <w:ilvl w:val="0"/>
-          <w:numId w:val="1004"/>
-        </w:numPr>
-        <w:pStyle w:val="Compact"/>
-      </w:pPr>
-      <w:r>
-        <w:rPr>
-          <w:bCs/>
-          <w:b/>
-        </w:rPr>
-        <w:t xml:space="preserve">Monthly copies kept for eight years</w:t>
-      </w:r>
-      <w:r>
-        <w:t xml:space="preserve"> </w:t>
-      </w:r>
-      <w:r>
-        <w:t xml:space="preserve">(s.128(5)). Dailies can rotate at 30 days; monthlies cannot.</w:t>
-      </w:r>
-    </w:p>
-    <w:p>
-      <w:pPr>
-        <w:numPr>
-          <w:ilvl w:val="0"/>
-          <w:numId w:val="1004"/>
-        </w:numPr>
-        <w:pStyle w:val="Compact"/>
-      </w:pPr>
-      <w:r>
-        <w:rPr>
-          <w:bCs/>
-          <w:b/>
-        </w:rPr>
-        <w:t xml:space="preserve">Encrypted at rest</w:t>
-      </w:r>
-      <w:r>
-        <w:t xml:space="preserve">, because they contain employee salary data and customer commercials.</w:t>
-      </w:r>
-    </w:p>
-    <w:p>
-      <w:pPr>
-        <w:numPr>
-          <w:ilvl w:val="0"/>
-          <w:numId w:val="1004"/>
-        </w:numPr>
-        <w:pStyle w:val="Compact"/>
-      </w:pPr>
-      <w:r>
-        <w:rPr>
-          <w:bCs/>
-          <w:b/>
-        </w:rPr>
-        <w:t xml:space="preserve">The site’s</w:t>
-      </w:r>
-      <w:r>
-        <w:rPr>
-          <w:bCs/>
-          <w:b/>
-        </w:rPr>
+      </w:pPr>
+      <w:r>
+        <w:t xml:space="preserve">Run the build checks before telling anyone the site exists. Expect</w:t>
+      </w:r>
+      <w:r>
+        <w:t xml:space="preserve"> </w:t>
+      </w:r>
+      <w:r>
+        <w:rPr>
+          <w:bCs/>
+          <w:b/>
+        </w:rPr>
+        <w:t xml:space="preserve">37 checks, 0 failures</w:t>
+      </w:r>
+      <w:r>
+        <w:t xml:space="preserve">. Two warnings are expected and documented (see the SOPs, Part C, and Q20/Q21 in the traceability matrix). Anything else is a stop.</w:t>
+      </w:r>
+    </w:p>
+    <w:p>
+      <w:pPr>
+        <w:pStyle w:val="FirstParagraph"/>
+      </w:pPr>
+      <w:r>
+        <w:rPr>
+          <w:bCs/>
+          <w:b/>
+        </w:rPr>
+        <w:t xml:space="preserve">A note on the image, learned the hard way.</w:t>
+      </w:r>
+      <w:r>
+        <w:t xml:space="preserve"> </w:t>
+      </w:r>
+      <w:r>
+        <w:t xml:space="preserve">In the POC the application was not in the image at all — it had been copied into the running backend container by hand. Because</w:t>
+      </w:r>
+      <w:r>
         <w:t xml:space="preserve"> </w:t>
       </w:r>
       <w:r>
         <w:rPr>
           <w:rStyle w:val="VerbatimChar"/>
-          <w:bCs/>
-          <w:b/>
-        </w:rPr>
-        <w:t xml:space="preserve">encryption_key</w:t>
-      </w:r>
-      <w:r>
-        <w:rPr>
-          <w:bCs/>
-          <w:b/>
-        </w:rPr>
-        <w:t xml:space="preserve"> </w:t>
-      </w:r>
-      <w:r>
-        <w:rPr>
-          <w:bCs/>
-          <w:b/>
-        </w:rPr>
-        <w:t xml:space="preserve">travels with every backup, and is protected like a password.</w:t>
-      </w:r>
-      <w:r>
-        <w:t xml:space="preserve"> </w:t>
-      </w:r>
-      <w:r>
-        <w:t xml:space="preserve">It lives in</w:t>
+        </w:rPr>
+        <w:t xml:space="preserve">apps/</w:t>
+      </w:r>
+      <w:r>
+        <w:t xml:space="preserve"> </w:t>
+      </w:r>
+      <w:r>
+        <w:t xml:space="preserve">comes from the image and only</w:t>
       </w:r>
       <w:r>
         <w:t xml:space="preserve"> </w:t>
@@ -2132,10 +1733,13 @@
         <w:rPr>
           <w:rStyle w:val="VerbatimChar"/>
         </w:rPr>
-        <w:t xml:space="preserve">site_config.json</w:t>
-      </w:r>
-      <w:r>
-        <w:t xml:space="preserve">, outside the database. Frappe encrypts every stored secret with it - mail passwords, API keys.</w:t>
+        <w:t xml:space="preserve">sites</w:t>
+      </w:r>
+      <w:r>
+        <w:t xml:space="preserve"> </w:t>
+      </w:r>
+      <w:r>
+        <w:t xml:space="preserve">and</w:t>
       </w:r>
       <w:r>
         <w:t xml:space="preserve"> </w:t>
@@ -2144,13 +1748,13 @@
         <w:rPr>
           <w:rStyle w:val="VerbatimChar"/>
         </w:rPr>
-        <w:t xml:space="preserve">bench restore</w:t>
-      </w:r>
-      <w:r>
-        <w:t xml:space="preserve"> </w:t>
-      </w:r>
-      <w:r>
-        <w:t xml:space="preserve">brings back the database and keeps whatever key the target site has, so a restore without the original key produces a system whose mail silently stops. This happened in testing on 21 September.</w:t>
+        <w:t xml:space="preserve">logs</w:t>
+      </w:r>
+      <w:r>
+        <w:t xml:space="preserve"> </w:t>
+      </w:r>
+      <w:r>
+        <w:t xml:space="preserve">are volumes, that gave the app to exactly one container. The web workers could not import it, so the site returned HTTP 500 on every request while every script and every build check passed, because</w:t>
       </w:r>
       <w:r>
         <w:t xml:space="preserve"> </w:t>
@@ -2159,13 +1763,13 @@
         <w:rPr>
           <w:rStyle w:val="VerbatimChar"/>
         </w:rPr>
-        <w:t xml:space="preserve">restore-key.sh</w:t>
-      </w:r>
-      <w:r>
-        <w:t xml:space="preserve"> </w:t>
-      </w:r>
-      <w:r>
-        <w:t xml:space="preserve">puts the key back; build check</w:t>
+        <w:t xml:space="preserve">bench console</w:t>
+      </w:r>
+      <w:r>
+        <w:t xml:space="preserve"> </w:t>
+      </w:r>
+      <w:r>
+        <w:t xml:space="preserve">and</w:t>
       </w:r>
       <w:r>
         <w:t xml:space="preserve"> </w:t>
@@ -2174,35 +1778,34 @@
         <w:rPr>
           <w:rStyle w:val="VerbatimChar"/>
         </w:rPr>
-        <w:t xml:space="preserve">T9g</w:t>
-      </w:r>
-      <w:r>
-        <w:t xml:space="preserve"> </w:t>
-      </w:r>
-      <w:r>
-        <w:t xml:space="preserve">fails if any stored secret cannot be decrypted.</w:t>
-      </w:r>
-    </w:p>
-    <w:p>
-      <w:pPr>
-        <w:numPr>
-          <w:ilvl w:val="0"/>
-          <w:numId w:val="1004"/>
-        </w:numPr>
-        <w:pStyle w:val="Compact"/>
-      </w:pPr>
-      <w:r>
-        <w:rPr>
-          <w:bCs/>
-          <w:b/>
-        </w:rPr>
-        <w:t xml:space="preserve">A failed backup must reach a person.</w:t>
-      </w:r>
-      <w:r>
-        <w:t xml:space="preserve"> </w:t>
-      </w:r>
-      <w:r>
-        <w:t xml:space="preserve">In the POC the nightly job backs up, runs every build check, and emails a named address if either fails; a watchdog inside the ERP emails the same address if the nightly job has not run for 26 hours. Before this, a failed backup wrote a line to a log nobody read. Set</w:t>
+        <w:t xml:space="preserve">bench execute</w:t>
+      </w:r>
+      <w:r>
+        <w:t xml:space="preserve"> </w:t>
+      </w:r>
+      <w:r>
+        <w:t xml:space="preserve">spawn a fresh python each time. Worse, the scheduler and both queue workers could not import it either, so the 06:00 exception sweep, the 08:35 briefing and the monthly archival</w:t>
+      </w:r>
+      <w:r>
+        <w:t xml:space="preserve"> </w:t>
+      </w:r>
+      <w:r>
+        <w:rPr>
+          <w:bCs/>
+          <w:b/>
+        </w:rPr>
+        <w:t xml:space="preserve">had never executed once</w:t>
+      </w:r>
+      <w:r>
+        <w:t xml:space="preserve">. They worked perfectly when run by hand, which is how they were built and demonstrated.</w:t>
+      </w:r>
+    </w:p>
+    <w:p>
+      <w:pPr>
+        <w:pStyle w:val="BodyText"/>
+      </w:pPr>
+      <w:r>
+        <w:t xml:space="preserve">On a server, install the app properly with</w:t>
       </w:r>
       <w:r>
         <w:t xml:space="preserve"> </w:t>
@@ -2211,85 +1814,315 @@
         <w:rPr>
           <w:rStyle w:val="VerbatimChar"/>
         </w:rPr>
-        <w:t xml:space="preserve">mscast_alerts_to</w:t>
-      </w:r>
-      <w:r>
-        <w:t xml:space="preserve"> </w:t>
-      </w:r>
-      <w:r>
-        <w:t xml:space="preserve">in production, and send a test alert (</w:t>
-      </w:r>
-      <w:r>
-        <w:rPr>
-          <w:rStyle w:val="VerbatimChar"/>
-        </w:rPr>
-        <w:t xml:space="preserve">SIMULATE_FAIL=1</w:t>
-      </w:r>
-      <w:r>
-        <w:t xml:space="preserve">) to prove it arrives.</w:t>
-      </w:r>
-    </w:p>
-    <w:p>
-      <w:pPr>
-        <w:numPr>
-          <w:ilvl w:val="0"/>
-          <w:numId w:val="1004"/>
-        </w:numPr>
-        <w:pStyle w:val="Compact"/>
-      </w:pPr>
-      <w:r>
-        <w:rPr>
-          <w:bCs/>
-          <w:b/>
-        </w:rPr>
-        <w:t xml:space="preserve">A backup that the site cannot itself read is not a backup.</w:t>
-      </w:r>
-      <w:r>
-        <w:t xml:space="preserve"> </w:t>
-      </w:r>
-      <w:r>
-        <w:t xml:space="preserve">The nightly job refuses to bless a set if the site cannot decrypt its own secrets - an archive can be intact and still wrong.</w:t>
-      </w:r>
-    </w:p>
-    <w:p>
-      <w:pPr>
-        <w:numPr>
-          <w:ilvl w:val="0"/>
-          <w:numId w:val="1004"/>
-        </w:numPr>
-        <w:pStyle w:val="Compact"/>
-      </w:pPr>
-      <w:r>
-        <w:rPr>
-          <w:bCs/>
-          <w:b/>
-        </w:rPr>
-        <w:t xml:space="preserve">Restore tested</w:t>
-      </w:r>
-      <w:r>
-        <w:t xml:space="preserve"> </w:t>
-      </w:r>
-      <w:r>
-        <w:t xml:space="preserve">before go-live, and then annually. Write down the actual time it took to get a working system from a backup — that number is what MSCAST is really buying. An untested backup is a belief, not a control.</w:t>
-      </w:r>
-    </w:p>
-    <w:p>
-      <w:pPr>
-        <w:numPr>
-          <w:ilvl w:val="0"/>
-          <w:numId w:val="1004"/>
-        </w:numPr>
-        <w:pStyle w:val="Compact"/>
-      </w:pPr>
-      <w:r>
-        <w:rPr>
-          <w:bCs/>
-          <w:b/>
-        </w:rPr>
-        <w:t xml:space="preserve">Before every install or upgrade</w:t>
-      </w:r>
-      <w:r>
-        <w:t xml:space="preserve">, take one. Not as a formality — restore it if the checks fail.</w:t>
+        <w:t xml:space="preserve">bench get-app</w:t>
+      </w:r>
+      <w:r>
+        <w:t xml:space="preserve"> </w:t>
+      </w:r>
+      <w:r>
+        <w:t xml:space="preserve">as above, or deploy an image that carries it. Then prove it, because</w:t>
+      </w:r>
+      <w:r>
+        <w:t xml:space="preserve"> </w:t>
+      </w:r>
+      <w:r>
+        <w:t xml:space="preserve">“</w:t>
+      </w:r>
+      <w:r>
+        <w:t xml:space="preserve">installed</w:t>
+      </w:r>
+      <w:r>
+        <w:t xml:space="preserve">”</w:t>
+      </w:r>
+      <w:r>
+        <w:t xml:space="preserve"> </w:t>
+      </w:r>
+      <w:r>
+        <w:t xml:space="preserve">and</w:t>
+      </w:r>
+      <w:r>
+        <w:t xml:space="preserve"> </w:t>
+      </w:r>
+      <w:r>
+        <w:t xml:space="preserve">“</w:t>
+      </w:r>
+      <w:r>
+        <w:t xml:space="preserve">runs</w:t>
+      </w:r>
+      <w:r>
+        <w:t xml:space="preserve">”</w:t>
+      </w:r>
+      <w:r>
+        <w:t xml:space="preserve"> </w:t>
+      </w:r>
+      <w:r>
+        <w:t xml:space="preserve">are different claims:</w:t>
+      </w:r>
+    </w:p>
+    <w:p>
+      <w:pPr>
+        <w:pStyle w:val="SourceCode"/>
+      </w:pPr>
+      <w:r>
+        <w:rPr>
+          <w:rStyle w:val="CommentTok"/>
+        </w:rPr>
+        <w:t xml:space="preserve"># every container, not just the one you happen to be in</w:t>
+      </w:r>
+      <w:r>
+        <w:br/>
+      </w:r>
+      <w:r>
+        <w:rPr>
+          <w:rStyle w:val="ControlFlowTok"/>
+        </w:rPr>
+        <w:t xml:space="preserve">for</w:t>
+      </w:r>
+      <w:r>
+        <w:rPr>
+          <w:rStyle w:val="NormalTok"/>
+        </w:rPr>
+        <w:t xml:space="preserve"> c </w:t>
+      </w:r>
+      <w:r>
+        <w:rPr>
+          <w:rStyle w:val="KeywordTok"/>
+        </w:rPr>
+        <w:t xml:space="preserve">in</w:t>
+      </w:r>
+      <w:r>
+        <w:rPr>
+          <w:rStyle w:val="NormalTok"/>
+        </w:rPr>
+        <w:t xml:space="preserve"> backend scheduler queue-short queue-long</w:t>
+      </w:r>
+      <w:r>
+        <w:rPr>
+          <w:rStyle w:val="KeywordTok"/>
+        </w:rPr>
+        <w:t xml:space="preserve">;</w:t>
+      </w:r>
+      <w:r>
+        <w:rPr>
+          <w:rStyle w:val="NormalTok"/>
+        </w:rPr>
+        <w:t xml:space="preserve"> </w:t>
+      </w:r>
+      <w:r>
+        <w:rPr>
+          <w:rStyle w:val="ControlFlowTok"/>
+        </w:rPr>
+        <w:t xml:space="preserve">do</w:t>
+      </w:r>
+      <w:r>
+        <w:br/>
+      </w:r>
+      <w:r>
+        <w:rPr>
+          <w:rStyle w:val="NormalTok"/>
+        </w:rPr>
+        <w:t xml:space="preserve">  </w:t>
+      </w:r>
+      <w:r>
+        <w:rPr>
+          <w:rStyle w:val="ExtensionTok"/>
+        </w:rPr>
+        <w:t xml:space="preserve">docker</w:t>
+      </w:r>
+      <w:r>
+        <w:rPr>
+          <w:rStyle w:val="NormalTok"/>
+        </w:rPr>
+        <w:t xml:space="preserve"> exec </w:t>
+      </w:r>
+      <w:r>
+        <w:rPr>
+          <w:rStyle w:val="OperatorTok"/>
+        </w:rPr>
+        <w:t xml:space="preserve">&lt;</w:t>
+      </w:r>
+      <w:r>
+        <w:rPr>
+          <w:rStyle w:val="NormalTok"/>
+        </w:rPr>
+        <w:t xml:space="preserve">project</w:t>
+      </w:r>
+      <w:r>
+        <w:rPr>
+          <w:rStyle w:val="OperatorTok"/>
+        </w:rPr>
+        <w:t xml:space="preserve">&gt;</w:t>
+      </w:r>
+      <w:r>
+        <w:rPr>
+          <w:rStyle w:val="NormalTok"/>
+        </w:rPr>
+        <w:t xml:space="preserve">-</w:t>
+      </w:r>
+      <w:r>
+        <w:rPr>
+          <w:rStyle w:val="VariableTok"/>
+        </w:rPr>
+        <w:t xml:space="preserve">$c</w:t>
+      </w:r>
+      <w:r>
+        <w:rPr>
+          <w:rStyle w:val="NormalTok"/>
+        </w:rPr>
+        <w:t xml:space="preserve">-1 bash </w:t>
+      </w:r>
+      <w:r>
+        <w:rPr>
+          <w:rStyle w:val="AttributeTok"/>
+        </w:rPr>
+        <w:t xml:space="preserve">-c</w:t>
+      </w:r>
+      <w:r>
+        <w:rPr>
+          <w:rStyle w:val="NormalTok"/>
+        </w:rPr>
+        <w:t xml:space="preserve"> </w:t>
+      </w:r>
+      <w:r>
+        <w:rPr>
+          <w:rStyle w:val="DataTypeTok"/>
+        </w:rPr>
+        <w:t xml:space="preserve">\</w:t>
+      </w:r>
+      <w:r>
+        <w:br/>
+      </w:r>
+      <w:r>
+        <w:rPr>
+          <w:rStyle w:val="NormalTok"/>
+        </w:rPr>
+        <w:t xml:space="preserve">    </w:t>
+      </w:r>
+      <w:r>
+        <w:rPr>
+          <w:rStyle w:val="StringTok"/>
+        </w:rPr>
+        <w:t xml:space="preserve">'cd /home/frappe/frappe-bench &amp;&amp; ./env/bin/python -c "import mscast_erp"'</w:t>
+      </w:r>
+      <w:r>
+        <w:rPr>
+          <w:rStyle w:val="NormalTok"/>
+        </w:rPr>
+        <w:t xml:space="preserve"> </w:t>
+      </w:r>
+      <w:r>
+        <w:rPr>
+          <w:rStyle w:val="DataTypeTok"/>
+        </w:rPr>
+        <w:t xml:space="preserve">\</w:t>
+      </w:r>
+      <w:r>
+        <w:br/>
+      </w:r>
+      <w:r>
+        <w:rPr>
+          <w:rStyle w:val="NormalTok"/>
+        </w:rPr>
+        <w:t xml:space="preserve">      </w:t>
+      </w:r>
+      <w:r>
+        <w:rPr>
+          <w:rStyle w:val="KeywordTok"/>
+        </w:rPr>
+        <w:t xml:space="preserve">&amp;&amp;</w:t>
+      </w:r>
+      <w:r>
+        <w:rPr>
+          <w:rStyle w:val="NormalTok"/>
+        </w:rPr>
+        <w:t xml:space="preserve"> </w:t>
+      </w:r>
+      <w:r>
+        <w:rPr>
+          <w:rStyle w:val="BuiltInTok"/>
+        </w:rPr>
+        <w:t xml:space="preserve">echo</w:t>
+      </w:r>
+      <w:r>
+        <w:rPr>
+          <w:rStyle w:val="NormalTok"/>
+        </w:rPr>
+        <w:t xml:space="preserve"> </w:t>
+      </w:r>
+      <w:r>
+        <w:rPr>
+          <w:rStyle w:val="StringTok"/>
+        </w:rPr>
+        <w:t xml:space="preserve">"</w:t>
+      </w:r>
+      <w:r>
+        <w:rPr>
+          <w:rStyle w:val="VariableTok"/>
+        </w:rPr>
+        <w:t xml:space="preserve">$c</w:t>
+      </w:r>
+      <w:r>
+        <w:rPr>
+          <w:rStyle w:val="StringTok"/>
+        </w:rPr>
+        <w:t xml:space="preserve"> ok"</w:t>
+      </w:r>
+      <w:r>
+        <w:rPr>
+          <w:rStyle w:val="NormalTok"/>
+        </w:rPr>
+        <w:t xml:space="preserve"> </w:t>
+      </w:r>
+      <w:r>
+        <w:rPr>
+          <w:rStyle w:val="KeywordTok"/>
+        </w:rPr>
+        <w:t xml:space="preserve">||</w:t>
+      </w:r>
+      <w:r>
+        <w:rPr>
+          <w:rStyle w:val="NormalTok"/>
+        </w:rPr>
+        <w:t xml:space="preserve"> </w:t>
+      </w:r>
+      <w:r>
+        <w:rPr>
+          <w:rStyle w:val="BuiltInTok"/>
+        </w:rPr>
+        <w:t xml:space="preserve">echo</w:t>
+      </w:r>
+      <w:r>
+        <w:rPr>
+          <w:rStyle w:val="NormalTok"/>
+        </w:rPr>
+        <w:t xml:space="preserve"> </w:t>
+      </w:r>
+      <w:r>
+        <w:rPr>
+          <w:rStyle w:val="StringTok"/>
+        </w:rPr>
+        <w:t xml:space="preserve">"</w:t>
+      </w:r>
+      <w:r>
+        <w:rPr>
+          <w:rStyle w:val="VariableTok"/>
+        </w:rPr>
+        <w:t xml:space="preserve">$c</w:t>
+      </w:r>
+      <w:r>
+        <w:rPr>
+          <w:rStyle w:val="StringTok"/>
+        </w:rPr>
+        <w:t xml:space="preserve"> CANNOT IMPORT THE APP"</w:t>
+      </w:r>
+      <w:r>
+        <w:br/>
+      </w:r>
+      <w:r>
+        <w:rPr>
+          <w:rStyle w:val="ControlFlowTok"/>
+        </w:rPr>
+        <w:t xml:space="preserve">done</w:t>
       </w:r>
     </w:p>
     <w:p>
@@ -2299,14 +2132,14 @@
         </w:pict>
       </w:r>
     </w:p>
-    <w:bookmarkEnd w:id="23"/>
-    <w:bookmarkStart w:id="24" w:name="monitoring"/>
+    <w:bookmarkEnd w:id="22"/>
+    <w:bookmarkStart w:id="23" w:name="backups"/>
     <w:p>
       <w:pPr>
         <w:pStyle w:val="Heading2"/>
       </w:pPr>
       <w:r>
-        <w:t xml:space="preserve">4. Monitoring</w:t>
+        <w:t xml:space="preserve">3. Backups</w:t>
       </w:r>
     </w:p>
     <w:p>
@@ -2314,7 +2147,7 @@
         <w:pStyle w:val="FirstParagraph"/>
       </w:pPr>
       <w:r>
-        <w:t xml:space="preserve">Minimal, but it has to exist, because the failures are silent:</w:t>
+        <w:t xml:space="preserve">The part most likely to be skipped and most likely to matter.</w:t>
       </w:r>
     </w:p>
     <w:p>
@@ -2326,7 +2159,29 @@
         <w:pStyle w:val="Compact"/>
       </w:pPr>
       <w:r>
-        <w:t xml:space="preserve">Is the site answering? (uptime check from outside)</w:t>
+        <w:rPr>
+          <w:bCs/>
+          <w:b/>
+        </w:rPr>
+        <w:t xml:space="preserve">Daily</w:t>
+      </w:r>
+      <w:r>
+        <w:t xml:space="preserve"> </w:t>
+      </w:r>
+      <w:r>
+        <w:t xml:space="preserve">database and file backups,</w:t>
+      </w:r>
+      <w:r>
+        <w:t xml:space="preserve"> </w:t>
+      </w:r>
+      <w:r>
+        <w:rPr>
+          <w:rStyle w:val="VerbatimChar"/>
+        </w:rPr>
+        <w:t xml:space="preserve">bench backup --with-files</w:t>
+      </w:r>
+      <w:r>
+        <w:t xml:space="preserve">, scheduled.</w:t>
       </w:r>
     </w:p>
     <w:p>
@@ -2342,58 +2197,10 @@
           <w:bCs/>
           <w:b/>
         </w:rPr>
-        <w:t xml:space="preserve">Has each MSCAST job actually run?</w:t>
-      </w:r>
-      <w:r>
-        <w:t xml:space="preserve"> </w:t>
-      </w:r>
-      <w:r>
-        <w:t xml:space="preserve">Check</w:t>
-      </w:r>
-      <w:r>
-        <w:t xml:space="preserve"> </w:t>
-      </w:r>
-      <w:r>
-        <w:rPr>
-          <w:rStyle w:val="VerbatimChar"/>
-        </w:rPr>
-        <w:t xml:space="preserve">last_execution</w:t>
-      </w:r>
-      <w:r>
-        <w:t xml:space="preserve"> </w:t>
-      </w:r>
-      <w:r>
-        <w:t xml:space="preserve">on every Scheduled Job Type, not just that the scheduler process is alive. This is</w:t>
-      </w:r>
-      <w:r>
-        <w:t xml:space="preserve"> </w:t>
-      </w:r>
-      <w:r>
-        <w:rPr>
-          <w:rStyle w:val="VerbatimChar"/>
-        </w:rPr>
-        <w:t xml:space="preserve">T9f</w:t>
-      </w:r>
-      <w:r>
-        <w:t xml:space="preserve"> </w:t>
-      </w:r>
-      <w:r>
-        <w:t xml:space="preserve">in the build checks, and it exists because four jobs sat at</w:t>
-      </w:r>
-      <w:r>
-        <w:t xml:space="preserve"> </w:t>
-      </w:r>
-      <w:r>
-        <w:rPr>
-          <w:rStyle w:val="VerbatimChar"/>
-        </w:rPr>
-        <w:t xml:space="preserve">last_execution = NULL</w:t>
-      </w:r>
-      <w:r>
-        <w:t xml:space="preserve"> </w:t>
-      </w:r>
-      <w:r>
-        <w:t xml:space="preserve">for the life of the POC while everything around them looked healthy. A job that is enabled, correctly scheduled and has never executed is the failure mode to watch for.</w:t>
+        <w:t xml:space="preserve">Off the server</w:t>
+      </w:r>
+      <w:r>
+        <w:t xml:space="preserve">, to India-resident object storage. A backup on the same disk is not a backup.</w:t>
       </w:r>
     </w:p>
     <w:p>
@@ -2405,23 +2212,17 @@
         <w:pStyle w:val="Compact"/>
       </w:pPr>
       <w:r>
-        <w:t xml:space="preserve">Is the</w:t>
-      </w:r>
-      <w:r>
-        <w:t xml:space="preserve"> </w:t>
-      </w:r>
-      <w:r>
-        <w:rPr>
-          <w:bCs/>
-          <w:b/>
-        </w:rPr>
-        <w:t xml:space="preserve">scheduler</w:t>
-      </w:r>
-      <w:r>
-        <w:t xml:space="preserve"> </w:t>
-      </w:r>
-      <w:r>
-        <w:t xml:space="preserve">running? This is the one that fails quietly — the daily summary, the overnight checks, the morning note and every notification stop, and the first symptom is a director noticing the 08:30 email hasn’t arrived for a week.</w:t>
+        <w:rPr>
+          <w:bCs/>
+          <w:b/>
+        </w:rPr>
+        <w:t xml:space="preserve">Monthly copies kept for eight years</w:t>
+      </w:r>
+      <w:r>
+        <w:t xml:space="preserve"> </w:t>
+      </w:r>
+      <w:r>
+        <w:t xml:space="preserve">(s.128(5)). Dailies can rotate at 30 days; monthlies cannot.</w:t>
       </w:r>
     </w:p>
     <w:p>
@@ -2437,13 +2238,10 @@
           <w:bCs/>
           <w:b/>
         </w:rPr>
-        <w:t xml:space="preserve">Did the morning note actually go out?</w:t>
-      </w:r>
-      <w:r>
-        <w:t xml:space="preserve"> </w:t>
-      </w:r>
-      <w:r>
-        <w:t xml:space="preserve">Check the Email Queue, not just that the job ran. A job that succeeds and reaches nobody is the worst kind of green light.</w:t>
+        <w:t xml:space="preserve">Encrypted at rest</w:t>
+      </w:r>
+      <w:r>
+        <w:t xml:space="preserve">, because they contain employee salary data and customer commercials.</w:t>
       </w:r>
     </w:p>
     <w:p>
@@ -2459,48 +2257,99 @@
           <w:bCs/>
           <w:b/>
         </w:rPr>
-        <w:t xml:space="preserve">Is there an Error Log entry titled</w:t>
-      </w:r>
-      <w:r>
-        <w:rPr>
-          <w:bCs/>
-          <w:b/>
-        </w:rPr>
-        <w:t xml:space="preserve"> </w:t>
-      </w:r>
-      <w:r>
-        <w:rPr>
-          <w:bCs/>
-          <w:b/>
-        </w:rPr>
-        <w:t xml:space="preserve">“</w:t>
-      </w:r>
-      <w:r>
-        <w:rPr>
-          <w:bCs/>
-          <w:b/>
-        </w:rPr>
-        <w:t xml:space="preserve">approval authority repaired after deploy</w:t>
-      </w:r>
-      <w:r>
-        <w:rPr>
-          <w:bCs/>
-          <w:b/>
-        </w:rPr>
-        <w:t xml:space="preserve">”</w:t>
-      </w:r>
-      <w:r>
-        <w:rPr>
-          <w:bCs/>
-          <w:b/>
-        </w:rPr>
-        <w:t xml:space="preserve">?</w:t>
-      </w:r>
-      <w:r>
-        <w:t xml:space="preserve"> </w:t>
-      </w:r>
-      <w:r>
-        <w:t xml:space="preserve">If one appears, a deploy changed who may approve something. Section 5a.</w:t>
+        <w:t xml:space="preserve">The site’s</w:t>
+      </w:r>
+      <w:r>
+        <w:rPr>
+          <w:bCs/>
+          <w:b/>
+        </w:rPr>
+        <w:t xml:space="preserve"> </w:t>
+      </w:r>
+      <w:r>
+        <w:rPr>
+          <w:rStyle w:val="VerbatimChar"/>
+          <w:bCs/>
+          <w:b/>
+        </w:rPr>
+        <w:t xml:space="preserve">encryption_key</w:t>
+      </w:r>
+      <w:r>
+        <w:rPr>
+          <w:bCs/>
+          <w:b/>
+        </w:rPr>
+        <w:t xml:space="preserve"> </w:t>
+      </w:r>
+      <w:r>
+        <w:rPr>
+          <w:bCs/>
+          <w:b/>
+        </w:rPr>
+        <w:t xml:space="preserve">travels with every backup, and is protected like a password.</w:t>
+      </w:r>
+      <w:r>
+        <w:t xml:space="preserve"> </w:t>
+      </w:r>
+      <w:r>
+        <w:t xml:space="preserve">It lives in</w:t>
+      </w:r>
+      <w:r>
+        <w:t xml:space="preserve"> </w:t>
+      </w:r>
+      <w:r>
+        <w:rPr>
+          <w:rStyle w:val="VerbatimChar"/>
+        </w:rPr>
+        <w:t xml:space="preserve">site_config.json</w:t>
+      </w:r>
+      <w:r>
+        <w:t xml:space="preserve">, outside the database. Frappe encrypts every stored secret with it - mail passwords, API keys.</w:t>
+      </w:r>
+      <w:r>
+        <w:t xml:space="preserve"> </w:t>
+      </w:r>
+      <w:r>
+        <w:rPr>
+          <w:rStyle w:val="VerbatimChar"/>
+        </w:rPr>
+        <w:t xml:space="preserve">bench restore</w:t>
+      </w:r>
+      <w:r>
+        <w:t xml:space="preserve"> </w:t>
+      </w:r>
+      <w:r>
+        <w:t xml:space="preserve">brings back the database and keeps whatever key the target site has, so a restore without the original key produces a system whose mail silently stops. This happened in testing on 21 September.</w:t>
+      </w:r>
+      <w:r>
+        <w:t xml:space="preserve"> </w:t>
+      </w:r>
+      <w:r>
+        <w:rPr>
+          <w:rStyle w:val="VerbatimChar"/>
+        </w:rPr>
+        <w:t xml:space="preserve">restore-key.sh</w:t>
+      </w:r>
+      <w:r>
+        <w:t xml:space="preserve"> </w:t>
+      </w:r>
+      <w:r>
+        <w:t xml:space="preserve">puts the key back; build check</w:t>
+      </w:r>
+      <w:r>
+        <w:t xml:space="preserve"> </w:t>
+      </w:r>
+      <w:r>
+        <w:rPr>
+          <w:rStyle w:val="VerbatimChar"/>
+        </w:rPr>
+        <w:t xml:space="preserve">T9g</w:t>
+      </w:r>
+      <w:r>
+        <w:t xml:space="preserve"> </w:t>
+      </w:r>
+      <w:r>
+        <w:t xml:space="preserve">fails if any stored secret cannot be decrypted.</w:t>
       </w:r>
     </w:p>
     <w:p>
@@ -2512,7 +2361,41 @@
         <w:pStyle w:val="Compact"/>
       </w:pPr>
       <w:r>
-        <w:t xml:space="preserve">Disk above 80%.</w:t>
+        <w:rPr>
+          <w:bCs/>
+          <w:b/>
+        </w:rPr>
+        <w:t xml:space="preserve">A failed backup must reach a person.</w:t>
+      </w:r>
+      <w:r>
+        <w:t xml:space="preserve"> </w:t>
+      </w:r>
+      <w:r>
+        <w:t xml:space="preserve">In the POC the nightly job backs up, runs every build check, and emails a named address if either fails; a watchdog inside the ERP emails the same address if the nightly job has not run for 26 hours. Before this, a failed backup wrote a line to a log nobody read. Set</w:t>
+      </w:r>
+      <w:r>
+        <w:t xml:space="preserve"> </w:t>
+      </w:r>
+      <w:r>
+        <w:rPr>
+          <w:rStyle w:val="VerbatimChar"/>
+        </w:rPr>
+        <w:t xml:space="preserve">mscast_alerts_to</w:t>
+      </w:r>
+      <w:r>
+        <w:t xml:space="preserve"> </w:t>
+      </w:r>
+      <w:r>
+        <w:t xml:space="preserve">in production, and send a test alert (</w:t>
+      </w:r>
+      <w:r>
+        <w:rPr>
+          <w:rStyle w:val="VerbatimChar"/>
+        </w:rPr>
+        <w:t xml:space="preserve">SIMULATE_FAIL=1</w:t>
+      </w:r>
+      <w:r>
+        <w:t xml:space="preserve">) to prove it arrives.</w:t>
       </w:r>
     </w:p>
     <w:p>
@@ -2524,7 +2407,17 @@
         <w:pStyle w:val="Compact"/>
       </w:pPr>
       <w:r>
-        <w:t xml:space="preserve">Did last night’s backup complete, and did it leave the server?</w:t>
+        <w:rPr>
+          <w:bCs/>
+          <w:b/>
+        </w:rPr>
+        <w:t xml:space="preserve">A backup that the site cannot itself read is not a backup.</w:t>
+      </w:r>
+      <w:r>
+        <w:t xml:space="preserve"> </w:t>
+      </w:r>
+      <w:r>
+        <w:t xml:space="preserve">The nightly job refuses to bless a set if the site cannot decrypt its own secrets - an archive can be intact and still wrong.</w:t>
       </w:r>
     </w:p>
     <w:p>
@@ -2536,15 +2429,36 @@
         <w:pStyle w:val="Compact"/>
       </w:pPr>
       <w:r>
-        <w:t xml:space="preserve">Certificate expiry inside 21 days.</w:t>
-      </w:r>
-    </w:p>
-    <w:p>
-      <w:pPr>
-        <w:pStyle w:val="FirstParagraph"/>
-      </w:pPr>
-      <w:r>
-        <w:t xml:space="preserve">Route all of it somewhere the implementation partner reads, and put the scheduler check on the daily summary itself so a missing email is itself the signal.</w:t>
+        <w:rPr>
+          <w:bCs/>
+          <w:b/>
+        </w:rPr>
+        <w:t xml:space="preserve">Restore tested</w:t>
+      </w:r>
+      <w:r>
+        <w:t xml:space="preserve"> </w:t>
+      </w:r>
+      <w:r>
+        <w:t xml:space="preserve">before go-live, and then annually. Write down the actual time it took to get a working system from a backup — that number is what MSCAST is really buying. An untested backup is a belief, not a control.</w:t>
+      </w:r>
+    </w:p>
+    <w:p>
+      <w:pPr>
+        <w:numPr>
+          <w:ilvl w:val="0"/>
+          <w:numId w:val="1005"/>
+        </w:numPr>
+        <w:pStyle w:val="Compact"/>
+      </w:pPr>
+      <w:r>
+        <w:rPr>
+          <w:bCs/>
+          <w:b/>
+        </w:rPr>
+        <w:t xml:space="preserve">Before every install or upgrade</w:t>
+      </w:r>
+      <w:r>
+        <w:t xml:space="preserve">, take one. Not as a formality — restore it if the checks fail.</w:t>
       </w:r>
     </w:p>
     <w:p>
@@ -2554,14 +2468,14 @@
         </w:pict>
       </w:r>
     </w:p>
-    <w:bookmarkEnd w:id="24"/>
-    <w:bookmarkStart w:id="29" w:name="Xcaac7d9acbe36ffcbbd3c77402f20c822a47c26"/>
+    <w:bookmarkEnd w:id="23"/>
+    <w:bookmarkStart w:id="24" w:name="monitoring"/>
     <w:p>
       <w:pPr>
         <w:pStyle w:val="Heading2"/>
       </w:pPr>
       <w:r>
-        <w:t xml:space="preserve">5a. What a deploy actually does to the configuration</w:t>
+        <w:t xml:space="preserve">4. Monitoring</w:t>
       </w:r>
     </w:p>
     <w:p>
@@ -2569,114 +2483,7 @@
         <w:pStyle w:val="FirstParagraph"/>
       </w:pPr>
       <w:r>
-        <w:rPr>
-          <w:bCs/>
-          <w:b/>
-        </w:rPr>
-        <w:t xml:space="preserve">Read this before the first upgrade.</w:t>
-      </w:r>
-      <w:r>
-        <w:t xml:space="preserve"> </w:t>
-      </w:r>
-      <w:r>
-        <w:t xml:space="preserve">It is here because of something that happened during the build, not as a theoretical risk.</w:t>
-      </w:r>
-    </w:p>
-    <w:bookmarkStart w:id="25" w:name="what-happened"/>
-    <w:p>
-      <w:pPr>
-        <w:pStyle w:val="Heading3"/>
-      </w:pPr>
-      <w:r>
-        <w:t xml:space="preserve">What happened</w:t>
-      </w:r>
-    </w:p>
-    <w:p>
-      <w:pPr>
-        <w:pStyle w:val="FirstParagraph"/>
-      </w:pPr>
-      <w:r>
-        <w:t xml:space="preserve">The app was installed onto a working system from a directory that was slightly out of date. The approval rules silently went backwards: cost sheet approval returned to a system role, and bill certification returned to the purchase manager. The system still worked. The 23-check harness still passed, because it checked that workflows were</w:t>
-      </w:r>
-      <w:r>
-        <w:t xml:space="preserve"> </w:t>
-      </w:r>
-      <w:r>
-        <w:rPr>
-          <w:iCs/>
-          <w:i/>
-        </w:rPr>
-        <w:t xml:space="preserve">active and complete</w:t>
-      </w:r>
-      <w:r>
-        <w:t xml:space="preserve"> </w:t>
-      </w:r>
-      <w:r>
-        <w:t xml:space="preserve">and never checked</w:t>
-      </w:r>
-      <w:r>
-        <w:t xml:space="preserve"> </w:t>
-      </w:r>
-      <w:r>
-        <w:rPr>
-          <w:iCs/>
-          <w:i/>
-        </w:rPr>
-        <w:t xml:space="preserve">who they gave authority to</w:t>
-      </w:r>
-      <w:r>
-        <w:t xml:space="preserve">. Nobody would have noticed until an audit — or until the wrong person approved something.</w:t>
-      </w:r>
-    </w:p>
-    <w:bookmarkEnd w:id="25"/>
-    <w:bookmarkStart w:id="26" w:name="the-mechanism-established-by-experiment"/>
-    <w:p>
-      <w:pPr>
-        <w:pStyle w:val="Heading3"/>
-      </w:pPr>
-      <w:r>
-        <w:t xml:space="preserve">The mechanism, established by experiment</w:t>
-      </w:r>
-    </w:p>
-    <w:p>
-      <w:pPr>
-        <w:pStyle w:val="FirstParagraph"/>
-      </w:pPr>
-      <w:r>
-        <w:t xml:space="preserve">Installing or upgrading the app re-imports its configuration files and</w:t>
-      </w:r>
-      <w:r>
-        <w:t xml:space="preserve"> </w:t>
-      </w:r>
-      <w:r>
-        <w:rPr>
-          <w:bCs/>
-          <w:b/>
-        </w:rPr>
-        <w:t xml:space="preserve">overwrites what is in the database</w:t>
-      </w:r>
-      <w:r>
-        <w:t xml:space="preserve">. This was tested directly: a workflow role changed in the database was reset to the packaged value by a plain</w:t>
-      </w:r>
-      <w:r>
-        <w:t xml:space="preserve"> </w:t>
-      </w:r>
-      <w:r>
-        <w:rPr>
-          <w:rStyle w:val="VerbatimChar"/>
-        </w:rPr>
-        <w:t xml:space="preserve">bench migrate</w:t>
-      </w:r>
-      <w:r>
-        <w:t xml:space="preserve">.</w:t>
-      </w:r>
-    </w:p>
-    <w:p>
-      <w:pPr>
-        <w:pStyle w:val="BodyText"/>
-      </w:pPr>
-      <w:r>
-        <w:t xml:space="preserve">Two consequences:</w:t>
+        <w:t xml:space="preserve">Minimal, but it has to exist, because the failures are silent:</w:t>
       </w:r>
     </w:p>
     <w:p>
@@ -2688,17 +2495,7 @@
         <w:pStyle w:val="Compact"/>
       </w:pPr>
       <w:r>
-        <w:rPr>
-          <w:bCs/>
-          <w:b/>
-        </w:rPr>
-        <w:t xml:space="preserve">Deploying from a stale copy reverts the business rules</w:t>
-      </w:r>
-      <w:r>
-        <w:t xml:space="preserve"> </w:t>
-      </w:r>
-      <w:r>
-        <w:t xml:space="preserve">to whatever that copy contained.</w:t>
+        <w:t xml:space="preserve">Is the site answering? (uptime check from outside)</w:t>
       </w:r>
     </w:p>
     <w:p>
@@ -2714,23 +2511,341 @@
           <w:bCs/>
           <w:b/>
         </w:rPr>
-        <w:t xml:space="preserve">Anything an administrator changes in the ERPNext screens is reverted at the next upgrade.</w:t>
-      </w:r>
-      <w:r>
-        <w:t xml:space="preserve"> </w:t>
-      </w:r>
-      <w:r>
-        <w:t xml:space="preserve">A workflow role, a notification recipient, a print format — changed in the interface, gone at the next deploy.</w:t>
-      </w:r>
-    </w:p>
-    <w:bookmarkEnd w:id="26"/>
-    <w:bookmarkStart w:id="27" w:name="the-rules"/>
+        <w:t xml:space="preserve">Has each MSCAST job actually run?</w:t>
+      </w:r>
+      <w:r>
+        <w:t xml:space="preserve"> </w:t>
+      </w:r>
+      <w:r>
+        <w:t xml:space="preserve">Check</w:t>
+      </w:r>
+      <w:r>
+        <w:t xml:space="preserve"> </w:t>
+      </w:r>
+      <w:r>
+        <w:rPr>
+          <w:rStyle w:val="VerbatimChar"/>
+        </w:rPr>
+        <w:t xml:space="preserve">last_execution</w:t>
+      </w:r>
+      <w:r>
+        <w:t xml:space="preserve"> </w:t>
+      </w:r>
+      <w:r>
+        <w:t xml:space="preserve">on every Scheduled Job Type, not just that the scheduler process is alive. This is</w:t>
+      </w:r>
+      <w:r>
+        <w:t xml:space="preserve"> </w:t>
+      </w:r>
+      <w:r>
+        <w:rPr>
+          <w:rStyle w:val="VerbatimChar"/>
+        </w:rPr>
+        <w:t xml:space="preserve">T9f</w:t>
+      </w:r>
+      <w:r>
+        <w:t xml:space="preserve"> </w:t>
+      </w:r>
+      <w:r>
+        <w:t xml:space="preserve">in the build checks, and it exists because four jobs sat at</w:t>
+      </w:r>
+      <w:r>
+        <w:t xml:space="preserve"> </w:t>
+      </w:r>
+      <w:r>
+        <w:rPr>
+          <w:rStyle w:val="VerbatimChar"/>
+        </w:rPr>
+        <w:t xml:space="preserve">last_execution = NULL</w:t>
+      </w:r>
+      <w:r>
+        <w:t xml:space="preserve"> </w:t>
+      </w:r>
+      <w:r>
+        <w:t xml:space="preserve">for the life of the POC while everything around them looked healthy. A job that is enabled, correctly scheduled and has never executed is the failure mode to watch for.</w:t>
+      </w:r>
+    </w:p>
+    <w:p>
+      <w:pPr>
+        <w:numPr>
+          <w:ilvl w:val="0"/>
+          <w:numId w:val="1006"/>
+        </w:numPr>
+        <w:pStyle w:val="Compact"/>
+      </w:pPr>
+      <w:r>
+        <w:t xml:space="preserve">Is the</w:t>
+      </w:r>
+      <w:r>
+        <w:t xml:space="preserve"> </w:t>
+      </w:r>
+      <w:r>
+        <w:rPr>
+          <w:bCs/>
+          <w:b/>
+        </w:rPr>
+        <w:t xml:space="preserve">scheduler</w:t>
+      </w:r>
+      <w:r>
+        <w:t xml:space="preserve"> </w:t>
+      </w:r>
+      <w:r>
+        <w:t xml:space="preserve">running? This is the one that fails quietly — the daily summary, the overnight checks, the morning note and every notification stop, and the first symptom is a director noticing the 08:30 email hasn’t arrived for a week.</w:t>
+      </w:r>
+    </w:p>
+    <w:p>
+      <w:pPr>
+        <w:numPr>
+          <w:ilvl w:val="0"/>
+          <w:numId w:val="1006"/>
+        </w:numPr>
+        <w:pStyle w:val="Compact"/>
+      </w:pPr>
+      <w:r>
+        <w:rPr>
+          <w:bCs/>
+          <w:b/>
+        </w:rPr>
+        <w:t xml:space="preserve">Did the morning note actually go out?</w:t>
+      </w:r>
+      <w:r>
+        <w:t xml:space="preserve"> </w:t>
+      </w:r>
+      <w:r>
+        <w:t xml:space="preserve">Check the Email Queue, not just that the job ran. A job that succeeds and reaches nobody is the worst kind of green light.</w:t>
+      </w:r>
+    </w:p>
+    <w:p>
+      <w:pPr>
+        <w:numPr>
+          <w:ilvl w:val="0"/>
+          <w:numId w:val="1006"/>
+        </w:numPr>
+        <w:pStyle w:val="Compact"/>
+      </w:pPr>
+      <w:r>
+        <w:rPr>
+          <w:bCs/>
+          <w:b/>
+        </w:rPr>
+        <w:t xml:space="preserve">Is there an Error Log entry titled</w:t>
+      </w:r>
+      <w:r>
+        <w:rPr>
+          <w:bCs/>
+          <w:b/>
+        </w:rPr>
+        <w:t xml:space="preserve"> </w:t>
+      </w:r>
+      <w:r>
+        <w:rPr>
+          <w:bCs/>
+          <w:b/>
+        </w:rPr>
+        <w:t xml:space="preserve">“</w:t>
+      </w:r>
+      <w:r>
+        <w:rPr>
+          <w:bCs/>
+          <w:b/>
+        </w:rPr>
+        <w:t xml:space="preserve">approval authority repaired after deploy</w:t>
+      </w:r>
+      <w:r>
+        <w:rPr>
+          <w:bCs/>
+          <w:b/>
+        </w:rPr>
+        <w:t xml:space="preserve">”</w:t>
+      </w:r>
+      <w:r>
+        <w:rPr>
+          <w:bCs/>
+          <w:b/>
+        </w:rPr>
+        <w:t xml:space="preserve">?</w:t>
+      </w:r>
+      <w:r>
+        <w:t xml:space="preserve"> </w:t>
+      </w:r>
+      <w:r>
+        <w:t xml:space="preserve">If one appears, a deploy changed who may approve something. Section 5a.</w:t>
+      </w:r>
+    </w:p>
+    <w:p>
+      <w:pPr>
+        <w:numPr>
+          <w:ilvl w:val="0"/>
+          <w:numId w:val="1006"/>
+        </w:numPr>
+        <w:pStyle w:val="Compact"/>
+      </w:pPr>
+      <w:r>
+        <w:t xml:space="preserve">Disk above 80%.</w:t>
+      </w:r>
+    </w:p>
+    <w:p>
+      <w:pPr>
+        <w:numPr>
+          <w:ilvl w:val="0"/>
+          <w:numId w:val="1006"/>
+        </w:numPr>
+        <w:pStyle w:val="Compact"/>
+      </w:pPr>
+      <w:r>
+        <w:t xml:space="preserve">Did last night’s backup complete, and did it leave the server?</w:t>
+      </w:r>
+    </w:p>
+    <w:p>
+      <w:pPr>
+        <w:numPr>
+          <w:ilvl w:val="0"/>
+          <w:numId w:val="1006"/>
+        </w:numPr>
+        <w:pStyle w:val="Compact"/>
+      </w:pPr>
+      <w:r>
+        <w:t xml:space="preserve">Certificate expiry inside 21 days.</w:t>
+      </w:r>
+    </w:p>
+    <w:p>
+      <w:pPr>
+        <w:pStyle w:val="FirstParagraph"/>
+      </w:pPr>
+      <w:r>
+        <w:t xml:space="preserve">Route all of it somewhere the implementation partner reads, and put the scheduler check on the daily summary itself so a missing email is itself the signal.</w:t>
+      </w:r>
+    </w:p>
+    <w:p>
+      <w:r>
+        <w:pict>
+          <v:rect style="width:0;height:1.5pt" o:hralign="center" o:hrstd="t" o:hr="t"/>
+        </w:pict>
+      </w:r>
+    </w:p>
+    <w:bookmarkEnd w:id="24"/>
+    <w:bookmarkStart w:id="29" w:name="Xcaac7d9acbe36ffcbbd3c77402f20c822a47c26"/>
+    <w:p>
+      <w:pPr>
+        <w:pStyle w:val="Heading2"/>
+      </w:pPr>
+      <w:r>
+        <w:t xml:space="preserve">5a. What a deploy actually does to the configuration</w:t>
+      </w:r>
+    </w:p>
+    <w:p>
+      <w:pPr>
+        <w:pStyle w:val="FirstParagraph"/>
+      </w:pPr>
+      <w:r>
+        <w:rPr>
+          <w:bCs/>
+          <w:b/>
+        </w:rPr>
+        <w:t xml:space="preserve">Read this before the first upgrade.</w:t>
+      </w:r>
+      <w:r>
+        <w:t xml:space="preserve"> </w:t>
+      </w:r>
+      <w:r>
+        <w:t xml:space="preserve">It is here because of something that happened during the build, not as a theoretical risk.</w:t>
+      </w:r>
+    </w:p>
+    <w:bookmarkStart w:id="25" w:name="what-happened"/>
     <w:p>
       <w:pPr>
         <w:pStyle w:val="Heading3"/>
       </w:pPr>
       <w:r>
-        <w:t xml:space="preserve">The rules</w:t>
+        <w:t xml:space="preserve">What happened</w:t>
+      </w:r>
+    </w:p>
+    <w:p>
+      <w:pPr>
+        <w:pStyle w:val="FirstParagraph"/>
+      </w:pPr>
+      <w:r>
+        <w:t xml:space="preserve">The app was installed onto a working system from a directory that was slightly out of date. The approval rules silently went backwards: cost sheet approval returned to a system role, and bill certification returned to the purchase manager. The system still worked. The 23-check harness still passed, because it checked that workflows were</w:t>
+      </w:r>
+      <w:r>
+        <w:t xml:space="preserve"> </w:t>
+      </w:r>
+      <w:r>
+        <w:rPr>
+          <w:iCs/>
+          <w:i/>
+        </w:rPr>
+        <w:t xml:space="preserve">active and complete</w:t>
+      </w:r>
+      <w:r>
+        <w:t xml:space="preserve"> </w:t>
+      </w:r>
+      <w:r>
+        <w:t xml:space="preserve">and never checked</w:t>
+      </w:r>
+      <w:r>
+        <w:t xml:space="preserve"> </w:t>
+      </w:r>
+      <w:r>
+        <w:rPr>
+          <w:iCs/>
+          <w:i/>
+        </w:rPr>
+        <w:t xml:space="preserve">who they gave authority to</w:t>
+      </w:r>
+      <w:r>
+        <w:t xml:space="preserve">. Nobody would have noticed until an audit — or until the wrong person approved something.</w:t>
+      </w:r>
+    </w:p>
+    <w:bookmarkEnd w:id="25"/>
+    <w:bookmarkStart w:id="26" w:name="the-mechanism-established-by-experiment"/>
+    <w:p>
+      <w:pPr>
+        <w:pStyle w:val="Heading3"/>
+      </w:pPr>
+      <w:r>
+        <w:t xml:space="preserve">The mechanism, established by experiment</w:t>
+      </w:r>
+    </w:p>
+    <w:p>
+      <w:pPr>
+        <w:pStyle w:val="FirstParagraph"/>
+      </w:pPr>
+      <w:r>
+        <w:t xml:space="preserve">Installing or upgrading the app re-imports its configuration files and</w:t>
+      </w:r>
+      <w:r>
+        <w:t xml:space="preserve"> </w:t>
+      </w:r>
+      <w:r>
+        <w:rPr>
+          <w:bCs/>
+          <w:b/>
+        </w:rPr>
+        <w:t xml:space="preserve">overwrites what is in the database</w:t>
+      </w:r>
+      <w:r>
+        <w:t xml:space="preserve">. This was tested directly: a workflow role changed in the database was reset to the packaged value by a plain</w:t>
+      </w:r>
+      <w:r>
+        <w:t xml:space="preserve"> </w:t>
+      </w:r>
+      <w:r>
+        <w:rPr>
+          <w:rStyle w:val="VerbatimChar"/>
+        </w:rPr>
+        <w:t xml:space="preserve">bench migrate</w:t>
+      </w:r>
+      <w:r>
+        <w:t xml:space="preserve">.</w:t>
+      </w:r>
+    </w:p>
+    <w:p>
+      <w:pPr>
+        <w:pStyle w:val="BodyText"/>
+      </w:pPr>
+      <w:r>
+        <w:t xml:space="preserve">Two consequences:</w:t>
       </w:r>
     </w:p>
     <w:p>
@@ -2746,13 +2861,13 @@
           <w:bCs/>
           <w:b/>
         </w:rPr>
-        <w:t xml:space="preserve">Business rules live in the package, not in the screens.</w:t>
-      </w:r>
-      <w:r>
-        <w:t xml:space="preserve"> </w:t>
-      </w:r>
-      <w:r>
-        <w:t xml:space="preserve">If an approval must change, it changes in the repository and is deployed. Never through the interface on production.</w:t>
+        <w:t xml:space="preserve">Deploying from a stale copy reverts the business rules</w:t>
+      </w:r>
+      <w:r>
+        <w:t xml:space="preserve"> </w:t>
+      </w:r>
+      <w:r>
+        <w:t xml:space="preserve">to whatever that copy contained.</w:t>
       </w:r>
     </w:p>
     <w:p>
@@ -2768,208 +2883,23 @@
           <w:bCs/>
           <w:b/>
         </w:rPr>
-        <w:t xml:space="preserve">Deploy from a tagged release.</w:t>
-      </w:r>
-      <w:r>
-        <w:t xml:space="preserve"> </w:t>
-      </w:r>
-      <w:r>
-        <w:t xml:space="preserve">If you cannot say which version is running, you cannot say what the approval rules are. Record the tag and the commit hash in a deployment log.</w:t>
-      </w:r>
-    </w:p>
-    <w:p>
-      <w:pPr>
-        <w:numPr>
-          <w:ilvl w:val="0"/>
-          <w:numId w:val="1007"/>
-        </w:numPr>
-        <w:pStyle w:val="Compact"/>
-      </w:pPr>
-      <w:r>
-        <w:rPr>
-          <w:bCs/>
-          <w:b/>
-        </w:rPr>
-        <w:t xml:space="preserve">Never copy the application folder onto a server.</w:t>
-      </w:r>
-      <w:r>
-        <w:t xml:space="preserve"> </w:t>
-      </w:r>
-      <w:r>
-        <w:t xml:space="preserve">That is exactly how the stale install happened.</w:t>
-      </w:r>
-    </w:p>
-    <w:bookmarkEnd w:id="27"/>
-    <w:bookmarkStart w:id="28" w:name="the-safety-net"/>
+        <w:t xml:space="preserve">Anything an administrator changes in the ERPNext screens is reverted at the next upgrade.</w:t>
+      </w:r>
+      <w:r>
+        <w:t xml:space="preserve"> </w:t>
+      </w:r>
+      <w:r>
+        <w:t xml:space="preserve">A workflow role, a notification recipient, a print format — changed in the interface, gone at the next deploy.</w:t>
+      </w:r>
+    </w:p>
+    <w:bookmarkEnd w:id="26"/>
+    <w:bookmarkStart w:id="27" w:name="the-rules"/>
     <w:p>
       <w:pPr>
         <w:pStyle w:val="Heading3"/>
       </w:pPr>
       <w:r>
-        <w:t xml:space="preserve">The safety net</w:t>
-      </w:r>
-    </w:p>
-    <w:p>
-      <w:pPr>
-        <w:pStyle w:val="FirstParagraph"/>
-      </w:pPr>
-      <w:r>
-        <w:t xml:space="preserve">After every install and every upgrade, the system verifies six control transitions — the five that must sit with a director, plus drawing release — and</w:t>
-      </w:r>
-      <w:r>
-        <w:t xml:space="preserve"> </w:t>
-      </w:r>
-      <w:r>
-        <w:rPr>
-          <w:bCs/>
-          <w:b/>
-        </w:rPr>
-        <w:t xml:space="preserve">repairs any that are wrong</w:t>
-      </w:r>
-      <w:r>
-        <w:t xml:space="preserve">. It repairs rather than aborting, because a half-finished migrate is worse than a wrong approval role. But it never repairs quietly:</w:t>
-      </w:r>
-    </w:p>
-    <w:p>
-      <w:pPr>
-        <w:pStyle w:val="SourceCode"/>
-      </w:pPr>
-      <w:r>
-        <w:rPr>
-          <w:rStyle w:val="VerbatimChar"/>
-        </w:rPr>
-        <w:t xml:space="preserve">!!!!!!!!!!!!!!!!!!!!!!!!!!!!!!!!!!!!!!!!!!!!!!!!!!!!!!!!!!!!!!!!</w:t>
-      </w:r>
-      <w:r>
-        <w:br/>
-      </w:r>
-      <w:r>
-        <w:rPr>
-          <w:rStyle w:val="VerbatimChar"/>
-        </w:rPr>
-        <w:t xml:space="preserve">MSCAST: THE DEPLOY CHANGED WHO MAY APPROVE. Repaired, but read this.</w:t>
-      </w:r>
-      <w:r>
-        <w:br/>
-      </w:r>
-      <w:r>
-        <w:rPr>
-          <w:rStyle w:val="VerbatimChar"/>
-        </w:rPr>
-        <w:t xml:space="preserve">!!!!!!!!!!!!!!!!!!!!!!!!!!!!!!!!!!!!!!!!!!!!!!!!!!!!!!!!!!!!!!!!</w:t>
-      </w:r>
-      <w:r>
-        <w:br/>
-      </w:r>
-      <w:r>
-        <w:rPr>
-          <w:rStyle w:val="VerbatimChar"/>
-        </w:rPr>
-        <w:t xml:space="preserve">  - MSCAST BRM Certification / Certify was Purchase Manager, restored to MSCAST Director</w:t>
-      </w:r>
-      <w:r>
-        <w:br/>
-      </w:r>
-      <w:r>
-        <w:rPr>
-          <w:rStyle w:val="VerbatimChar"/>
-        </w:rPr>
-        <w:t xml:space="preserve">  - MSCAST PCC Approval / Approve was System Manager, restored to MSCAST Director</w:t>
-      </w:r>
-    </w:p>
-    <w:p>
-      <w:pPr>
-        <w:pStyle w:val="FirstParagraph"/>
-      </w:pPr>
-      <w:r>
-        <w:rPr>
-          <w:bCs/>
-          <w:b/>
-        </w:rPr>
-        <w:t xml:space="preserve">A banner is not</w:t>
-      </w:r>
-      <w:r>
-        <w:rPr>
-          <w:bCs/>
-          <w:b/>
-        </w:rPr>
-        <w:t xml:space="preserve"> </w:t>
-      </w:r>
-      <w:r>
-        <w:rPr>
-          <w:bCs/>
-          <w:b/>
-        </w:rPr>
-        <w:t xml:space="preserve">“</w:t>
-      </w:r>
-      <w:r>
-        <w:rPr>
-          <w:bCs/>
-          <w:b/>
-        </w:rPr>
-        <w:t xml:space="preserve">handled</w:t>
-      </w:r>
-      <w:r>
-        <w:rPr>
-          <w:bCs/>
-          <w:b/>
-        </w:rPr>
-        <w:t xml:space="preserve">”</w:t>
-      </w:r>
-      <w:r>
-        <w:rPr>
-          <w:bCs/>
-          <w:b/>
-        </w:rPr>
-        <w:t xml:space="preserve">.</w:t>
-      </w:r>
-      <w:r>
-        <w:t xml:space="preserve"> </w:t>
-      </w:r>
-      <w:r>
-        <w:t xml:space="preserve">It means the package you deployed and the configuration MSCAST agreed have diverged. Find out why and reconcile them, or it repeats at every upgrade and one day the repair list will contain something the guard does not cover.</w:t>
-      </w:r>
-    </w:p>
-    <w:p>
-      <w:pPr>
-        <w:pStyle w:val="BodyText"/>
-      </w:pPr>
-      <w:r>
-        <w:t xml:space="preserve">The same assertion runs in the build checks, so a drift is caught twice.</w:t>
-      </w:r>
-    </w:p>
-    <w:p>
-      <w:r>
-        <w:pict>
-          <v:rect style="width:0;height:1.5pt" o:hralign="center" o:hrstd="t" o:hr="t"/>
-        </w:pict>
-      </w:r>
-    </w:p>
-    <w:bookmarkEnd w:id="28"/>
-    <w:bookmarkEnd w:id="29"/>
-    <w:bookmarkStart w:id="30" w:name="keeping-it-patched"/>
-    <w:p>
-      <w:pPr>
-        <w:pStyle w:val="Heading2"/>
-      </w:pPr>
-      <w:r>
-        <w:t xml:space="preserve">5. Keeping it patched</w:t>
-      </w:r>
-    </w:p>
-    <w:p>
-      <w:pPr>
-        <w:pStyle w:val="FirstParagraph"/>
-      </w:pPr>
-      <w:r>
-        <w:t xml:space="preserve">ERPNext v16 releases frequently and India Compliance ships GST changes on statutory deadlines. The risk is not the upgrade; it is the 28 custom reports written in raw SQL against tables that can change — and the configuration overwrite described in 5a.</w:t>
-      </w:r>
-    </w:p>
-    <w:p>
-      <w:pPr>
-        <w:pStyle w:val="BodyText"/>
-      </w:pPr>
-      <w:r>
-        <w:t xml:space="preserve">A monthly routine:</w:t>
+        <w:t xml:space="preserve">The rules</w:t>
       </w:r>
     </w:p>
     <w:p>
@@ -2981,23 +2911,17 @@
         <w:pStyle w:val="Compact"/>
       </w:pPr>
       <w:r>
-        <w:t xml:space="preserve">Restore last night’s production backup onto a staging site -</w:t>
-      </w:r>
-      <w:r>
-        <w:t xml:space="preserve"> </w:t>
-      </w:r>
-      <w:r>
-        <w:rPr>
-          <w:bCs/>
-          <w:b/>
-        </w:rPr>
-        <w:t xml:space="preserve">with its encryption key, and with email muted and the scheduler off.</w:t>
-      </w:r>
-      <w:r>
-        <w:t xml:space="preserve"> </w:t>
-      </w:r>
-      <w:r>
-        <w:t xml:space="preserve">A restored copy carries the live mail account and an enabled scheduler, and left alone it sends the morning report to real people.</w:t>
+        <w:rPr>
+          <w:bCs/>
+          <w:b/>
+        </w:rPr>
+        <w:t xml:space="preserve">Business rules live in the package, not in the screens.</w:t>
+      </w:r>
+      <w:r>
+        <w:t xml:space="preserve"> </w:t>
+      </w:r>
+      <w:r>
+        <w:t xml:space="preserve">If an approval must change, it changes in the repository and is deployed. Never through the interface on production.</w:t>
       </w:r>
     </w:p>
     <w:p>
@@ -3010,15 +2934,16 @@
       </w:pPr>
       <w:r>
         <w:rPr>
-          <w:rStyle w:val="VerbatimChar"/>
-        </w:rPr>
-        <w:t xml:space="preserve">bench update</w:t>
-      </w:r>
-      <w:r>
-        <w:t xml:space="preserve"> </w:t>
-      </w:r>
-      <w:r>
-        <w:t xml:space="preserve">there.</w:t>
+          <w:bCs/>
+          <w:b/>
+        </w:rPr>
+        <w:t xml:space="preserve">Deploy from a tagged release.</w:t>
+      </w:r>
+      <w:r>
+        <w:t xml:space="preserve"> </w:t>
+      </w:r>
+      <w:r>
+        <w:t xml:space="preserve">If you cannot say which version is running, you cannot say what the approval rules are. Record the tag and the commit hash in a deployment log.</w:t>
       </w:r>
     </w:p>
     <w:p>
@@ -3030,71 +2955,95 @@
         <w:pStyle w:val="Compact"/>
       </w:pPr>
       <w:r>
-        <w:t xml:space="preserve">Run the build checks.</w:t>
-      </w:r>
-      <w:r>
-        <w:t xml:space="preserve"> </w:t>
-      </w:r>
-      <w:r>
-        <w:rPr>
-          <w:bCs/>
-          <w:b/>
-        </w:rPr>
-        <w:t xml:space="preserve">37 checks, 0 failures</w:t>
-      </w:r>
-      <w:r>
-        <w:t xml:space="preserve">, two expected warnings. They exist precisely for this.</w:t>
-      </w:r>
-      <w:r>
-        <w:t xml:space="preserve"> </w:t>
-      </w:r>
+        <w:rPr>
+          <w:bCs/>
+          <w:b/>
+        </w:rPr>
+        <w:t xml:space="preserve">Never copy the application folder onto a server.</w:t>
+      </w:r>
+      <w:r>
+        <w:t xml:space="preserve"> </w:t>
+      </w:r>
+      <w:r>
+        <w:t xml:space="preserve">That is exactly how the stale install happened.</w:t>
+      </w:r>
+    </w:p>
+    <w:bookmarkEnd w:id="27"/>
+    <w:bookmarkStart w:id="28" w:name="the-safety-net"/>
+    <w:p>
+      <w:pPr>
+        <w:pStyle w:val="Heading3"/>
+      </w:pPr>
+      <w:r>
+        <w:t xml:space="preserve">The safety net</w:t>
+      </w:r>
+    </w:p>
+    <w:p>
+      <w:pPr>
+        <w:pStyle w:val="FirstParagraph"/>
+      </w:pPr>
+      <w:r>
+        <w:t xml:space="preserve">After every install and every upgrade, the system verifies six control transitions — the five that must sit with a director, plus drawing release — and</w:t>
+      </w:r>
+      <w:r>
+        <w:t xml:space="preserve"> </w:t>
+      </w:r>
+      <w:r>
+        <w:rPr>
+          <w:bCs/>
+          <w:b/>
+        </w:rPr>
+        <w:t xml:space="preserve">repairs any that are wrong</w:t>
+      </w:r>
+      <w:r>
+        <w:t xml:space="preserve">. It repairs rather than aborting, because a half-finished migrate is worse than a wrong approval role. But it never repairs quietly:</w:t>
+      </w:r>
+    </w:p>
+    <w:p>
+      <w:pPr>
+        <w:pStyle w:val="SourceCode"/>
+      </w:pPr>
       <w:r>
         <w:rPr>
           <w:rStyle w:val="VerbatimChar"/>
         </w:rPr>
-        <w:t xml:space="preserve">upgrade-test.sh</w:t>
-      </w:r>
-      <w:r>
-        <w:t xml:space="preserve"> </w:t>
-      </w:r>
-      <w:r>
-        <w:t xml:space="preserve">does steps 1-3 on a fully separate stack and tears it down afterwards.</w:t>
-      </w:r>
-    </w:p>
-    <w:p>
-      <w:pPr>
-        <w:numPr>
-          <w:ilvl w:val="0"/>
-          <w:numId w:val="1008"/>
-        </w:numPr>
-        <w:pStyle w:val="Compact"/>
-      </w:pPr>
-      <w:r>
-        <w:t xml:space="preserve">Read the deploy output for an approval-authority banner.</w:t>
-      </w:r>
-    </w:p>
-    <w:p>
-      <w:pPr>
-        <w:numPr>
-          <w:ilvl w:val="0"/>
-          <w:numId w:val="1008"/>
-        </w:numPr>
-        <w:pStyle w:val="Compact"/>
-      </w:pPr>
-      <w:r>
-        <w:t xml:space="preserve">Only then upgrade production, in a window MSCAST agrees to, from a tagged release.</w:t>
-      </w:r>
-    </w:p>
-    <w:p>
-      <w:pPr>
-        <w:numPr>
-          <w:ilvl w:val="0"/>
-          <w:numId w:val="1008"/>
-        </w:numPr>
-        <w:pStyle w:val="Compact"/>
-      </w:pPr>
-      <w:r>
-        <w:t xml:space="preserve">Re-run the checks on production afterwards. Do not announce the system is available until they pass.</w:t>
+        <w:t xml:space="preserve">!!!!!!!!!!!!!!!!!!!!!!!!!!!!!!!!!!!!!!!!!!!!!!!!!!!!!!!!!!!!!!!!</w:t>
+      </w:r>
+      <w:r>
+        <w:br/>
+      </w:r>
+      <w:r>
+        <w:rPr>
+          <w:rStyle w:val="VerbatimChar"/>
+        </w:rPr>
+        <w:t xml:space="preserve">MSCAST: THE DEPLOY CHANGED WHO MAY APPROVE. Repaired, but read this.</w:t>
+      </w:r>
+      <w:r>
+        <w:br/>
+      </w:r>
+      <w:r>
+        <w:rPr>
+          <w:rStyle w:val="VerbatimChar"/>
+        </w:rPr>
+        <w:t xml:space="preserve">!!!!!!!!!!!!!!!!!!!!!!!!!!!!!!!!!!!!!!!!!!!!!!!!!!!!!!!!!!!!!!!!</w:t>
+      </w:r>
+      <w:r>
+        <w:br/>
+      </w:r>
+      <w:r>
+        <w:rPr>
+          <w:rStyle w:val="VerbatimChar"/>
+        </w:rPr>
+        <w:t xml:space="preserve">  - MSCAST BRM Certification / Certify was Purchase Manager, restored to MSCAST Director</w:t>
+      </w:r>
+      <w:r>
+        <w:br/>
+      </w:r>
+      <w:r>
+        <w:rPr>
+          <w:rStyle w:val="VerbatimChar"/>
+        </w:rPr>
+        <w:t xml:space="preserve">  - MSCAST PCC Approval / Approve was System Manager, restored to MSCAST Director</w:t>
       </w:r>
     </w:p>
     <w:p>
@@ -3106,52 +3055,48 @@
           <w:bCs/>
           <w:b/>
         </w:rPr>
-        <w:t xml:space="preserve">What an upgrade overwrites, and why that is now safe.</w:t>
-      </w:r>
-      <w:r>
-        <w:t xml:space="preserve"> </w:t>
-      </w:r>
-      <w:r>
-        <w:rPr>
-          <w:rStyle w:val="VerbatimChar"/>
-        </w:rPr>
-        <w:t xml:space="preserve">bench migrate</w:t>
-      </w:r>
-      <w:r>
-        <w:t xml:space="preserve"> </w:t>
-      </w:r>
-      <w:r>
-        <w:t xml:space="preserve">re-imports every fixture and overwrites the live rows. Until 21 September the app’s fixtures included 663 custom fields, 344 property setters and 7 email templates that belong to India Compliance, ERPNext and HRMS, and because</w:t>
-      </w:r>
-      <w:r>
-        <w:t xml:space="preserve"> </w:t>
-      </w:r>
-      <w:r>
-        <w:rPr>
-          <w:rStyle w:val="VerbatimChar"/>
-        </w:rPr>
-        <w:t xml:space="preserve">mscast_erp</w:t>
-      </w:r>
-      <w:r>
-        <w:t xml:space="preserve"> </w:t>
-      </w:r>
-      <w:r>
-        <w:t xml:space="preserve">migrates last, our frozen copies would have reverted their updates - including GST changes India Compliance ships on statutory deadlines. One had already gone stale. The fixtures now carry only MSCAST’s own records, measured against a site built without the app, and check</w:t>
-      </w:r>
-      <w:r>
-        <w:t xml:space="preserve"> </w:t>
-      </w:r>
-      <w:r>
-        <w:rPr>
-          <w:rStyle w:val="VerbatimChar"/>
-        </w:rPr>
-        <w:t xml:space="preserve">T6m</w:t>
-      </w:r>
-      <w:r>
-        <w:t xml:space="preserve"> </w:t>
-      </w:r>
-      <w:r>
-        <w:t xml:space="preserve">fails if a foreign record creeps back in or an MSCAST one is left out.</w:t>
+        <w:t xml:space="preserve">A banner is not</w:t>
+      </w:r>
+      <w:r>
+        <w:rPr>
+          <w:bCs/>
+          <w:b/>
+        </w:rPr>
+        <w:t xml:space="preserve"> </w:t>
+      </w:r>
+      <w:r>
+        <w:rPr>
+          <w:bCs/>
+          <w:b/>
+        </w:rPr>
+        <w:t xml:space="preserve">“</w:t>
+      </w:r>
+      <w:r>
+        <w:rPr>
+          <w:bCs/>
+          <w:b/>
+        </w:rPr>
+        <w:t xml:space="preserve">handled</w:t>
+      </w:r>
+      <w:r>
+        <w:rPr>
+          <w:bCs/>
+          <w:b/>
+        </w:rPr>
+        <w:t xml:space="preserve">”</w:t>
+      </w:r>
+      <w:r>
+        <w:rPr>
+          <w:bCs/>
+          <w:b/>
+        </w:rPr>
+        <w:t xml:space="preserve">.</w:t>
+      </w:r>
+      <w:r>
+        <w:t xml:space="preserve"> </w:t>
+      </w:r>
+      <w:r>
+        <w:t xml:space="preserve">It means the package you deployed and the configuration MSCAST agreed have diverged. Find out why and reconcile them, or it repeats at every upgrade and one day the repair list will contain something the guard does not cover.</w:t>
       </w:r>
     </w:p>
     <w:p>
@@ -3159,7 +3104,7 @@
         <w:pStyle w:val="BodyText"/>
       </w:pPr>
       <w:r>
-        <w:t xml:space="preserve">Never upgrade production directly. The harness on a staging site is the difference between finding a broken Schedule III report yourself and hearing about it from the auditor.</w:t>
+        <w:t xml:space="preserve">The same assertion runs in the build checks, so a drift is caught twice.</w:t>
       </w:r>
     </w:p>
     <w:p>
@@ -3169,14 +3114,15 @@
         </w:pict>
       </w:r>
     </w:p>
-    <w:bookmarkEnd w:id="30"/>
-    <w:bookmarkStart w:id="31" w:name="cutover-day"/>
+    <w:bookmarkEnd w:id="28"/>
+    <w:bookmarkEnd w:id="29"/>
+    <w:bookmarkStart w:id="30" w:name="keeping-it-patched"/>
     <w:p>
       <w:pPr>
         <w:pStyle w:val="Heading2"/>
       </w:pPr>
       <w:r>
-        <w:t xml:space="preserve">6. Cutover day</w:t>
+        <w:t xml:space="preserve">5. Keeping it patched</w:t>
       </w:r>
     </w:p>
     <w:p>
@@ -3184,7 +3130,7 @@
         <w:pStyle w:val="FirstParagraph"/>
       </w:pPr>
       <w:r>
-        <w:t xml:space="preserve">Pick a date at a month end, ideally a quarter end, so the opening balances line up with something MSCAST already reconciles.</w:t>
+        <w:t xml:space="preserve">ERPNext v16 releases frequently and India Compliance ships GST changes on statutory deadlines. The risk is not the upgrade; it is the 28 custom reports written in raw SQL against tables that can change — and the configuration overwrite described in 5a.</w:t>
       </w:r>
     </w:p>
     <w:p>
@@ -3192,11 +3138,7 @@
         <w:pStyle w:val="BodyText"/>
       </w:pPr>
       <w:r>
-        <w:rPr>
-          <w:bCs/>
-          <w:b/>
-        </w:rPr>
-        <w:t xml:space="preserve">The week before</w:t>
+        <w:t xml:space="preserve">A monthly routine:</w:t>
       </w:r>
     </w:p>
     <w:p>
@@ -3208,7 +3150,23 @@
         <w:pStyle w:val="Compact"/>
       </w:pPr>
       <w:r>
-        <w:t xml:space="preserve">Masters loaded and checked: customers, suppliers, items, employees (sheets 1–5 of the data collection workbook)</w:t>
+        <w:t xml:space="preserve">Restore last night’s production backup onto a staging site -</w:t>
+      </w:r>
+      <w:r>
+        <w:t xml:space="preserve"> </w:t>
+      </w:r>
+      <w:r>
+        <w:rPr>
+          <w:bCs/>
+          <w:b/>
+        </w:rPr>
+        <w:t xml:space="preserve">with its encryption key, and with email muted and the scheduler off.</w:t>
+      </w:r>
+      <w:r>
+        <w:t xml:space="preserve"> </w:t>
+      </w:r>
+      <w:r>
+        <w:t xml:space="preserve">A restored copy carries the live mail account and an enabled scheduler, and left alone it sends the morning report to real people.</w:t>
       </w:r>
     </w:p>
     <w:p>
@@ -3220,7 +3178,16 @@
         <w:pStyle w:val="Compact"/>
       </w:pPr>
       <w:r>
-        <w:t xml:space="preserve">Users created, roles assigned, everyone has logged in once and changed their password</w:t>
+        <w:rPr>
+          <w:rStyle w:val="VerbatimChar"/>
+        </w:rPr>
+        <w:t xml:space="preserve">bench update</w:t>
+      </w:r>
+      <w:r>
+        <w:t xml:space="preserve"> </w:t>
+      </w:r>
+      <w:r>
+        <w:t xml:space="preserve">there.</w:t>
       </w:r>
     </w:p>
     <w:p>
@@ -3232,62 +3199,35 @@
         <w:pStyle w:val="Compact"/>
       </w:pPr>
       <w:r>
-        <w:rPr>
-          <w:bCs/>
-          <w:b/>
-        </w:rPr>
-        <w:t xml:space="preserve">The setup-wizard administrator cut back to</w:t>
-      </w:r>
-      <w:r>
-        <w:rPr>
-          <w:bCs/>
-          <w:b/>
-        </w:rPr>
+        <w:t xml:space="preserve">Run the build checks.</w:t>
+      </w:r>
+      <w:r>
+        <w:t xml:space="preserve"> </w:t>
+      </w:r>
+      <w:r>
+        <w:rPr>
+          <w:bCs/>
+          <w:b/>
+        </w:rPr>
+        <w:t xml:space="preserve">37 checks, 0 failures</w:t>
+      </w:r>
+      <w:r>
+        <w:t xml:space="preserve">, two expected warnings. They exist precisely for this.</w:t>
+      </w:r>
+      <w:r>
         <w:t xml:space="preserve"> </w:t>
       </w:r>
       <w:r>
         <w:rPr>
           <w:rStyle w:val="VerbatimChar"/>
-          <w:bCs/>
-          <w:b/>
-        </w:rPr>
-        <w:t xml:space="preserve">System Manager</w:t>
-      </w:r>
-      <w:r>
-        <w:rPr>
-          <w:bCs/>
-          <w:b/>
-        </w:rPr>
-        <w:t xml:space="preserve"> </w:t>
-      </w:r>
-      <w:r>
-        <w:rPr>
-          <w:bCs/>
-          <w:b/>
-        </w:rPr>
-        <w:t xml:space="preserve">alone.</w:t>
-      </w:r>
-      <w:r>
-        <w:t xml:space="preserve"> </w:t>
-      </w:r>
-      <w:r>
-        <w:t xml:space="preserve">In the POC that account had collected</w:t>
-      </w:r>
-      <w:r>
-        <w:t xml:space="preserve"> </w:t>
-      </w:r>
-      <w:r>
-        <w:rPr>
-          <w:bCs/>
-          <w:b/>
-        </w:rPr>
-        <w:t xml:space="preserve">41</w:t>
-      </w:r>
-      <w:r>
-        <w:t xml:space="preserve"> </w:t>
-      </w:r>
-      <w:r>
-        <w:t xml:space="preserve">roles, including every manager role, on a login nobody had ever used. A fresh install creates the same thing, so this is a step on every deployment, not a one-off</w:t>
+        </w:rPr>
+        <w:t xml:space="preserve">upgrade-test.sh</w:t>
+      </w:r>
+      <w:r>
+        <w:t xml:space="preserve"> </w:t>
+      </w:r>
+      <w:r>
+        <w:t xml:space="preserve">does steps 1-3 on a fully separate stack and tears it down afterwards.</w:t>
       </w:r>
     </w:p>
     <w:p>
@@ -3299,39 +3239,7 @@
         <w:pStyle w:val="Compact"/>
       </w:pPr>
       <w:r>
-        <w:rPr>
-          <w:bCs/>
-          <w:b/>
-        </w:rPr>
-        <w:t xml:space="preserve">No operational user holds</w:t>
-      </w:r>
-      <w:r>
-        <w:rPr>
-          <w:bCs/>
-          <w:b/>
-        </w:rPr>
-        <w:t xml:space="preserve"> </w:t>
-      </w:r>
-      <w:r>
-        <w:rPr>
-          <w:rStyle w:val="VerbatimChar"/>
-          <w:bCs/>
-          <w:b/>
-        </w:rPr>
-        <w:t xml:space="preserve">System Manager</w:t>
-      </w:r>
-      <w:r>
-        <w:rPr>
-          <w:bCs/>
-          <w:b/>
-        </w:rPr>
-        <w:t xml:space="preserve">.</w:t>
-      </w:r>
-      <w:r>
-        <w:t xml:space="preserve"> </w:t>
-      </w:r>
-      <w:r>
-        <w:t xml:space="preserve">It bypasses every control in this document. In the POC an ordinary staff account was found carrying it and nothing had reported it</w:t>
+        <w:t xml:space="preserve">Read the deploy output for an approval-authority banner.</w:t>
       </w:r>
     </w:p>
     <w:p>
@@ -3343,17 +3251,7 @@
         <w:pStyle w:val="Compact"/>
       </w:pPr>
       <w:r>
-        <w:t xml:space="preserve">Each person has walked their own process on the system with real-looking data,</w:t>
-      </w:r>
-      <w:r>
-        <w:t xml:space="preserve"> </w:t>
-      </w:r>
-      <w:r>
-        <w:rPr>
-          <w:bCs/>
-          <w:b/>
-        </w:rPr>
-        <w:t xml:space="preserve">holding their role card</w:t>
+        <w:t xml:space="preserve">Only then upgrade production, in a window MSCAST agrees to, from a tagged release.</w:t>
       </w:r>
     </w:p>
     <w:p>
@@ -3365,35 +3263,7 @@
         <w:pStyle w:val="Compact"/>
       </w:pPr>
       <w:r>
-        <w:t xml:space="preserve">The CA has signed off the accounting decisions — WIP method, tax regime, MSME rules, retention posting</w:t>
-      </w:r>
-    </w:p>
-    <w:p>
-      <w:pPr>
-        <w:numPr>
-          <w:ilvl w:val="0"/>
-          <w:numId w:val="1009"/>
-        </w:numPr>
-        <w:pStyle w:val="Compact"/>
-      </w:pPr>
-      <w:r>
-        <w:t xml:space="preserve">A director has</w:t>
-      </w:r>
-      <w:r>
-        <w:t xml:space="preserve"> </w:t>
-      </w:r>
-      <w:r>
-        <w:rPr>
-          <w:bCs/>
-          <w:b/>
-        </w:rPr>
-        <w:t xml:space="preserve">received</w:t>
-      </w:r>
-      <w:r>
-        <w:t xml:space="preserve"> </w:t>
-      </w:r>
-      <w:r>
-        <w:t xml:space="preserve">the morning note, not just had it sent</w:t>
+        <w:t xml:space="preserve">Re-run the checks on production afterwards. Do not announce the system is available until they pass.</w:t>
       </w:r>
     </w:p>
     <w:p>
@@ -3405,7 +3275,97 @@
           <w:bCs/>
           <w:b/>
         </w:rPr>
-        <w:t xml:space="preserve">Cutover day</w:t>
+        <w:t xml:space="preserve">What an upgrade overwrites, and why that is now safe.</w:t>
+      </w:r>
+      <w:r>
+        <w:t xml:space="preserve"> </w:t>
+      </w:r>
+      <w:r>
+        <w:rPr>
+          <w:rStyle w:val="VerbatimChar"/>
+        </w:rPr>
+        <w:t xml:space="preserve">bench migrate</w:t>
+      </w:r>
+      <w:r>
+        <w:t xml:space="preserve"> </w:t>
+      </w:r>
+      <w:r>
+        <w:t xml:space="preserve">re-imports every fixture and overwrites the live rows. Until 21 September the app’s fixtures included 663 custom fields, 344 property setters and 7 email templates that belong to India Compliance, ERPNext and HRMS, and because</w:t>
+      </w:r>
+      <w:r>
+        <w:t xml:space="preserve"> </w:t>
+      </w:r>
+      <w:r>
+        <w:rPr>
+          <w:rStyle w:val="VerbatimChar"/>
+        </w:rPr>
+        <w:t xml:space="preserve">mscast_erp</w:t>
+      </w:r>
+      <w:r>
+        <w:t xml:space="preserve"> </w:t>
+      </w:r>
+      <w:r>
+        <w:t xml:space="preserve">migrates last, our frozen copies would have reverted their updates - including GST changes India Compliance ships on statutory deadlines. One had already gone stale. The fixtures now carry only MSCAST’s own records, measured against a site built without the app, and check</w:t>
+      </w:r>
+      <w:r>
+        <w:t xml:space="preserve"> </w:t>
+      </w:r>
+      <w:r>
+        <w:rPr>
+          <w:rStyle w:val="VerbatimChar"/>
+        </w:rPr>
+        <w:t xml:space="preserve">T6m</w:t>
+      </w:r>
+      <w:r>
+        <w:t xml:space="preserve"> </w:t>
+      </w:r>
+      <w:r>
+        <w:t xml:space="preserve">fails if a foreign record creeps back in or an MSCAST one is left out.</w:t>
+      </w:r>
+    </w:p>
+    <w:p>
+      <w:pPr>
+        <w:pStyle w:val="BodyText"/>
+      </w:pPr>
+      <w:r>
+        <w:t xml:space="preserve">Never upgrade production directly. The harness on a staging site is the difference between finding a broken Schedule III report yourself and hearing about it from the auditor.</w:t>
+      </w:r>
+    </w:p>
+    <w:p>
+      <w:r>
+        <w:pict>
+          <v:rect style="width:0;height:1.5pt" o:hralign="center" o:hrstd="t" o:hr="t"/>
+        </w:pict>
+      </w:r>
+    </w:p>
+    <w:bookmarkEnd w:id="30"/>
+    <w:bookmarkStart w:id="31" w:name="cutover-day"/>
+    <w:p>
+      <w:pPr>
+        <w:pStyle w:val="Heading2"/>
+      </w:pPr>
+      <w:r>
+        <w:t xml:space="preserve">6. Cutover day</w:t>
+      </w:r>
+    </w:p>
+    <w:p>
+      <w:pPr>
+        <w:pStyle w:val="FirstParagraph"/>
+      </w:pPr>
+      <w:r>
+        <w:t xml:space="preserve">Pick a date at a month end, ideally a quarter end, so the opening balances line up with something MSCAST already reconciles.</w:t>
+      </w:r>
+    </w:p>
+    <w:p>
+      <w:pPr>
+        <w:pStyle w:val="BodyText"/>
+      </w:pPr>
+      <w:r>
+        <w:rPr>
+          <w:bCs/>
+          <w:b/>
+        </w:rPr>
+        <w:t xml:space="preserve">The week before</w:t>
       </w:r>
     </w:p>
     <w:p>
@@ -3417,7 +3377,7 @@
         <w:pStyle w:val="Compact"/>
       </w:pPr>
       <w:r>
-        <w:t xml:space="preserve">Tally is closed for new entries. Announce the exact time.</w:t>
+        <w:t xml:space="preserve">Masters loaded and checked: customers, suppliers, items, employees (sheets 1–5 of the data collection workbook)</w:t>
       </w:r>
     </w:p>
     <w:p>
@@ -3429,7 +3389,7 @@
         <w:pStyle w:val="Compact"/>
       </w:pPr>
       <w:r>
-        <w:t xml:space="preserve">Strike the trial balance as at the cutover date.</w:t>
+        <w:t xml:space="preserve">Users created, roles assigned, everyone has logged in once and changed their password</w:t>
       </w:r>
     </w:p>
     <w:p>
@@ -3441,7 +3401,62 @@
         <w:pStyle w:val="Compact"/>
       </w:pPr>
       <w:r>
-        <w:t xml:space="preserve">Load opening balances: trial balance, then receivables invoice by invoice, payables bill by bill, then stock.</w:t>
+        <w:rPr>
+          <w:bCs/>
+          <w:b/>
+        </w:rPr>
+        <w:t xml:space="preserve">The setup-wizard administrator cut back to</w:t>
+      </w:r>
+      <w:r>
+        <w:rPr>
+          <w:bCs/>
+          <w:b/>
+        </w:rPr>
+        <w:t xml:space="preserve"> </w:t>
+      </w:r>
+      <w:r>
+        <w:rPr>
+          <w:rStyle w:val="VerbatimChar"/>
+          <w:bCs/>
+          <w:b/>
+        </w:rPr>
+        <w:t xml:space="preserve">System Manager</w:t>
+      </w:r>
+      <w:r>
+        <w:rPr>
+          <w:bCs/>
+          <w:b/>
+        </w:rPr>
+        <w:t xml:space="preserve"> </w:t>
+      </w:r>
+      <w:r>
+        <w:rPr>
+          <w:bCs/>
+          <w:b/>
+        </w:rPr>
+        <w:t xml:space="preserve">alone.</w:t>
+      </w:r>
+      <w:r>
+        <w:t xml:space="preserve"> </w:t>
+      </w:r>
+      <w:r>
+        <w:t xml:space="preserve">In the POC that account had collected</w:t>
+      </w:r>
+      <w:r>
+        <w:t xml:space="preserve"> </w:t>
+      </w:r>
+      <w:r>
+        <w:rPr>
+          <w:bCs/>
+          <w:b/>
+        </w:rPr>
+        <w:t xml:space="preserve">41</w:t>
+      </w:r>
+      <w:r>
+        <w:t xml:space="preserve"> </w:t>
+      </w:r>
+      <w:r>
+        <w:t xml:space="preserve">roles, including every manager role, on a login nobody had ever used. A fresh install creates the same thing, so this is a step on every deployment, not a one-off</w:t>
       </w:r>
     </w:p>
     <w:p>
@@ -3453,7 +3468,39 @@
         <w:pStyle w:val="Compact"/>
       </w:pPr>
       <w:r>
-        <w:t xml:space="preserve">Load open sales orders and purchase orders so work in progress carries across.</w:t>
+        <w:rPr>
+          <w:bCs/>
+          <w:b/>
+        </w:rPr>
+        <w:t xml:space="preserve">No operational user holds</w:t>
+      </w:r>
+      <w:r>
+        <w:rPr>
+          <w:bCs/>
+          <w:b/>
+        </w:rPr>
+        <w:t xml:space="preserve"> </w:t>
+      </w:r>
+      <w:r>
+        <w:rPr>
+          <w:rStyle w:val="VerbatimChar"/>
+          <w:bCs/>
+          <w:b/>
+        </w:rPr>
+        <w:t xml:space="preserve">System Manager</w:t>
+      </w:r>
+      <w:r>
+        <w:rPr>
+          <w:bCs/>
+          <w:b/>
+        </w:rPr>
+        <w:t xml:space="preserve">.</w:t>
+      </w:r>
+      <w:r>
+        <w:t xml:space="preserve"> </w:t>
+      </w:r>
+      <w:r>
+        <w:t xml:space="preserve">It bypasses every control in this document. In the POC an ordinary staff account was found carrying it and nothing had reported it</w:t>
       </w:r>
     </w:p>
     <w:p>
@@ -3465,7 +3512,17 @@
         <w:pStyle w:val="Compact"/>
       </w:pPr>
       <w:r>
-        <w:t xml:space="preserve">Reconcile: the ERPNext trial balance must equal Tally’s to the rupee. Receivable and payable totals must agree invoice by invoice, not just in total.</w:t>
+        <w:t xml:space="preserve">Each person has walked their own process on the system with real-looking data,</w:t>
+      </w:r>
+      <w:r>
+        <w:t xml:space="preserve"> </w:t>
+      </w:r>
+      <w:r>
+        <w:rPr>
+          <w:bCs/>
+          <w:b/>
+        </w:rPr>
+        <w:t xml:space="preserve">holding their role card</w:t>
       </w:r>
     </w:p>
     <w:p>
@@ -3477,7 +3534,7 @@
         <w:pStyle w:val="Compact"/>
       </w:pPr>
       <w:r>
-        <w:t xml:space="preserve">Run the build checks one final time.</w:t>
+        <w:t xml:space="preserve">The CA has signed off the accounting decisions — WIP method, tax regime, MSME rules, retention posting</w:t>
       </w:r>
     </w:p>
     <w:p>
@@ -3489,7 +3546,23 @@
         <w:pStyle w:val="Compact"/>
       </w:pPr>
       <w:r>
-        <w:t xml:space="preserve">Only when it reconciles, open the system for transactions.</w:t>
+        <w:t xml:space="preserve">A director has</w:t>
+      </w:r>
+      <w:r>
+        <w:t xml:space="preserve"> </w:t>
+      </w:r>
+      <w:r>
+        <w:rPr>
+          <w:bCs/>
+          <w:b/>
+        </w:rPr>
+        <w:t xml:space="preserve">received</w:t>
+      </w:r>
+      <w:r>
+        <w:t xml:space="preserve"> </w:t>
+      </w:r>
+      <w:r>
+        <w:t xml:space="preserve">the morning note, not just had it sent</w:t>
       </w:r>
     </w:p>
     <w:p>
@@ -3501,32 +3574,7 @@
           <w:bCs/>
           <w:b/>
         </w:rPr>
-        <w:t xml:space="preserve">Rollback</w:t>
-      </w:r>
-    </w:p>
-    <w:p>
-      <w:pPr>
-        <w:pStyle w:val="BodyText"/>
-      </w:pPr>
-      <w:r>
-        <w:t xml:space="preserve">Tally stays available and unchanged for at least one full month. If the reconciliation does not agree, or something material is wrong in week one, MSCAST goes back to Tally and the cutover is re-planned. Do not delete or archive anything in Tally until a month of parallel running has closed cleanly.</w:t>
-      </w:r>
-    </w:p>
-    <w:p>
-      <w:r>
-        <w:pict>
-          <v:rect style="width:0;height:1.5pt" o:hralign="center" o:hrstd="t" o:hr="t"/>
-        </w:pict>
-      </w:r>
-    </w:p>
-    <w:bookmarkEnd w:id="31"/>
-    <w:bookmarkStart w:id="32" w:name="the-first-month"/>
-    <w:p>
-      <w:pPr>
-        <w:pStyle w:val="Heading2"/>
-      </w:pPr>
-      <w:r>
-        <w:t xml:space="preserve">7. The first month</w:t>
+        <w:t xml:space="preserve">Cutover day</w:t>
       </w:r>
     </w:p>
     <w:p>
@@ -3538,17 +3586,7 @@
         <w:pStyle w:val="Compact"/>
       </w:pPr>
       <w:r>
-        <w:rPr>
-          <w:bCs/>
-          <w:b/>
-        </w:rPr>
-        <w:t xml:space="preserve">Parallel running.</w:t>
-      </w:r>
-      <w:r>
-        <w:t xml:space="preserve"> </w:t>
-      </w:r>
-      <w:r>
-        <w:t xml:space="preserve">Critical transactions go into both systems for one month. It is tedious and it is the only way to find the difference between what the system does and what MSCAST does.</w:t>
+        <w:t xml:space="preserve">Tally is closed for new entries. Announce the exact time.</w:t>
       </w:r>
     </w:p>
     <w:p>
@@ -3560,17 +3598,7 @@
         <w:pStyle w:val="Compact"/>
       </w:pPr>
       <w:r>
-        <w:rPr>
-          <w:bCs/>
-          <w:b/>
-        </w:rPr>
-        <w:t xml:space="preserve">Month-end close</w:t>
-      </w:r>
-      <w:r>
-        <w:t xml:space="preserve"> </w:t>
-      </w:r>
-      <w:r>
-        <w:t xml:space="preserve">performed in ERPNext and compared to Tally, line by line.</w:t>
+        <w:t xml:space="preserve">Strike the trial balance as at the cutover date.</w:t>
       </w:r>
     </w:p>
     <w:p>
@@ -3582,17 +3610,7 @@
         <w:pStyle w:val="Compact"/>
       </w:pPr>
       <w:r>
-        <w:rPr>
-          <w:bCs/>
-          <w:b/>
-        </w:rPr>
-        <w:t xml:space="preserve">The morning note read every day</w:t>
-      </w:r>
-      <w:r>
-        <w:t xml:space="preserve"> </w:t>
-      </w:r>
-      <w:r>
-        <w:t xml:space="preserve">for the first fortnight, and the exception list cleared. Early on it finds data-entry habits, not defects — and that is exactly when to correct them. An exception appearing six mornings running means a procedure is not being followed, not that a document needs fixing.</w:t>
+        <w:t xml:space="preserve">Load opening balances: trial balance, then receivables invoice by invoice, payables bill by bill, then stock.</w:t>
       </w:r>
     </w:p>
     <w:p>
@@ -3600,6 +3618,157 @@
         <w:numPr>
           <w:ilvl w:val="0"/>
           <w:numId w:val="1011"/>
+        </w:numPr>
+        <w:pStyle w:val="Compact"/>
+      </w:pPr>
+      <w:r>
+        <w:t xml:space="preserve">Load open sales orders and purchase orders so work in progress carries across.</w:t>
+      </w:r>
+    </w:p>
+    <w:p>
+      <w:pPr>
+        <w:numPr>
+          <w:ilvl w:val="0"/>
+          <w:numId w:val="1011"/>
+        </w:numPr>
+        <w:pStyle w:val="Compact"/>
+      </w:pPr>
+      <w:r>
+        <w:t xml:space="preserve">Reconcile: the ERPNext trial balance must equal Tally’s to the rupee. Receivable and payable totals must agree invoice by invoice, not just in total.</w:t>
+      </w:r>
+    </w:p>
+    <w:p>
+      <w:pPr>
+        <w:numPr>
+          <w:ilvl w:val="0"/>
+          <w:numId w:val="1011"/>
+        </w:numPr>
+        <w:pStyle w:val="Compact"/>
+      </w:pPr>
+      <w:r>
+        <w:t xml:space="preserve">Run the build checks one final time.</w:t>
+      </w:r>
+    </w:p>
+    <w:p>
+      <w:pPr>
+        <w:numPr>
+          <w:ilvl w:val="0"/>
+          <w:numId w:val="1011"/>
+        </w:numPr>
+        <w:pStyle w:val="Compact"/>
+      </w:pPr>
+      <w:r>
+        <w:t xml:space="preserve">Only when it reconciles, open the system for transactions.</w:t>
+      </w:r>
+    </w:p>
+    <w:p>
+      <w:pPr>
+        <w:pStyle w:val="FirstParagraph"/>
+      </w:pPr>
+      <w:r>
+        <w:rPr>
+          <w:bCs/>
+          <w:b/>
+        </w:rPr>
+        <w:t xml:space="preserve">Rollback</w:t>
+      </w:r>
+    </w:p>
+    <w:p>
+      <w:pPr>
+        <w:pStyle w:val="BodyText"/>
+      </w:pPr>
+      <w:r>
+        <w:t xml:space="preserve">Tally stays available and unchanged for at least one full month. If the reconciliation does not agree, or something material is wrong in week one, MSCAST goes back to Tally and the cutover is re-planned. Do not delete or archive anything in Tally until a month of parallel running has closed cleanly.</w:t>
+      </w:r>
+    </w:p>
+    <w:p>
+      <w:r>
+        <w:pict>
+          <v:rect style="width:0;height:1.5pt" o:hralign="center" o:hrstd="t" o:hr="t"/>
+        </w:pict>
+      </w:r>
+    </w:p>
+    <w:bookmarkEnd w:id="31"/>
+    <w:bookmarkStart w:id="32" w:name="the-first-month"/>
+    <w:p>
+      <w:pPr>
+        <w:pStyle w:val="Heading2"/>
+      </w:pPr>
+      <w:r>
+        <w:t xml:space="preserve">7. The first month</w:t>
+      </w:r>
+    </w:p>
+    <w:p>
+      <w:pPr>
+        <w:numPr>
+          <w:ilvl w:val="0"/>
+          <w:numId w:val="1012"/>
+        </w:numPr>
+        <w:pStyle w:val="Compact"/>
+      </w:pPr>
+      <w:r>
+        <w:rPr>
+          <w:bCs/>
+          <w:b/>
+        </w:rPr>
+        <w:t xml:space="preserve">Parallel running.</w:t>
+      </w:r>
+      <w:r>
+        <w:t xml:space="preserve"> </w:t>
+      </w:r>
+      <w:r>
+        <w:t xml:space="preserve">Critical transactions go into both systems for one month. It is tedious and it is the only way to find the difference between what the system does and what MSCAST does.</w:t>
+      </w:r>
+    </w:p>
+    <w:p>
+      <w:pPr>
+        <w:numPr>
+          <w:ilvl w:val="0"/>
+          <w:numId w:val="1012"/>
+        </w:numPr>
+        <w:pStyle w:val="Compact"/>
+      </w:pPr>
+      <w:r>
+        <w:rPr>
+          <w:bCs/>
+          <w:b/>
+        </w:rPr>
+        <w:t xml:space="preserve">Month-end close</w:t>
+      </w:r>
+      <w:r>
+        <w:t xml:space="preserve"> </w:t>
+      </w:r>
+      <w:r>
+        <w:t xml:space="preserve">performed in ERPNext and compared to Tally, line by line.</w:t>
+      </w:r>
+    </w:p>
+    <w:p>
+      <w:pPr>
+        <w:numPr>
+          <w:ilvl w:val="0"/>
+          <w:numId w:val="1012"/>
+        </w:numPr>
+        <w:pStyle w:val="Compact"/>
+      </w:pPr>
+      <w:r>
+        <w:rPr>
+          <w:bCs/>
+          <w:b/>
+        </w:rPr>
+        <w:t xml:space="preserve">The morning note read every day</w:t>
+      </w:r>
+      <w:r>
+        <w:t xml:space="preserve"> </w:t>
+      </w:r>
+      <w:r>
+        <w:t xml:space="preserve">for the first fortnight, and the exception list cleared. Early on it finds data-entry habits, not defects — and that is exactly when to correct them. An exception appearing six mornings running means a procedure is not being followed, not that a document needs fixing.</w:t>
+      </w:r>
+    </w:p>
+    <w:p>
+      <w:pPr>
+        <w:numPr>
+          <w:ilvl w:val="0"/>
+          <w:numId w:val="1012"/>
         </w:numPr>
         <w:pStyle w:val="Compact"/>
       </w:pPr>
@@ -4678,6 +4847,9 @@
     </w:lvlOverride>
   </w:num>
   <w:num w:numId="1003">
+    <w:abstractNumId w:val="991"/>
+  </w:num>
+  <w:num w:numId="1004">
     <w:abstractNumId w:val="99416"/>
     <w:lvlOverride w:ilvl="0">
       <w:startOverride w:val="6"/>
@@ -4707,13 +4879,13 @@
       <w:startOverride w:val="6"/>
     </w:lvlOverride>
   </w:num>
-  <w:num w:numId="1004">
-    <w:abstractNumId w:val="991"/>
-  </w:num>
   <w:num w:numId="1005">
     <w:abstractNumId w:val="991"/>
   </w:num>
   <w:num w:numId="1006">
+    <w:abstractNumId w:val="991"/>
+  </w:num>
+  <w:num w:numId="1007">
     <w:abstractNumId w:val="99411"/>
     <w:lvlOverride w:ilvl="0">
       <w:startOverride w:val="1"/>
@@ -4743,10 +4915,10 @@
       <w:startOverride w:val="1"/>
     </w:lvlOverride>
   </w:num>
-  <w:num w:numId="1007">
+  <w:num w:numId="1008">
     <w:abstractNumId w:val="991"/>
   </w:num>
-  <w:num w:numId="1008">
+  <w:num w:numId="1009">
     <w:abstractNumId w:val="99411"/>
     <w:lvlOverride w:ilvl="0">
       <w:startOverride w:val="1"/>
@@ -4776,10 +4948,10 @@
       <w:startOverride w:val="1"/>
     </w:lvlOverride>
   </w:num>
-  <w:num w:numId="1009">
+  <w:num w:numId="1010">
     <w:abstractNumId w:val="991"/>
   </w:num>
-  <w:num w:numId="1010">
+  <w:num w:numId="1011">
     <w:abstractNumId w:val="99411"/>
     <w:lvlOverride w:ilvl="0">
       <w:startOverride w:val="1"/>
@@ -4809,7 +4981,7 @@
       <w:startOverride w:val="1"/>
     </w:lvlOverride>
   </w:num>
-  <w:num w:numId="1011">
+  <w:num w:numId="1012">
     <w:abstractNumId w:val="991"/>
   </w:num>
 </w:numbering>

--- a/ERP Plan/MSCAST ERP - Production Cutover Runbook.docx
+++ b/ERP Plan/MSCAST ERP - Production Cutover Runbook.docx
@@ -66,7 +66,7 @@
         </w:p>
       </w:sdtContent>
     </w:sdt>
-    <w:bookmarkStart w:id="35" w:name="mscast-erp-production-cutover-runbook"/>
+    <w:bookmarkStart w:id="31" w:name="mscast-erp-production-cutover-runbook"/>
     <w:p>
       <w:pPr>
         <w:pStyle w:val="Heading1"/>
@@ -122,7 +122,7 @@
         <w:t xml:space="preserve"> </w:t>
       </w:r>
       <w:r>
-        <w:t xml:space="preserve">2.4 ·</w:t>
+        <w:t xml:space="preserve">3.0 ·</w:t>
       </w:r>
       <w:r>
         <w:t xml:space="preserve"> </w:t>
@@ -146,40 +146,7 @@
         <w:pStyle w:val="BodyText"/>
       </w:pPr>
       <w:r>
-        <w:t xml:space="preserve">This is the sequence from</w:t>
-      </w:r>
-      <w:r>
-        <w:t xml:space="preserve"> </w:t>
-      </w:r>
-      <w:r>
-        <w:t xml:space="preserve">“</w:t>
-      </w:r>
-      <w:r>
-        <w:t xml:space="preserve">the POC works on a laptop in Japan</w:t>
-      </w:r>
-      <w:r>
-        <w:t xml:space="preserve">”</w:t>
-      </w:r>
-      <w:r>
-        <w:t xml:space="preserve"> </w:t>
-      </w:r>
-      <w:r>
-        <w:t xml:space="preserve">to</w:t>
-      </w:r>
-      <w:r>
-        <w:t xml:space="preserve"> </w:t>
-      </w:r>
-      <w:r>
-        <w:t xml:space="preserve">“</w:t>
-      </w:r>
-      <w:r>
-        <w:t xml:space="preserve">MSCAST runs its business on this</w:t>
-      </w:r>
-      <w:r>
-        <w:t xml:space="preserve">”</w:t>
-      </w:r>
-      <w:r>
-        <w:t xml:space="preserve">. It assumes the</w:t>
+        <w:t xml:space="preserve">Purpose: the steps from the POC (running on the implementer’s laptop in Japan) to MSCAST running its business on a production server. Everything assumes the</w:t>
       </w:r>
       <w:r>
         <w:t xml:space="preserve"> </w:t>
@@ -194,256 +161,7 @@
         <w:t xml:space="preserve"> </w:t>
       </w:r>
       <w:r>
-        <w:t xml:space="preserve">app — the configuration as an installable package — because nothing here works if the system can only be rebuilt by hand.</w:t>
-      </w:r>
-    </w:p>
-    <w:p>
-      <w:pPr>
-        <w:pStyle w:val="BlockText"/>
-      </w:pPr>
-      <w:r>
-        <w:rPr>
-          <w:bCs/>
-          <w:b/>
-        </w:rPr>
-        <w:t xml:space="preserve">What changed in version 2.0.</w:t>
-      </w:r>
-      <w:r>
-        <w:t xml:space="preserve"> </w:t>
-      </w:r>
-      <w:r>
-        <w:t xml:space="preserve">An install during the build silently reverted the approval rules and nothing noticed. Section 2 now deploys from a tagged release, section 5a is new and covers what a deploy actually does to configuration, and the monitoring and upgrade sections check that the controls survived. This is the most important change in the document.</w:t>
-      </w:r>
-    </w:p>
-    <w:p>
-      <w:pPr>
-        <w:pStyle w:val="BlockText"/>
-      </w:pPr>
-      <w:r>
-        <w:rPr>
-          <w:bCs/>
-          <w:b/>
-        </w:rPr>
-        <w:t xml:space="preserve">What changed in version 2.3.</w:t>
-      </w:r>
-      <w:r>
-        <w:t xml:space="preserve"> </w:t>
-      </w:r>
-      <w:r>
-        <w:t xml:space="preserve">Every step below was run for real on 21 September against a copy of the system, and four of them were wrong or missing.</w:t>
-      </w:r>
-      <w:r>
-        <w:t xml:space="preserve"> </w:t>
-      </w:r>
-      <w:r>
-        <w:rPr>
-          <w:bCs/>
-          <w:b/>
-        </w:rPr>
-        <w:t xml:space="preserve">The encryption key is part of the backup</w:t>
-      </w:r>
-      <w:r>
-        <w:t xml:space="preserve">: a restore without it left the mail password unreadable and mail silently stopped.</w:t>
-      </w:r>
-      <w:r>
-        <w:t xml:space="preserve"> </w:t>
-      </w:r>
-      <w:r>
-        <w:rPr>
-          <w:bCs/>
-          <w:b/>
-        </w:rPr>
-        <w:t xml:space="preserve">A new site starts with its scheduler off</w:t>
-      </w:r>
-      <w:r>
-        <w:t xml:space="preserve">, so no scheduled job would ever have run.</w:t>
-      </w:r>
-      <w:r>
-        <w:t xml:space="preserve"> </w:t>
-      </w:r>
-      <w:r>
-        <w:rPr>
-          <w:bCs/>
-          <w:b/>
-        </w:rPr>
-        <w:t xml:space="preserve">A restored staging copy sends real email</w:t>
-      </w:r>
-      <w:r>
-        <w:t xml:space="preserve"> </w:t>
-      </w:r>
-      <w:r>
-        <w:t xml:space="preserve">unless it is muted. And</w:t>
-      </w:r>
-      <w:r>
-        <w:t xml:space="preserve"> </w:t>
-      </w:r>
-      <w:r>
-        <w:rPr>
-          <w:bCs/>
-          <w:b/>
-        </w:rPr>
-        <w:t xml:space="preserve">installing the app did not install the permission matrix</w:t>
-      </w:r>
-      <w:r>
-        <w:t xml:space="preserve"> </w:t>
-      </w:r>
-      <w:r>
-        <w:t xml:space="preserve">- roles, the auditor’s read-only access and the kick-off checklist lived in a setup script that a real install never runs; they now ship in the app. The install is scripted and self-checking (</w:t>
-      </w:r>
-      <w:r>
-        <w:rPr>
-          <w:rStyle w:val="VerbatimChar"/>
-        </w:rPr>
-        <w:t xml:space="preserve">new-mscast-site.sh</w:t>
-      </w:r>
-      <w:r>
-        <w:t xml:space="preserve">), and the build checks are now 37.</w:t>
-      </w:r>
-    </w:p>
-    <w:p>
-      <w:pPr>
-        <w:pStyle w:val="BlockText"/>
-      </w:pPr>
-      <w:r>
-        <w:rPr>
-          <w:bCs/>
-          <w:b/>
-        </w:rPr>
-        <w:t xml:space="preserve">What changed in version 2.2.</w:t>
-      </w:r>
-      <w:r>
-        <w:t xml:space="preserve"> </w:t>
-      </w:r>
-      <w:r>
-        <w:t xml:space="preserve">The POC’s own app was never in its image.</w:t>
-      </w:r>
-      <w:r>
-        <w:t xml:space="preserve"> </w:t>
-      </w:r>
-      <w:r>
-        <w:rPr>
-          <w:rStyle w:val="VerbatimChar"/>
-        </w:rPr>
-        <w:t xml:space="preserve">apps/</w:t>
-      </w:r>
-      <w:r>
-        <w:t xml:space="preserve"> </w:t>
-      </w:r>
-      <w:r>
-        <w:t xml:space="preserve">comes from the image and only</w:t>
-      </w:r>
-      <w:r>
-        <w:t xml:space="preserve"> </w:t>
-      </w:r>
-      <w:r>
-        <w:rPr>
-          <w:rStyle w:val="VerbatimChar"/>
-        </w:rPr>
-        <w:t xml:space="preserve">sites</w:t>
-      </w:r>
-      <w:r>
-        <w:t xml:space="preserve"> </w:t>
-      </w:r>
-      <w:r>
-        <w:t xml:space="preserve">and</w:t>
-      </w:r>
-      <w:r>
-        <w:t xml:space="preserve"> </w:t>
-      </w:r>
-      <w:r>
-        <w:rPr>
-          <w:rStyle w:val="VerbatimChar"/>
-        </w:rPr>
-        <w:t xml:space="preserve">logs</w:t>
-      </w:r>
-      <w:r>
-        <w:t xml:space="preserve"> </w:t>
-      </w:r>
-      <w:r>
-        <w:t xml:space="preserve">are volumes, so an app copied into one container existed in that container alone. The web workers could not import it — the site served HTTP 500 on every request while every build check passed — and neither could the scheduler or the queue workers, so</w:t>
-      </w:r>
-      <w:r>
-        <w:t xml:space="preserve"> </w:t>
-      </w:r>
-      <w:r>
-        <w:rPr>
-          <w:bCs/>
-          <w:b/>
-        </w:rPr>
-        <w:t xml:space="preserve">four of the five scheduled jobs had never run once</w:t>
-      </w:r>
-      <w:r>
-        <w:t xml:space="preserve">. Section 2 now builds the image with the app baked in, section 4 monitors whether jobs actually execute, and a new check,</w:t>
-      </w:r>
-      <w:r>
-        <w:t xml:space="preserve"> </w:t>
-      </w:r>
-      <w:r>
-        <w:rPr>
-          <w:rStyle w:val="VerbatimChar"/>
-        </w:rPr>
-        <w:t xml:space="preserve">T9f</w:t>
-      </w:r>
-      <w:r>
-        <w:t xml:space="preserve">, asks whether each one has a real</w:t>
-      </w:r>
-      <w:r>
-        <w:t xml:space="preserve"> </w:t>
-      </w:r>
-      <w:r>
-        <w:rPr>
-          <w:rStyle w:val="VerbatimChar"/>
-        </w:rPr>
-        <w:t xml:space="preserve">last_execution</w:t>
-      </w:r>
-      <w:r>
-        <w:t xml:space="preserve">. The build checks are now 28.</w:t>
-      </w:r>
-    </w:p>
-    <w:p>
-      <w:pPr>
-        <w:pStyle w:val="BlockText"/>
-      </w:pPr>
-      <w:r>
-        <w:rPr>
-          <w:bCs/>
-          <w:b/>
-        </w:rPr>
-        <w:t xml:space="preserve">What changed in version 2.1.</w:t>
-      </w:r>
-      <w:r>
-        <w:t xml:space="preserve"> </w:t>
-      </w:r>
-      <w:r>
-        <w:t xml:space="preserve">The build checks went from 25 to 27 and now report</w:t>
-      </w:r>
-      <w:r>
-        <w:t xml:space="preserve"> </w:t>
-      </w:r>
-      <w:r>
-        <w:rPr>
-          <w:bCs/>
-          <w:b/>
-        </w:rPr>
-        <w:t xml:space="preserve">two</w:t>
-      </w:r>
-      <w:r>
-        <w:t xml:space="preserve"> </w:t>
-      </w:r>
-      <w:r>
-        <w:t xml:space="preserve">expected warnings rather than one. The second,</w:t>
-      </w:r>
-      <w:r>
-        <w:t xml:space="preserve"> </w:t>
-      </w:r>
-      <w:r>
-        <w:rPr>
-          <w:rStyle w:val="VerbatimChar"/>
-        </w:rPr>
-        <w:t xml:space="preserve">T6g</w:t>
-      </w:r>
-      <w:r>
-        <w:t xml:space="preserve">, found that a director can create a supplier-bill certificate, certify it and mark it paid alone — a separation three documents had claimed existed. Section 8 carries the decision to MSCAST. The administrator-account item in section 6 is closed, and the figure in it was wrong: the account held 41 roles, not fourteen.</w:t>
+        <w:t xml:space="preserve">app (repository github.com/cb1-tech/mscast): the whole configuration installs as a package, never by hand.</w:t>
       </w:r>
     </w:p>
     <w:p>
@@ -453,13 +171,13 @@
         </w:pict>
       </w:r>
     </w:p>
-    <w:bookmarkStart w:id="20" w:name="what-the-server-has-to-satisfy"/>
+    <w:bookmarkStart w:id="20" w:name="what-the-server-must-satisfy"/>
     <w:p>
       <w:pPr>
         <w:pStyle w:val="Heading2"/>
       </w:pPr>
       <w:r>
-        <w:t xml:space="preserve">0. What the server has to satisfy</w:t>
+        <w:t xml:space="preserve">0. What the server must satisfy</w:t>
       </w:r>
     </w:p>
     <w:p>
@@ -467,7 +185,7 @@
         <w:pStyle w:val="FirstParagraph"/>
       </w:pPr>
       <w:r>
-        <w:t xml:space="preserve">Three of these are legal requirements, not preferences.</w:t>
+        <w:t xml:space="preserve">Rows 1–3 are legal requirements.</w:t>
       </w:r>
     </w:p>
     <w:tbl>
@@ -478,9 +196,9 @@
         <w:jc w:val="start"/>
       </w:tblPr>
       <w:tblGrid>
-        <w:gridCol w:w="2640"/>
-        <w:gridCol w:w="2640"/>
-        <w:gridCol w:w="2640"/>
+        <w:gridCol w:w="1803"/>
+        <w:gridCol w:w="1803"/>
+        <w:gridCol w:w="4312"/>
       </w:tblGrid>
       <w:tr>
         <w:trPr>
@@ -506,7 +224,7 @@
               <w:jc w:val="left"/>
             </w:pPr>
             <w:r>
-              <w:t xml:space="preserve">Where it comes from</w:t>
+              <w:t xml:space="preserve">Source</w:t>
             </w:r>
           </w:p>
         </w:tc>
@@ -518,7 +236,7 @@
               <w:jc w:val="left"/>
             </w:pPr>
             <w:r>
-              <w:t xml:space="preserve">What it means in practice</w:t>
+              <w:t xml:space="preserve">In practice</w:t>
             </w:r>
           </w:p>
         </w:tc>
@@ -556,7 +274,23 @@
               <w:jc w:val="left"/>
             </w:pPr>
             <w:r>
-              <w:t xml:space="preserve">The server and its daily backups are both physically in India. A backup in Singapore does not satisfy it.</w:t>
+              <w:t xml:space="preserve">Server</w:t>
+            </w:r>
+            <w:r>
+              <w:t xml:space="preserve"> </w:t>
+            </w:r>
+            <w:r>
+              <w:rPr>
+                <w:bCs/>
+                <w:b/>
+              </w:rPr>
+              <w:t xml:space="preserve">and</w:t>
+            </w:r>
+            <w:r>
+              <w:t xml:space="preserve"> </w:t>
+            </w:r>
+            <w:r>
+              <w:t xml:space="preserve">daily backups physically in India. A backup in Singapore does not satisfy it.</w:t>
             </w:r>
           </w:p>
         </w:tc>
@@ -594,7 +328,7 @@
               <w:jc w:val="left"/>
             </w:pPr>
             <w:r>
-              <w:t xml:space="preserve">Backups older than a year cannot be rotated away. Plan the storage cost for eight years of monthlies.</w:t>
+              <w:t xml:space="preserve">Monthly backups kept 8 years; cannot be rotated away after a year. Budget storage for 8 years of monthlies.</w:t>
             </w:r>
           </w:p>
         </w:tc>
@@ -620,7 +354,7 @@
               <w:jc w:val="left"/>
             </w:pPr>
             <w:r>
-              <w:t xml:space="preserve">MCA audit trail rule, from 1 Apr 2023</w:t>
+              <w:t xml:space="preserve">MCA audit-trail rule, from 1 Apr 2023</w:t>
             </w:r>
           </w:p>
         </w:tc>
@@ -632,7 +366,7 @@
               <w:jc w:val="left"/>
             </w:pPr>
             <w:r>
-              <w:t xml:space="preserve">The auditor must be able to say it was operative and untampered all year. That means controlling who has database and console access, not just leaving the setting on.</w:t>
+              <w:t xml:space="preserve">The auditor must be able to say it was operative and untampered all year: control who has database and console access, not only the setting.</w:t>
             </w:r>
           </w:p>
         </w:tc>
@@ -670,7 +404,7 @@
               <w:jc w:val="left"/>
             </w:pPr>
             <w:r>
-              <w:t xml:space="preserve">The POC’s Cloudflare tunnel terminates TLS for you. A VPS does not: Let’s Encrypt with auto-renewal.</w:t>
+              <w:t xml:space="preserve">The POC’s Cloudflare tunnel terminates TLS; a VPS does not. Use Let’s Encrypt with auto-renewal.</w:t>
             </w:r>
           </w:p>
         </w:tc>
@@ -695,14 +429,6 @@
     </w:p>
     <w:p>
       <w:pPr>
-        <w:pStyle w:val="FirstParagraph"/>
-      </w:pPr>
-      <w:r>
-        <w:t xml:space="preserve">The current POC runs ten containers on an 8 GB WSL allocation and does not strain it. With real data and up to ten concurrent users:</w:t>
-      </w:r>
-    </w:p>
-    <w:p>
-      <w:pPr>
         <w:numPr>
           <w:ilvl w:val="0"/>
           <w:numId w:val="1001"/>
@@ -710,6 +436,24 @@
         <w:pStyle w:val="Compact"/>
       </w:pPr>
       <w:r>
+        <w:t xml:space="preserve">POC today: ten containers on an 8 GB WSL allocation, not strained.</w:t>
+      </w:r>
+    </w:p>
+    <w:p>
+      <w:pPr>
+        <w:numPr>
+          <w:ilvl w:val="0"/>
+          <w:numId w:val="1001"/>
+        </w:numPr>
+        <w:pStyle w:val="Compact"/>
+      </w:pPr>
+      <w:r>
+        <w:t xml:space="preserve">Production (real data, up to 10 concurrent users):</w:t>
+      </w:r>
+      <w:r>
+        <w:t xml:space="preserve"> </w:t>
+      </w:r>
+      <w:r>
         <w:rPr>
           <w:bCs/>
           <w:b/>
@@ -717,10 +461,7 @@
         <w:t xml:space="preserve">4 vCPU, 8 GB RAM, 100 GB SSD</w:t>
       </w:r>
       <w:r>
-        <w:t xml:space="preserve"> </w:t>
-      </w:r>
-      <w:r>
-        <w:t xml:space="preserve">is comfortable, with room for the database to grow and for backups to stage locally before shipping off-site.</w:t>
+        <w:t xml:space="preserve">. Leaves room for database growth and for backups to stage locally before going off-site.</w:t>
       </w:r>
     </w:p>
     <w:p>
@@ -732,7 +473,7 @@
         <w:pStyle w:val="Compact"/>
       </w:pPr>
       <w:r>
-        <w:t xml:space="preserve">2 vCPU / 4 GB will run it, but MariaDB plus five Frappe apps plus the scheduler leaves nothing spare when a report and a payroll run collide.</w:t>
+        <w:t xml:space="preserve">Minimum: 2 vCPU / 4 GB runs it, but MariaDB + five Frappe apps + scheduler leave no headroom when a report and a payroll run coincide.</w:t>
       </w:r>
     </w:p>
     <w:p>
@@ -744,12 +485,16 @@
         <w:pStyle w:val="Compact"/>
       </w:pPr>
       <w:r>
-        <w:t xml:space="preserve">Storage grows mainly from attachments — drawings, scanned bills, PDFs. Budget on MSCAST’s document volume, not on transaction count.</w:t>
-      </w:r>
-    </w:p>
-    <w:p>
-      <w:pPr>
-        <w:pStyle w:val="FirstParagraph"/>
+        <w:t xml:space="preserve">Storage grows mainly from attachments (drawings, scanned bills, PDFs). Size it on MSCAST’s document volume, not transaction count.</w:t>
+      </w:r>
+    </w:p>
+    <w:p>
+      <w:pPr>
+        <w:numPr>
+          <w:ilvl w:val="0"/>
+          <w:numId w:val="1001"/>
+        </w:numPr>
+        <w:pStyle w:val="Compact"/>
       </w:pPr>
       <w:r>
         <w:rPr>
@@ -762,15 +507,29 @@
         <w:t xml:space="preserve"> </w:t>
       </w:r>
       <w:r>
-        <w:t xml:space="preserve">(Indian regions, self-managed): AWS Mumbai, DigitalOcean Bangalore, Akamai/Linode Mumbai, E2E Networks, CtrlS. Get a current quote — prices move, and the ERPens proposal’s ₹10,000/month AWS line should be re-tested against what is actually needed.</w:t>
-      </w:r>
-    </w:p>
-    <w:p>
-      <w:pPr>
-        <w:pStyle w:val="BodyText"/>
-      </w:pPr>
-      <w:r>
-        <w:t xml:space="preserve">One thing worth pricing honestly against a VPS: managed Frappe hosting in Mumbai costs more per month but removes patching, backup verification and upgrade breakage from a one-person consultancy operating from a different time zone. The decision is self-managed, so the rest of this runbook assumes it — but the operational load below is the real price.</w:t>
+        <w:t xml:space="preserve">(Indian regions, self-managed): AWS Mumbai, DigitalOcean Bangalore, Akamai/Linode Mumbai, E2E Networks, CtrlS. Get current quotes; re-test the ERPens proposal’s ₹10,000/month AWS line against actual need.</w:t>
+      </w:r>
+    </w:p>
+    <w:p>
+      <w:pPr>
+        <w:numPr>
+          <w:ilvl w:val="0"/>
+          <w:numId w:val="1001"/>
+        </w:numPr>
+        <w:pStyle w:val="Compact"/>
+      </w:pPr>
+      <w:r>
+        <w:rPr>
+          <w:bCs/>
+          <w:b/>
+        </w:rPr>
+        <w:t xml:space="preserve">Decision: self-managed.</w:t>
+      </w:r>
+      <w:r>
+        <w:t xml:space="preserve"> </w:t>
+      </w:r>
+      <w:r>
+        <w:t xml:space="preserve">Managed Frappe hosting in Mumbai costs more per month but would take patching, backup verification and upgrade breakage off a single implementer in another time zone. The operational load in sections 3–6 is the cost of the self-managed choice.</w:t>
       </w:r>
     </w:p>
     <w:p>
@@ -799,7 +558,7 @@
         <w:pStyle w:val="Compact"/>
       </w:pPr>
       <w:r>
-        <w:t xml:space="preserve">Provision the VPS in an Indian region. Ubuntu LTS.</w:t>
+        <w:t xml:space="preserve">Provision the VPS in an Indian region, Ubuntu LTS.</w:t>
       </w:r>
     </w:p>
     <w:p>
@@ -811,7 +570,7 @@
         <w:pStyle w:val="Compact"/>
       </w:pPr>
       <w:r>
-        <w:t xml:space="preserve">Harden before anything else: SSH keys only, root login disabled,</w:t>
+        <w:t xml:space="preserve">Harden first: SSH keys only, root login disabled,</w:t>
       </w:r>
       <w:r>
         <w:t xml:space="preserve"> </w:t>
@@ -850,7 +609,7 @@
         <w:pStyle w:val="Compact"/>
       </w:pPr>
       <w:r>
-        <w:t xml:space="preserve">Copy the existing</w:t>
+        <w:t xml:space="preserve">Copy</w:t>
       </w:r>
       <w:r>
         <w:t xml:space="preserve"> </w:t>
@@ -865,7 +624,7 @@
         <w:t xml:space="preserve"> </w:t>
       </w:r>
       <w:r>
-        <w:t xml:space="preserve">from the POC. It already defines the whole stack; what changes is the image tag, the domain, and that ports are behind a reverse proxy rather than a tunnel.</w:t>
+        <w:t xml:space="preserve">from the POC. Change only: image tag, domain, and ports behind a reverse proxy instead of a tunnel.</w:t>
       </w:r>
     </w:p>
     <w:p>
@@ -877,41 +636,45 @@
         <w:pStyle w:val="Compact"/>
       </w:pPr>
       <w:r>
-        <w:t xml:space="preserve">Bring up the stack with an empty site —</w:t>
-      </w:r>
-      <w:r>
-        <w:t xml:space="preserve"> </w:t>
-      </w:r>
-      <w:r>
-        <w:rPr>
-          <w:bCs/>
-          <w:b/>
-        </w:rPr>
-        <w:t xml:space="preserve">not</w:t>
-      </w:r>
-      <w:r>
-        <w:t xml:space="preserve"> </w:t>
-      </w:r>
-      <w:r>
-        <w:t xml:space="preserve">a copy of the POC database. The POC contains demo data and demo users; nothing from it carries across except the configuration, which arrives as the app.</w:t>
-      </w:r>
-    </w:p>
-    <w:p>
-      <w:pPr>
-        <w:pStyle w:val="FirstParagraph"/>
-      </w:pPr>
-      <w:r>
-        <w:rPr>
-          <w:bCs/>
-          <w:b/>
-        </w:rPr>
-        <w:t xml:space="preserve">Deploy from a tag, never from a copied folder.</w:t>
-      </w:r>
-      <w:r>
-        <w:t xml:space="preserve"> </w:t>
-      </w:r>
-      <w:r>
-        <w:t xml:space="preserve">This is not pedantry — see 5a.</w:t>
+        <w:t xml:space="preserve">Bring up the stack with an</w:t>
+      </w:r>
+      <w:r>
+        <w:t xml:space="preserve"> </w:t>
+      </w:r>
+      <w:r>
+        <w:rPr>
+          <w:bCs/>
+          <w:b/>
+        </w:rPr>
+        <w:t xml:space="preserve">empty site</w:t>
+      </w:r>
+      <w:r>
+        <w:t xml:space="preserve">, not a copy of the POC database. Nothing from the POC carries across (no demo data, no demo users) except the configuration, which arrives as the app.</w:t>
+      </w:r>
+    </w:p>
+    <w:p>
+      <w:pPr>
+        <w:numPr>
+          <w:ilvl w:val="0"/>
+          <w:numId w:val="1002"/>
+        </w:numPr>
+        <w:pStyle w:val="Compact"/>
+      </w:pPr>
+      <w:r>
+        <w:t xml:space="preserve">Install from a</w:t>
+      </w:r>
+      <w:r>
+        <w:t xml:space="preserve"> </w:t>
+      </w:r>
+      <w:r>
+        <w:rPr>
+          <w:bCs/>
+          <w:b/>
+        </w:rPr>
+        <w:t xml:space="preserve">tagged release</w:t>
+      </w:r>
+      <w:r>
+        <w:t xml:space="preserve">, never a copied folder (see section 5):</w:t>
       </w:r>
     </w:p>
     <w:p>
@@ -1254,7 +1017,182 @@
     </w:p>
     <w:p>
       <w:pPr>
-        <w:pStyle w:val="FirstParagraph"/>
+        <w:numPr>
+          <w:ilvl w:val="0"/>
+          <w:numId w:val="1003"/>
+        </w:numPr>
+        <w:pStyle w:val="Compact"/>
+      </w:pPr>
+      <w:r>
+        <w:rPr>
+          <w:bCs/>
+          <w:b/>
+        </w:rPr>
+        <w:t xml:space="preserve">Install order is a dependency order:</w:t>
+      </w:r>
+      <w:r>
+        <w:t xml:space="preserve"> </w:t>
+      </w:r>
+      <w:r>
+        <w:rPr>
+          <w:rStyle w:val="VerbatimChar"/>
+        </w:rPr>
+        <w:t xml:space="preserve">india_payroll</w:t>
+      </w:r>
+      <w:r>
+        <w:t xml:space="preserve"> </w:t>
+      </w:r>
+      <w:r>
+        <w:t xml:space="preserve">extends</w:t>
+      </w:r>
+      <w:r>
+        <w:t xml:space="preserve"> </w:t>
+      </w:r>
+      <w:r>
+        <w:rPr>
+          <w:rStyle w:val="VerbatimChar"/>
+        </w:rPr>
+        <w:t xml:space="preserve">hrms</w:t>
+      </w:r>
+      <w:r>
+        <w:t xml:space="preserve">;</w:t>
+      </w:r>
+      <w:r>
+        <w:t xml:space="preserve"> </w:t>
+      </w:r>
+      <w:r>
+        <w:rPr>
+          <w:rStyle w:val="VerbatimChar"/>
+        </w:rPr>
+        <w:t xml:space="preserve">mscast_erp</w:t>
+      </w:r>
+      <w:r>
+        <w:t xml:space="preserve"> </w:t>
+      </w:r>
+      <w:r>
+        <w:t xml:space="preserve">carries</w:t>
+      </w:r>
+      <w:r>
+        <w:t xml:space="preserve"> </w:t>
+      </w:r>
+      <w:r>
+        <w:rPr>
+          <w:rStyle w:val="VerbatimChar"/>
+        </w:rPr>
+        <w:t xml:space="preserve">india_compliance</w:t>
+      </w:r>
+      <w:r>
+        <w:t xml:space="preserve">’s custom fields.</w:t>
+      </w:r>
+    </w:p>
+    <w:p>
+      <w:pPr>
+        <w:numPr>
+          <w:ilvl w:val="0"/>
+          <w:numId w:val="1003"/>
+        </w:numPr>
+        <w:pStyle w:val="Compact"/>
+      </w:pPr>
+      <w:r>
+        <w:rPr>
+          <w:bCs/>
+          <w:b/>
+        </w:rPr>
+        <w:t xml:space="preserve">Installing</w:t>
+      </w:r>
+      <w:r>
+        <w:rPr>
+          <w:bCs/>
+          <w:b/>
+        </w:rPr>
+        <w:t xml:space="preserve"> </w:t>
+      </w:r>
+      <w:r>
+        <w:rPr>
+          <w:rStyle w:val="VerbatimChar"/>
+          <w:bCs/>
+          <w:b/>
+        </w:rPr>
+        <w:t xml:space="preserve">mscast_erp</w:t>
+      </w:r>
+      <w:r>
+        <w:rPr>
+          <w:bCs/>
+          <w:b/>
+        </w:rPr>
+        <w:t xml:space="preserve"> </w:t>
+      </w:r>
+      <w:r>
+        <w:rPr>
+          <w:bCs/>
+          <w:b/>
+        </w:rPr>
+        <w:t xml:space="preserve">installs the permission matrix</w:t>
+      </w:r>
+      <w:r>
+        <w:t xml:space="preserve"> </w:t>
+      </w:r>
+      <w:r>
+        <w:t xml:space="preserve">(roles, the auditor’s read-only access, the kick-off checklist). No setup script is needed.</w:t>
+      </w:r>
+    </w:p>
+    <w:p>
+      <w:pPr>
+        <w:numPr>
+          <w:ilvl w:val="0"/>
+          <w:numId w:val="1003"/>
+        </w:numPr>
+        <w:pStyle w:val="Compact"/>
+      </w:pPr>
+      <w:r>
+        <w:rPr>
+          <w:rStyle w:val="VerbatimChar"/>
+          <w:bCs/>
+          <w:b/>
+        </w:rPr>
+        <w:t xml:space="preserve">erpnext-poc/scripts/new-mscast-site.sh</w:t>
+      </w:r>
+      <w:r>
+        <w:rPr>
+          <w:bCs/>
+          <w:b/>
+        </w:rPr>
+        <w:t xml:space="preserve"> </w:t>
+      </w:r>
+      <w:r>
+        <w:rPr>
+          <w:bCs/>
+          <w:b/>
+        </w:rPr>
+        <w:t xml:space="preserve">does all of the above</w:t>
+      </w:r>
+      <w:r>
+        <w:t xml:space="preserve">, then runs the system build checks; it reports success only if all</w:t>
+      </w:r>
+      <w:r>
+        <w:t xml:space="preserve"> </w:t>
+      </w:r>
+      <w:r>
+        <w:rPr>
+          <w:bCs/>
+          <w:b/>
+        </w:rPr>
+        <w:t xml:space="preserve">19</w:t>
+      </w:r>
+      <w:r>
+        <w:t xml:space="preserve"> </w:t>
+      </w:r>
+      <w:r>
+        <w:t xml:space="preserve">pass. Tested 21 September 2026 on an empty site.</w:t>
+      </w:r>
+    </w:p>
+    <w:p>
+      <w:pPr>
+        <w:numPr>
+          <w:ilvl w:val="0"/>
+          <w:numId w:val="1003"/>
+        </w:numPr>
+        <w:pStyle w:val="Compact"/>
       </w:pPr>
       <w:r>
         <w:rPr>
@@ -1296,7 +1234,7 @@
         <w:t xml:space="preserve"> </w:t>
       </w:r>
       <w:r>
-        <w:t xml:space="preserve">It is the switch that stamps DEMONSTRATION on every print; on any other site the app actively removes the mark, and check</w:t>
+        <w:t xml:space="preserve">It stamps DEMONSTRATION on every print; on any other site the app removes the mark. Check</w:t>
       </w:r>
       <w:r>
         <w:t xml:space="preserve"> </w:t>
@@ -1316,40 +1254,48 @@
     </w:p>
     <w:p>
       <w:pPr>
-        <w:pStyle w:val="BodyText"/>
-      </w:pPr>
-      <w:r>
-        <w:t xml:space="preserve">The order of the four</w:t>
-      </w:r>
-      <w:r>
-        <w:t xml:space="preserve"> </w:t>
-      </w:r>
+        <w:numPr>
+          <w:ilvl w:val="0"/>
+          <w:numId w:val="1003"/>
+        </w:numPr>
+        <w:pStyle w:val="Compact"/>
+      </w:pPr>
+      <w:r>
+        <w:rPr>
+          <w:bCs/>
+          <w:b/>
+        </w:rPr>
+        <w:t xml:space="preserve">Three settings live outside the database; a restore does not carry them:</w:t>
+      </w:r>
+    </w:p>
+    <w:p>
+      <w:pPr>
+        <w:numPr>
+          <w:ilvl w:val="1"/>
+          <w:numId w:val="1004"/>
+        </w:numPr>
+        <w:pStyle w:val="Compact"/>
+      </w:pPr>
       <w:r>
         <w:rPr>
           <w:rStyle w:val="VerbatimChar"/>
         </w:rPr>
-        <w:t xml:space="preserve">install-app</w:t>
-      </w:r>
-      <w:r>
-        <w:t xml:space="preserve"> </w:t>
-      </w:r>
-      <w:r>
-        <w:t xml:space="preserve">steps is a dependency order, not a preference:</w:t>
-      </w:r>
-      <w:r>
-        <w:t xml:space="preserve"> </w:t>
+        <w:t xml:space="preserve">server_script_enabled</w:t>
+      </w:r>
+      <w:r>
+        <w:t xml:space="preserve"> </w:t>
+      </w:r>
+      <w:r>
+        <w:t xml:space="preserve">— also bench-wide (</w:t>
       </w:r>
       <w:r>
         <w:rPr>
           <w:rStyle w:val="VerbatimChar"/>
         </w:rPr>
-        <w:t xml:space="preserve">india_payroll</w:t>
-      </w:r>
-      <w:r>
-        <w:t xml:space="preserve"> </w:t>
-      </w:r>
-      <w:r>
-        <w:t xml:space="preserve">extends</w:t>
+        <w:t xml:space="preserve">common_site_config.json</w:t>
+      </w:r>
+      <w:r>
+        <w:t xml:space="preserve">). Without it every MSCAST server script (home page, BRM rules, morning batch) is off while everything else works. Check</w:t>
       </w:r>
       <w:r>
         <w:t xml:space="preserve"> </w:t>
@@ -1358,25 +1304,31 @@
         <w:rPr>
           <w:rStyle w:val="VerbatimChar"/>
         </w:rPr>
-        <w:t xml:space="preserve">hrms</w:t>
-      </w:r>
-      <w:r>
-        <w:t xml:space="preserve">, and</w:t>
-      </w:r>
-      <w:r>
-        <w:t xml:space="preserve"> </w:t>
-      </w:r>
+        <w:t xml:space="preserve">T1c</w:t>
+      </w:r>
+      <w:r>
+        <w:t xml:space="preserve">.</w:t>
+      </w:r>
+    </w:p>
+    <w:p>
+      <w:pPr>
+        <w:numPr>
+          <w:ilvl w:val="1"/>
+          <w:numId w:val="1004"/>
+        </w:numPr>
+        <w:pStyle w:val="Compact"/>
+      </w:pPr>
       <w:r>
         <w:rPr>
           <w:rStyle w:val="VerbatimChar"/>
         </w:rPr>
-        <w:t xml:space="preserve">mscast_erp</w:t>
-      </w:r>
-      <w:r>
-        <w:t xml:space="preserve"> </w:t>
-      </w:r>
-      <w:r>
-        <w:t xml:space="preserve">carries</w:t>
+        <w:t xml:space="preserve">host_name</w:t>
+      </w:r>
+      <w:r>
+        <w:t xml:space="preserve"> </w:t>
+      </w:r>
+      <w:r>
+        <w:t xml:space="preserve">— makes email links use the public address; without it they point at the container’s internal name and do not open. Check</w:t>
       </w:r>
       <w:r>
         <w:t xml:space="preserve"> </w:t>
@@ -1385,157 +1337,142 @@
         <w:rPr>
           <w:rStyle w:val="VerbatimChar"/>
         </w:rPr>
-        <w:t xml:space="preserve">india_compliance</w:t>
-      </w:r>
-      <w:r>
-        <w:t xml:space="preserve">’s custom fields.</w:t>
-      </w:r>
-      <w:r>
-        <w:t xml:space="preserve"> </w:t>
-      </w:r>
+        <w:t xml:space="preserve">T9i</w:t>
+      </w:r>
+      <w:r>
+        <w:t xml:space="preserve">.</w:t>
+      </w:r>
+    </w:p>
+    <w:p>
+      <w:pPr>
+        <w:numPr>
+          <w:ilvl w:val="1"/>
+          <w:numId w:val="1004"/>
+        </w:numPr>
+        <w:pStyle w:val="Compact"/>
+      </w:pPr>
       <w:r>
         <w:rPr>
           <w:rStyle w:val="VerbatimChar"/>
         </w:rPr>
-        <w:t xml:space="preserve">erpnext-poc/scripts/new-mscast-site.sh</w:t>
-      </w:r>
-      <w:r>
-        <w:t xml:space="preserve"> </w:t>
-      </w:r>
-      <w:r>
-        <w:t xml:space="preserve">does all of this and then runs the build checks that measure the system itself; it refuses to report success unless all nineteen pass. Tested 21 September on an empty site.</w:t>
-      </w:r>
-    </w:p>
-    <w:p>
-      <w:pPr>
-        <w:pStyle w:val="BodyText"/>
-      </w:pPr>
-      <w:r>
-        <w:t xml:space="preserve">Two settings live</w:t>
-      </w:r>
-      <w:r>
-        <w:t xml:space="preserve"> </w:t>
-      </w:r>
-      <w:r>
-        <w:rPr>
-          <w:bCs/>
-          <w:b/>
-        </w:rPr>
-        <w:t xml:space="preserve">outside the database</w:t>
-      </w:r>
-      <w:r>
-        <w:t xml:space="preserve"> </w:t>
-      </w:r>
-      <w:r>
-        <w:t xml:space="preserve">and are easy to lose, so both have a check:</w:t>
-      </w:r>
-    </w:p>
-    <w:p>
-      <w:pPr>
-        <w:numPr>
-          <w:ilvl w:val="0"/>
-          <w:numId w:val="1003"/>
-        </w:numPr>
-        <w:pStyle w:val="Compact"/>
-      </w:pPr>
+        <w:t xml:space="preserve">encryption_key</w:t>
+      </w:r>
+      <w:r>
+        <w:t xml:space="preserve"> </w:t>
+      </w:r>
+      <w:r>
+        <w:t xml:space="preserve">— see section 3.</w:t>
+      </w:r>
+    </w:p>
+    <w:p>
+      <w:pPr>
+        <w:numPr>
+          <w:ilvl w:val="0"/>
+          <w:numId w:val="1005"/>
+        </w:numPr>
+        <w:pStyle w:val="Compact"/>
+      </w:pPr>
+      <w:r>
+        <w:rPr>
+          <w:bCs/>
+          <w:b/>
+        </w:rPr>
+        <w:t xml:space="preserve">Read the output of</w:t>
+      </w:r>
+      <w:r>
+        <w:rPr>
+          <w:bCs/>
+          <w:b/>
+        </w:rPr>
+        <w:t xml:space="preserve"> </w:t>
+      </w:r>
       <w:r>
         <w:rPr>
           <w:rStyle w:val="VerbatimChar"/>
           <w:bCs/>
           <w:b/>
         </w:rPr>
-        <w:t xml:space="preserve">server_script_enabled</w:t>
-      </w:r>
-      <w:r>
-        <w:t xml:space="preserve"> </w:t>
-      </w:r>
-      <w:r>
-        <w:t xml:space="preserve">is also a bench-wide setting (</w:t>
+        <w:t xml:space="preserve">install-app mscast_erp</w:t>
+      </w:r>
+      <w:r>
+        <w:rPr>
+          <w:bCs/>
+          <w:b/>
+        </w:rPr>
+        <w:t xml:space="preserve"> </w:t>
+      </w:r>
+      <w:r>
+        <w:rPr>
+          <w:bCs/>
+          <w:b/>
+        </w:rPr>
+        <w:t xml:space="preserve">and</w:t>
+      </w:r>
+      <w:r>
+        <w:rPr>
+          <w:bCs/>
+          <w:b/>
+        </w:rPr>
+        <w:t xml:space="preserve"> </w:t>
       </w:r>
       <w:r>
         <w:rPr>
           <w:rStyle w:val="VerbatimChar"/>
-        </w:rPr>
-        <w:t xml:space="preserve">common_site_config.json</w:t>
-      </w:r>
-      <w:r>
-        <w:t xml:space="preserve">). Restore a backup onto a new server without it and every MSCAST server script (the home page, the BRM rules, the morning batch) is silently off while everything else works. Found building the DEV copy on 21 September; check</w:t>
-      </w:r>
-      <w:r>
-        <w:t xml:space="preserve"> </w:t>
-      </w:r>
+          <w:bCs/>
+          <w:b/>
+        </w:rPr>
+        <w:t xml:space="preserve">migrate</w:t>
+      </w:r>
+      <w:r>
+        <w:rPr>
+          <w:bCs/>
+          <w:b/>
+        </w:rPr>
+        <w:t xml:space="preserve">.</w:t>
+      </w:r>
+      <w:r>
+        <w:t xml:space="preserve"> </w:t>
+      </w:r>
+      <w:r>
+        <w:t xml:space="preserve">Expected:</w:t>
+      </w:r>
+    </w:p>
+    <w:p>
+      <w:pPr>
+        <w:pStyle w:val="SourceCode"/>
+      </w:pPr>
       <w:r>
         <w:rPr>
           <w:rStyle w:val="VerbatimChar"/>
         </w:rPr>
-        <w:t xml:space="preserve">T1c</w:t>
-      </w:r>
-      <w:r>
-        <w:t xml:space="preserve">.</w:t>
-      </w:r>
-    </w:p>
-    <w:p>
-      <w:pPr>
-        <w:numPr>
-          <w:ilvl w:val="0"/>
-          <w:numId w:val="1003"/>
-        </w:numPr>
-        <w:pStyle w:val="Compact"/>
-      </w:pPr>
+        <w:t xml:space="preserve">mscast_erp: 26 document definitions synced</w:t>
+      </w:r>
+      <w:r>
+        <w:br/>
+      </w:r>
       <w:r>
         <w:rPr>
           <w:rStyle w:val="VerbatimChar"/>
-          <w:bCs/>
-          <w:b/>
-        </w:rPr>
-        <w:t xml:space="preserve">host_name</w:t>
-      </w:r>
-      <w:r>
-        <w:t xml:space="preserve"> </w:t>
-      </w:r>
-      <w:r>
-        <w:t xml:space="preserve">makes links in emails point at the public address. Without it they point at the container’s internal name and don’t open for anyone. Check</w:t>
-      </w:r>
-      <w:r>
-        <w:t xml:space="preserve"> </w:t>
+        </w:rPr>
+        <w:t xml:space="preserve">mscast_erp: NN configuration records imported, 0 could not be</w:t>
+      </w:r>
+      <w:r>
+        <w:br/>
       </w:r>
       <w:r>
         <w:rPr>
           <w:rStyle w:val="VerbatimChar"/>
         </w:rPr>
-        <w:t xml:space="preserve">T9i</w:t>
-      </w:r>
-      <w:r>
-        <w:t xml:space="preserve">.</w:t>
-      </w:r>
-    </w:p>
-    <w:p>
-      <w:pPr>
-        <w:pStyle w:val="FirstParagraph"/>
-      </w:pPr>
-      <w:r>
-        <w:rPr>
-          <w:bCs/>
-          <w:b/>
-        </w:rPr>
-        <w:t xml:space="preserve">Read the output of the last two commands.</w:t>
-      </w:r>
-      <w:r>
-        <w:t xml:space="preserve"> </w:t>
-      </w:r>
-      <w:r>
-        <w:t xml:space="preserve">They should end with:</w:t>
-      </w:r>
-    </w:p>
-    <w:p>
-      <w:pPr>
-        <w:pStyle w:val="SourceCode"/>
-      </w:pPr>
+        <w:t xml:space="preserve">mscast_erp: permission matrix verified, no change</w:t>
+      </w:r>
+      <w:r>
+        <w:br/>
+      </w:r>
       <w:r>
         <w:rPr>
           <w:rStyle w:val="VerbatimChar"/>
         </w:rPr>
-        <w:t xml:space="preserve">mscast_erp: 26 document definitions synced</w:t>
+        <w:t xml:space="preserve">mscast_erp: workflow guards verified</w:t>
       </w:r>
       <w:r>
         <w:br/>
@@ -1544,54 +1481,63 @@
         <w:rPr>
           <w:rStyle w:val="VerbatimChar"/>
         </w:rPr>
-        <w:t xml:space="preserve">mscast_erp: NN configuration records imported, 0 could not be</w:t>
-      </w:r>
-      <w:r>
-        <w:br/>
-      </w:r>
-      <w:r>
-        <w:rPr>
-          <w:rStyle w:val="VerbatimChar"/>
-        </w:rPr>
-        <w:t xml:space="preserve">mscast_erp: permission matrix verified, no change</w:t>
-      </w:r>
-      <w:r>
-        <w:br/>
-      </w:r>
-      <w:r>
-        <w:rPr>
-          <w:rStyle w:val="VerbatimChar"/>
-        </w:rPr>
-        <w:t xml:space="preserve">mscast_erp: workflow guards verified</w:t>
-      </w:r>
-      <w:r>
-        <w:br/>
-      </w:r>
-      <w:r>
-        <w:rPr>
-          <w:rStyle w:val="VerbatimChar"/>
-        </w:rPr>
         <w:t xml:space="preserve">mscast_erp: approval authority verified, 6 transitions correct</w:t>
       </w:r>
-      <w:r>
-        <w:br/>
-      </w:r>
-      <w:r>
-        <w:br/>
-      </w:r>
-      <w:r>
-        <w:rPr>
-          <w:rStyle w:val="VerbatimChar"/>
-        </w:rPr>
-        <w:t xml:space="preserve">Any line that says **REPAIRED** or **applied** on a second run means the package and the live configuration disagree - reconcile before the next deploy.</w:t>
-      </w:r>
-    </w:p>
-    <w:p>
-      <w:pPr>
-        <w:pStyle w:val="FirstParagraph"/>
-      </w:pPr>
-      <w:r>
-        <w:t xml:space="preserve">If instead you see a row of exclamation marks and</w:t>
+    </w:p>
+    <w:p>
+      <w:pPr>
+        <w:numPr>
+          <w:ilvl w:val="0"/>
+          <w:numId w:val="1006"/>
+        </w:numPr>
+        <w:pStyle w:val="Compact"/>
+      </w:pPr>
+      <w:r>
+        <w:t xml:space="preserve">Any line saying</w:t>
+      </w:r>
+      <w:r>
+        <w:t xml:space="preserve"> </w:t>
+      </w:r>
+      <w:r>
+        <w:rPr>
+          <w:bCs/>
+          <w:b/>
+        </w:rPr>
+        <w:t xml:space="preserve">REPAIRED</w:t>
+      </w:r>
+      <w:r>
+        <w:t xml:space="preserve"> </w:t>
+      </w:r>
+      <w:r>
+        <w:t xml:space="preserve">or</w:t>
+      </w:r>
+      <w:r>
+        <w:t xml:space="preserve"> </w:t>
+      </w:r>
+      <w:r>
+        <w:rPr>
+          <w:bCs/>
+          <w:b/>
+        </w:rPr>
+        <w:t xml:space="preserve">applied</w:t>
+      </w:r>
+      <w:r>
+        <w:t xml:space="preserve"> </w:t>
+      </w:r>
+      <w:r>
+        <w:t xml:space="preserve">on a second run: the package and live configuration disagree. Reconcile before the next deploy.</w:t>
+      </w:r>
+    </w:p>
+    <w:p>
+      <w:pPr>
+        <w:numPr>
+          <w:ilvl w:val="0"/>
+          <w:numId w:val="1006"/>
+        </w:numPr>
+        <w:pStyle w:val="Compact"/>
+      </w:pPr>
+      <w:r>
+        <w:t xml:space="preserve">A row of exclamation marks and</w:t>
       </w:r>
       <w:r>
         <w:t xml:space="preserve"> </w:t>
@@ -1618,19 +1564,17 @@
         <w:t xml:space="preserve">”</w:t>
       </w:r>
       <w:r>
-        <w:t xml:space="preserve">, stop and read section 5a before going further. The system will have repaired itself, but something is wrong with what you deployed.</w:t>
-      </w:r>
-    </w:p>
-    <w:p>
-      <w:pPr>
-        <w:pStyle w:val="BodyText"/>
-      </w:pPr>
-      <w:r>
-        <w:t xml:space="preserve">A migrate also prints</w:t>
-      </w:r>
-      <w:r>
-        <w:t xml:space="preserve"> </w:t>
-      </w:r>
+        <w:t xml:space="preserve">: stop and read section 5.</w:t>
+      </w:r>
+    </w:p>
+    <w:p>
+      <w:pPr>
+        <w:numPr>
+          <w:ilvl w:val="0"/>
+          <w:numId w:val="1006"/>
+        </w:numPr>
+        <w:pStyle w:val="Compact"/>
+      </w:pPr>
       <w:r>
         <w:rPr>
           <w:rStyle w:val="VerbatimChar"/>
@@ -1641,7 +1585,7 @@
         <w:t xml:space="preserve"> </w:t>
       </w:r>
       <w:r>
-        <w:t xml:space="preserve">partway through and then recreates them in the</w:t>
+        <w:t xml:space="preserve">during migrate is expected;</w:t>
       </w:r>
       <w:r>
         <w:t xml:space="preserve"> </w:t>
@@ -1656,26 +1600,394 @@
         <w:t xml:space="preserve"> </w:t>
       </w:r>
       <w:r>
-        <w:t xml:space="preserve">step. That is expected and self-healing; it is not a failure.</w:t>
-      </w:r>
-    </w:p>
-    <w:p>
-      <w:pPr>
-        <w:numPr>
-          <w:ilvl w:val="0"/>
-          <w:numId w:val="1004"/>
-        </w:numPr>
-      </w:pPr>
-      <w:r>
-        <w:t xml:space="preserve">HTTPS: Let’s Encrypt via the reverse proxy, with renewal on a timer and an alert if renewal fails. A certificate that silently expires takes the business offline on a Sunday.</w:t>
-      </w:r>
-    </w:p>
-    <w:p>
-      <w:pPr>
-        <w:numPr>
-          <w:ilvl w:val="0"/>
-          <w:numId w:val="1004"/>
-        </w:numPr>
+        <w:t xml:space="preserve">recreates the workspaces. Not a failure.</w:t>
+      </w:r>
+    </w:p>
+    <w:p>
+      <w:pPr>
+        <w:numPr>
+          <w:ilvl w:val="0"/>
+          <w:numId w:val="1007"/>
+        </w:numPr>
+        <w:pStyle w:val="Compact"/>
+      </w:pPr>
+      <w:r>
+        <w:rPr>
+          <w:bCs/>
+          <w:b/>
+        </w:rPr>
+        <w:t xml:space="preserve">Prove every container can import the app.</w:t>
+      </w:r>
+      <w:r>
+        <w:t xml:space="preserve"> </w:t>
+      </w:r>
+      <w:r>
+        <w:rPr>
+          <w:rStyle w:val="VerbatimChar"/>
+        </w:rPr>
+        <w:t xml:space="preserve">apps/</w:t>
+      </w:r>
+      <w:r>
+        <w:t xml:space="preserve"> </w:t>
+      </w:r>
+      <w:r>
+        <w:t xml:space="preserve">comes from the image; only</w:t>
+      </w:r>
+      <w:r>
+        <w:t xml:space="preserve"> </w:t>
+      </w:r>
+      <w:r>
+        <w:rPr>
+          <w:rStyle w:val="VerbatimChar"/>
+        </w:rPr>
+        <w:t xml:space="preserve">sites</w:t>
+      </w:r>
+      <w:r>
+        <w:t xml:space="preserve"> </w:t>
+      </w:r>
+      <w:r>
+        <w:t xml:space="preserve">and</w:t>
+      </w:r>
+      <w:r>
+        <w:t xml:space="preserve"> </w:t>
+      </w:r>
+      <w:r>
+        <w:rPr>
+          <w:rStyle w:val="VerbatimChar"/>
+        </w:rPr>
+        <w:t xml:space="preserve">logs</w:t>
+      </w:r>
+      <w:r>
+        <w:t xml:space="preserve"> </w:t>
+      </w:r>
+      <w:r>
+        <w:t xml:space="preserve">are volumes. An app present in one container only gives HTTP 500 on the web and silent non-running scheduled jobs, while</w:t>
+      </w:r>
+      <w:r>
+        <w:t xml:space="preserve"> </w:t>
+      </w:r>
+      <w:r>
+        <w:rPr>
+          <w:rStyle w:val="VerbatimChar"/>
+        </w:rPr>
+        <w:t xml:space="preserve">bench console</w:t>
+      </w:r>
+      <w:r>
+        <w:t xml:space="preserve">/</w:t>
+      </w:r>
+      <w:r>
+        <w:rPr>
+          <w:rStyle w:val="VerbatimChar"/>
+        </w:rPr>
+        <w:t xml:space="preserve">bench execute</w:t>
+      </w:r>
+      <w:r>
+        <w:t xml:space="preserve"> </w:t>
+      </w:r>
+      <w:r>
+        <w:t xml:space="preserve">(fresh python each time) and the build checks still pass. Install with</w:t>
+      </w:r>
+      <w:r>
+        <w:t xml:space="preserve"> </w:t>
+      </w:r>
+      <w:r>
+        <w:rPr>
+          <w:rStyle w:val="VerbatimChar"/>
+        </w:rPr>
+        <w:t xml:space="preserve">bench get-app</w:t>
+      </w:r>
+      <w:r>
+        <w:t xml:space="preserve"> </w:t>
+      </w:r>
+      <w:r>
+        <w:t xml:space="preserve">as above, or deploy an image that carries the app, then:</w:t>
+      </w:r>
+    </w:p>
+    <w:p>
+      <w:pPr>
+        <w:pStyle w:val="SourceCode"/>
+      </w:pPr>
+      <w:r>
+        <w:rPr>
+          <w:rStyle w:val="CommentTok"/>
+        </w:rPr>
+        <w:t xml:space="preserve"># every container, not just the one you happen to be in</w:t>
+      </w:r>
+      <w:r>
+        <w:br/>
+      </w:r>
+      <w:r>
+        <w:rPr>
+          <w:rStyle w:val="ControlFlowTok"/>
+        </w:rPr>
+        <w:t xml:space="preserve">for</w:t>
+      </w:r>
+      <w:r>
+        <w:rPr>
+          <w:rStyle w:val="NormalTok"/>
+        </w:rPr>
+        <w:t xml:space="preserve"> c </w:t>
+      </w:r>
+      <w:r>
+        <w:rPr>
+          <w:rStyle w:val="KeywordTok"/>
+        </w:rPr>
+        <w:t xml:space="preserve">in</w:t>
+      </w:r>
+      <w:r>
+        <w:rPr>
+          <w:rStyle w:val="NormalTok"/>
+        </w:rPr>
+        <w:t xml:space="preserve"> backend scheduler queue-short queue-long</w:t>
+      </w:r>
+      <w:r>
+        <w:rPr>
+          <w:rStyle w:val="KeywordTok"/>
+        </w:rPr>
+        <w:t xml:space="preserve">;</w:t>
+      </w:r>
+      <w:r>
+        <w:rPr>
+          <w:rStyle w:val="NormalTok"/>
+        </w:rPr>
+        <w:t xml:space="preserve"> </w:t>
+      </w:r>
+      <w:r>
+        <w:rPr>
+          <w:rStyle w:val="ControlFlowTok"/>
+        </w:rPr>
+        <w:t xml:space="preserve">do</w:t>
+      </w:r>
+      <w:r>
+        <w:br/>
+      </w:r>
+      <w:r>
+        <w:rPr>
+          <w:rStyle w:val="NormalTok"/>
+        </w:rPr>
+        <w:t xml:space="preserve">  </w:t>
+      </w:r>
+      <w:r>
+        <w:rPr>
+          <w:rStyle w:val="ExtensionTok"/>
+        </w:rPr>
+        <w:t xml:space="preserve">docker</w:t>
+      </w:r>
+      <w:r>
+        <w:rPr>
+          <w:rStyle w:val="NormalTok"/>
+        </w:rPr>
+        <w:t xml:space="preserve"> exec </w:t>
+      </w:r>
+      <w:r>
+        <w:rPr>
+          <w:rStyle w:val="OperatorTok"/>
+        </w:rPr>
+        <w:t xml:space="preserve">&lt;</w:t>
+      </w:r>
+      <w:r>
+        <w:rPr>
+          <w:rStyle w:val="NormalTok"/>
+        </w:rPr>
+        <w:t xml:space="preserve">project</w:t>
+      </w:r>
+      <w:r>
+        <w:rPr>
+          <w:rStyle w:val="OperatorTok"/>
+        </w:rPr>
+        <w:t xml:space="preserve">&gt;</w:t>
+      </w:r>
+      <w:r>
+        <w:rPr>
+          <w:rStyle w:val="NormalTok"/>
+        </w:rPr>
+        <w:t xml:space="preserve">-</w:t>
+      </w:r>
+      <w:r>
+        <w:rPr>
+          <w:rStyle w:val="VariableTok"/>
+        </w:rPr>
+        <w:t xml:space="preserve">$c</w:t>
+      </w:r>
+      <w:r>
+        <w:rPr>
+          <w:rStyle w:val="NormalTok"/>
+        </w:rPr>
+        <w:t xml:space="preserve">-1 bash </w:t>
+      </w:r>
+      <w:r>
+        <w:rPr>
+          <w:rStyle w:val="AttributeTok"/>
+        </w:rPr>
+        <w:t xml:space="preserve">-c</w:t>
+      </w:r>
+      <w:r>
+        <w:rPr>
+          <w:rStyle w:val="NormalTok"/>
+        </w:rPr>
+        <w:t xml:space="preserve"> </w:t>
+      </w:r>
+      <w:r>
+        <w:rPr>
+          <w:rStyle w:val="DataTypeTok"/>
+        </w:rPr>
+        <w:t xml:space="preserve">\</w:t>
+      </w:r>
+      <w:r>
+        <w:br/>
+      </w:r>
+      <w:r>
+        <w:rPr>
+          <w:rStyle w:val="NormalTok"/>
+        </w:rPr>
+        <w:t xml:space="preserve">    </w:t>
+      </w:r>
+      <w:r>
+        <w:rPr>
+          <w:rStyle w:val="StringTok"/>
+        </w:rPr>
+        <w:t xml:space="preserve">'cd /home/frappe/frappe-bench &amp;&amp; ./env/bin/python -c "import mscast_erp"'</w:t>
+      </w:r>
+      <w:r>
+        <w:rPr>
+          <w:rStyle w:val="NormalTok"/>
+        </w:rPr>
+        <w:t xml:space="preserve"> </w:t>
+      </w:r>
+      <w:r>
+        <w:rPr>
+          <w:rStyle w:val="DataTypeTok"/>
+        </w:rPr>
+        <w:t xml:space="preserve">\</w:t>
+      </w:r>
+      <w:r>
+        <w:br/>
+      </w:r>
+      <w:r>
+        <w:rPr>
+          <w:rStyle w:val="NormalTok"/>
+        </w:rPr>
+        <w:t xml:space="preserve">      </w:t>
+      </w:r>
+      <w:r>
+        <w:rPr>
+          <w:rStyle w:val="KeywordTok"/>
+        </w:rPr>
+        <w:t xml:space="preserve">&amp;&amp;</w:t>
+      </w:r>
+      <w:r>
+        <w:rPr>
+          <w:rStyle w:val="NormalTok"/>
+        </w:rPr>
+        <w:t xml:space="preserve"> </w:t>
+      </w:r>
+      <w:r>
+        <w:rPr>
+          <w:rStyle w:val="BuiltInTok"/>
+        </w:rPr>
+        <w:t xml:space="preserve">echo</w:t>
+      </w:r>
+      <w:r>
+        <w:rPr>
+          <w:rStyle w:val="NormalTok"/>
+        </w:rPr>
+        <w:t xml:space="preserve"> </w:t>
+      </w:r>
+      <w:r>
+        <w:rPr>
+          <w:rStyle w:val="StringTok"/>
+        </w:rPr>
+        <w:t xml:space="preserve">"</w:t>
+      </w:r>
+      <w:r>
+        <w:rPr>
+          <w:rStyle w:val="VariableTok"/>
+        </w:rPr>
+        <w:t xml:space="preserve">$c</w:t>
+      </w:r>
+      <w:r>
+        <w:rPr>
+          <w:rStyle w:val="StringTok"/>
+        </w:rPr>
+        <w:t xml:space="preserve"> ok"</w:t>
+      </w:r>
+      <w:r>
+        <w:rPr>
+          <w:rStyle w:val="NormalTok"/>
+        </w:rPr>
+        <w:t xml:space="preserve"> </w:t>
+      </w:r>
+      <w:r>
+        <w:rPr>
+          <w:rStyle w:val="KeywordTok"/>
+        </w:rPr>
+        <w:t xml:space="preserve">||</w:t>
+      </w:r>
+      <w:r>
+        <w:rPr>
+          <w:rStyle w:val="NormalTok"/>
+        </w:rPr>
+        <w:t xml:space="preserve"> </w:t>
+      </w:r>
+      <w:r>
+        <w:rPr>
+          <w:rStyle w:val="BuiltInTok"/>
+        </w:rPr>
+        <w:t xml:space="preserve">echo</w:t>
+      </w:r>
+      <w:r>
+        <w:rPr>
+          <w:rStyle w:val="NormalTok"/>
+        </w:rPr>
+        <w:t xml:space="preserve"> </w:t>
+      </w:r>
+      <w:r>
+        <w:rPr>
+          <w:rStyle w:val="StringTok"/>
+        </w:rPr>
+        <w:t xml:space="preserve">"</w:t>
+      </w:r>
+      <w:r>
+        <w:rPr>
+          <w:rStyle w:val="VariableTok"/>
+        </w:rPr>
+        <w:t xml:space="preserve">$c</w:t>
+      </w:r>
+      <w:r>
+        <w:rPr>
+          <w:rStyle w:val="StringTok"/>
+        </w:rPr>
+        <w:t xml:space="preserve"> CANNOT IMPORT THE APP"</w:t>
+      </w:r>
+      <w:r>
+        <w:br/>
+      </w:r>
+      <w:r>
+        <w:rPr>
+          <w:rStyle w:val="ControlFlowTok"/>
+        </w:rPr>
+        <w:t xml:space="preserve">done</w:t>
+      </w:r>
+    </w:p>
+    <w:p>
+      <w:pPr>
+        <w:numPr>
+          <w:ilvl w:val="0"/>
+          <w:numId w:val="1008"/>
+        </w:numPr>
+        <w:pStyle w:val="Compact"/>
+      </w:pPr>
+      <w:r>
+        <w:t xml:space="preserve">HTTPS: Let’s Encrypt via the reverse proxy, renewal on a timer, alert if renewal fails. An expired certificate takes the business offline.</w:t>
+      </w:r>
+    </w:p>
+    <w:p>
+      <w:pPr>
+        <w:numPr>
+          <w:ilvl w:val="0"/>
+          <w:numId w:val="1008"/>
+        </w:numPr>
+        <w:pStyle w:val="Compact"/>
       </w:pPr>
       <w:r>
         <w:t xml:space="preserve">Run the build checks before telling anyone the site exists. Expect</w:t>
@@ -1688,441 +2000,13 @@
           <w:bCs/>
           <w:b/>
         </w:rPr>
-        <w:t xml:space="preserve">37 checks, 0 failures</w:t>
-      </w:r>
-      <w:r>
-        <w:t xml:space="preserve">. Two warnings are expected and documented (see the SOPs, Part C, and Q20/Q21 in the traceability matrix). Anything else is a stop.</w:t>
-      </w:r>
-    </w:p>
-    <w:p>
-      <w:pPr>
-        <w:pStyle w:val="FirstParagraph"/>
-      </w:pPr>
-      <w:r>
-        <w:rPr>
-          <w:bCs/>
-          <w:b/>
-        </w:rPr>
-        <w:t xml:space="preserve">A note on the image, learned the hard way.</w:t>
-      </w:r>
-      <w:r>
-        <w:t xml:space="preserve"> </w:t>
-      </w:r>
-      <w:r>
-        <w:t xml:space="preserve">In the POC the application was not in the image at all — it had been copied into the running backend container by hand. Because</w:t>
-      </w:r>
-      <w:r>
-        <w:t xml:space="preserve"> </w:t>
-      </w:r>
-      <w:r>
-        <w:rPr>
-          <w:rStyle w:val="VerbatimChar"/>
-        </w:rPr>
-        <w:t xml:space="preserve">apps/</w:t>
-      </w:r>
-      <w:r>
-        <w:t xml:space="preserve"> </w:t>
-      </w:r>
-      <w:r>
-        <w:t xml:space="preserve">comes from the image and only</w:t>
-      </w:r>
-      <w:r>
-        <w:t xml:space="preserve"> </w:t>
-      </w:r>
-      <w:r>
-        <w:rPr>
-          <w:rStyle w:val="VerbatimChar"/>
-        </w:rPr>
-        <w:t xml:space="preserve">sites</w:t>
-      </w:r>
-      <w:r>
-        <w:t xml:space="preserve"> </w:t>
-      </w:r>
-      <w:r>
-        <w:t xml:space="preserve">and</w:t>
-      </w:r>
-      <w:r>
-        <w:t xml:space="preserve"> </w:t>
-      </w:r>
-      <w:r>
-        <w:rPr>
-          <w:rStyle w:val="VerbatimChar"/>
-        </w:rPr>
-        <w:t xml:space="preserve">logs</w:t>
-      </w:r>
-      <w:r>
-        <w:t xml:space="preserve"> </w:t>
-      </w:r>
-      <w:r>
-        <w:t xml:space="preserve">are volumes, that gave the app to exactly one container. The web workers could not import it, so the site returned HTTP 500 on every request while every script and every build check passed, because</w:t>
-      </w:r>
-      <w:r>
-        <w:t xml:space="preserve"> </w:t>
-      </w:r>
-      <w:r>
-        <w:rPr>
-          <w:rStyle w:val="VerbatimChar"/>
-        </w:rPr>
-        <w:t xml:space="preserve">bench console</w:t>
-      </w:r>
-      <w:r>
-        <w:t xml:space="preserve"> </w:t>
-      </w:r>
-      <w:r>
-        <w:t xml:space="preserve">and</w:t>
-      </w:r>
-      <w:r>
-        <w:t xml:space="preserve"> </w:t>
-      </w:r>
-      <w:r>
-        <w:rPr>
-          <w:rStyle w:val="VerbatimChar"/>
-        </w:rPr>
-        <w:t xml:space="preserve">bench execute</w:t>
-      </w:r>
-      <w:r>
-        <w:t xml:space="preserve"> </w:t>
-      </w:r>
-      <w:r>
-        <w:t xml:space="preserve">spawn a fresh python each time. Worse, the scheduler and both queue workers could not import it either, so the 06:00 exception sweep, the 08:35 briefing and the monthly archival</w:t>
-      </w:r>
-      <w:r>
-        <w:t xml:space="preserve"> </w:t>
-      </w:r>
-      <w:r>
-        <w:rPr>
-          <w:bCs/>
-          <w:b/>
-        </w:rPr>
-        <w:t xml:space="preserve">had never executed once</w:t>
-      </w:r>
-      <w:r>
-        <w:t xml:space="preserve">. They worked perfectly when run by hand, which is how they were built and demonstrated.</w:t>
-      </w:r>
-    </w:p>
-    <w:p>
-      <w:pPr>
-        <w:pStyle w:val="BodyText"/>
-      </w:pPr>
-      <w:r>
-        <w:t xml:space="preserve">On a server, install the app properly with</w:t>
-      </w:r>
-      <w:r>
-        <w:t xml:space="preserve"> </w:t>
-      </w:r>
-      <w:r>
-        <w:rPr>
-          <w:rStyle w:val="VerbatimChar"/>
-        </w:rPr>
-        <w:t xml:space="preserve">bench get-app</w:t>
-      </w:r>
-      <w:r>
-        <w:t xml:space="preserve"> </w:t>
-      </w:r>
-      <w:r>
-        <w:t xml:space="preserve">as above, or deploy an image that carries it. Then prove it, because</w:t>
-      </w:r>
-      <w:r>
-        <w:t xml:space="preserve"> </w:t>
-      </w:r>
-      <w:r>
-        <w:t xml:space="preserve">“</w:t>
-      </w:r>
-      <w:r>
-        <w:t xml:space="preserve">installed</w:t>
-      </w:r>
-      <w:r>
-        <w:t xml:space="preserve">”</w:t>
-      </w:r>
-      <w:r>
-        <w:t xml:space="preserve"> </w:t>
-      </w:r>
-      <w:r>
-        <w:t xml:space="preserve">and</w:t>
-      </w:r>
-      <w:r>
-        <w:t xml:space="preserve"> </w:t>
-      </w:r>
-      <w:r>
-        <w:t xml:space="preserve">“</w:t>
-      </w:r>
-      <w:r>
-        <w:t xml:space="preserve">runs</w:t>
-      </w:r>
-      <w:r>
-        <w:t xml:space="preserve">”</w:t>
-      </w:r>
-      <w:r>
-        <w:t xml:space="preserve"> </w:t>
-      </w:r>
-      <w:r>
-        <w:t xml:space="preserve">are different claims:</w:t>
-      </w:r>
-    </w:p>
-    <w:p>
-      <w:pPr>
-        <w:pStyle w:val="SourceCode"/>
-      </w:pPr>
-      <w:r>
-        <w:rPr>
-          <w:rStyle w:val="CommentTok"/>
-        </w:rPr>
-        <w:t xml:space="preserve"># every container, not just the one you happen to be in</w:t>
-      </w:r>
-      <w:r>
-        <w:br/>
-      </w:r>
-      <w:r>
-        <w:rPr>
-          <w:rStyle w:val="ControlFlowTok"/>
-        </w:rPr>
-        <w:t xml:space="preserve">for</w:t>
-      </w:r>
-      <w:r>
-        <w:rPr>
-          <w:rStyle w:val="NormalTok"/>
-        </w:rPr>
-        <w:t xml:space="preserve"> c </w:t>
-      </w:r>
-      <w:r>
-        <w:rPr>
-          <w:rStyle w:val="KeywordTok"/>
-        </w:rPr>
-        <w:t xml:space="preserve">in</w:t>
-      </w:r>
-      <w:r>
-        <w:rPr>
-          <w:rStyle w:val="NormalTok"/>
-        </w:rPr>
-        <w:t xml:space="preserve"> backend scheduler queue-short queue-long</w:t>
-      </w:r>
-      <w:r>
-        <w:rPr>
-          <w:rStyle w:val="KeywordTok"/>
-        </w:rPr>
-        <w:t xml:space="preserve">;</w:t>
-      </w:r>
-      <w:r>
-        <w:rPr>
-          <w:rStyle w:val="NormalTok"/>
-        </w:rPr>
-        <w:t xml:space="preserve"> </w:t>
-      </w:r>
-      <w:r>
-        <w:rPr>
-          <w:rStyle w:val="ControlFlowTok"/>
-        </w:rPr>
-        <w:t xml:space="preserve">do</w:t>
-      </w:r>
-      <w:r>
-        <w:br/>
-      </w:r>
-      <w:r>
-        <w:rPr>
-          <w:rStyle w:val="NormalTok"/>
-        </w:rPr>
-        <w:t xml:space="preserve">  </w:t>
-      </w:r>
-      <w:r>
-        <w:rPr>
-          <w:rStyle w:val="ExtensionTok"/>
-        </w:rPr>
-        <w:t xml:space="preserve">docker</w:t>
-      </w:r>
-      <w:r>
-        <w:rPr>
-          <w:rStyle w:val="NormalTok"/>
-        </w:rPr>
-        <w:t xml:space="preserve"> exec </w:t>
-      </w:r>
-      <w:r>
-        <w:rPr>
-          <w:rStyle w:val="OperatorTok"/>
-        </w:rPr>
-        <w:t xml:space="preserve">&lt;</w:t>
-      </w:r>
-      <w:r>
-        <w:rPr>
-          <w:rStyle w:val="NormalTok"/>
-        </w:rPr>
-        <w:t xml:space="preserve">project</w:t>
-      </w:r>
-      <w:r>
-        <w:rPr>
-          <w:rStyle w:val="OperatorTok"/>
-        </w:rPr>
-        <w:t xml:space="preserve">&gt;</w:t>
-      </w:r>
-      <w:r>
-        <w:rPr>
-          <w:rStyle w:val="NormalTok"/>
-        </w:rPr>
-        <w:t xml:space="preserve">-</w:t>
-      </w:r>
-      <w:r>
-        <w:rPr>
-          <w:rStyle w:val="VariableTok"/>
-        </w:rPr>
-        <w:t xml:space="preserve">$c</w:t>
-      </w:r>
-      <w:r>
-        <w:rPr>
-          <w:rStyle w:val="NormalTok"/>
-        </w:rPr>
-        <w:t xml:space="preserve">-1 bash </w:t>
-      </w:r>
-      <w:r>
-        <w:rPr>
-          <w:rStyle w:val="AttributeTok"/>
-        </w:rPr>
-        <w:t xml:space="preserve">-c</w:t>
-      </w:r>
-      <w:r>
-        <w:rPr>
-          <w:rStyle w:val="NormalTok"/>
-        </w:rPr>
-        <w:t xml:space="preserve"> </w:t>
-      </w:r>
-      <w:r>
-        <w:rPr>
-          <w:rStyle w:val="DataTypeTok"/>
-        </w:rPr>
-        <w:t xml:space="preserve">\</w:t>
-      </w:r>
-      <w:r>
-        <w:br/>
-      </w:r>
-      <w:r>
-        <w:rPr>
-          <w:rStyle w:val="NormalTok"/>
-        </w:rPr>
-        <w:t xml:space="preserve">    </w:t>
-      </w:r>
-      <w:r>
-        <w:rPr>
-          <w:rStyle w:val="StringTok"/>
-        </w:rPr>
-        <w:t xml:space="preserve">'cd /home/frappe/frappe-bench &amp;&amp; ./env/bin/python -c "import mscast_erp"'</w:t>
-      </w:r>
-      <w:r>
-        <w:rPr>
-          <w:rStyle w:val="NormalTok"/>
-        </w:rPr>
-        <w:t xml:space="preserve"> </w:t>
-      </w:r>
-      <w:r>
-        <w:rPr>
-          <w:rStyle w:val="DataTypeTok"/>
-        </w:rPr>
-        <w:t xml:space="preserve">\</w:t>
-      </w:r>
-      <w:r>
-        <w:br/>
-      </w:r>
-      <w:r>
-        <w:rPr>
-          <w:rStyle w:val="NormalTok"/>
-        </w:rPr>
-        <w:t xml:space="preserve">      </w:t>
-      </w:r>
-      <w:r>
-        <w:rPr>
-          <w:rStyle w:val="KeywordTok"/>
-        </w:rPr>
-        <w:t xml:space="preserve">&amp;&amp;</w:t>
-      </w:r>
-      <w:r>
-        <w:rPr>
-          <w:rStyle w:val="NormalTok"/>
-        </w:rPr>
-        <w:t xml:space="preserve"> </w:t>
-      </w:r>
-      <w:r>
-        <w:rPr>
-          <w:rStyle w:val="BuiltInTok"/>
-        </w:rPr>
-        <w:t xml:space="preserve">echo</w:t>
-      </w:r>
-      <w:r>
-        <w:rPr>
-          <w:rStyle w:val="NormalTok"/>
-        </w:rPr>
-        <w:t xml:space="preserve"> </w:t>
-      </w:r>
-      <w:r>
-        <w:rPr>
-          <w:rStyle w:val="StringTok"/>
-        </w:rPr>
-        <w:t xml:space="preserve">"</w:t>
-      </w:r>
-      <w:r>
-        <w:rPr>
-          <w:rStyle w:val="VariableTok"/>
-        </w:rPr>
-        <w:t xml:space="preserve">$c</w:t>
-      </w:r>
-      <w:r>
-        <w:rPr>
-          <w:rStyle w:val="StringTok"/>
-        </w:rPr>
-        <w:t xml:space="preserve"> ok"</w:t>
-      </w:r>
-      <w:r>
-        <w:rPr>
-          <w:rStyle w:val="NormalTok"/>
-        </w:rPr>
-        <w:t xml:space="preserve"> </w:t>
-      </w:r>
-      <w:r>
-        <w:rPr>
-          <w:rStyle w:val="KeywordTok"/>
-        </w:rPr>
-        <w:t xml:space="preserve">||</w:t>
-      </w:r>
-      <w:r>
-        <w:rPr>
-          <w:rStyle w:val="NormalTok"/>
-        </w:rPr>
-        <w:t xml:space="preserve"> </w:t>
-      </w:r>
-      <w:r>
-        <w:rPr>
-          <w:rStyle w:val="BuiltInTok"/>
-        </w:rPr>
-        <w:t xml:space="preserve">echo</w:t>
-      </w:r>
-      <w:r>
-        <w:rPr>
-          <w:rStyle w:val="NormalTok"/>
-        </w:rPr>
-        <w:t xml:space="preserve"> </w:t>
-      </w:r>
-      <w:r>
-        <w:rPr>
-          <w:rStyle w:val="StringTok"/>
-        </w:rPr>
-        <w:t xml:space="preserve">"</w:t>
-      </w:r>
-      <w:r>
-        <w:rPr>
-          <w:rStyle w:val="VariableTok"/>
-        </w:rPr>
-        <w:t xml:space="preserve">$c</w:t>
-      </w:r>
-      <w:r>
-        <w:rPr>
-          <w:rStyle w:val="StringTok"/>
-        </w:rPr>
-        <w:t xml:space="preserve"> CANNOT IMPORT THE APP"</w:t>
-      </w:r>
-      <w:r>
-        <w:br/>
-      </w:r>
-      <w:r>
-        <w:rPr>
-          <w:rStyle w:val="ControlFlowTok"/>
-        </w:rPr>
-        <w:t xml:space="preserve">done</w:t>
+        <w:t xml:space="preserve">42 checks: 40 pass, 2 expected warnings (T6e, T6g — awaiting MSCAST’s answers to Q20/Q21), 0 fail.</w:t>
+      </w:r>
+      <w:r>
+        <w:t xml:space="preserve"> </w:t>
+      </w:r>
+      <w:r>
+        <w:t xml:space="preserve">Anything else is a stop. Warnings explained in doc 06 (SOPs), Part C, and doc 03 (Q20/Q21).</w:t>
       </w:r>
     </w:p>
     <w:p>
@@ -2144,17 +2028,9 @@
     </w:p>
     <w:p>
       <w:pPr>
-        <w:pStyle w:val="FirstParagraph"/>
-      </w:pPr>
-      <w:r>
-        <w:t xml:space="preserve">The part most likely to be skipped and most likely to matter.</w:t>
-      </w:r>
-    </w:p>
-    <w:p>
-      <w:pPr>
-        <w:numPr>
-          <w:ilvl w:val="0"/>
-          <w:numId w:val="1005"/>
+        <w:numPr>
+          <w:ilvl w:val="0"/>
+          <w:numId w:val="1009"/>
         </w:numPr>
         <w:pStyle w:val="Compact"/>
       </w:pPr>
@@ -2169,7 +2045,7 @@
         <w:t xml:space="preserve"> </w:t>
       </w:r>
       <w:r>
-        <w:t xml:space="preserve">database and file backups,</w:t>
+        <w:t xml:space="preserve">database + files:</w:t>
       </w:r>
       <w:r>
         <w:t xml:space="preserve"> </w:t>
@@ -2188,7 +2064,7 @@
       <w:pPr>
         <w:numPr>
           <w:ilvl w:val="0"/>
-          <w:numId w:val="1005"/>
+          <w:numId w:val="1009"/>
         </w:numPr>
         <w:pStyle w:val="Compact"/>
       </w:pPr>
@@ -2207,29 +2083,45 @@
       <w:pPr>
         <w:numPr>
           <w:ilvl w:val="0"/>
-          <w:numId w:val="1005"/>
-        </w:numPr>
-        <w:pStyle w:val="Compact"/>
-      </w:pPr>
-      <w:r>
-        <w:rPr>
-          <w:bCs/>
-          <w:b/>
-        </w:rPr>
-        <w:t xml:space="preserve">Monthly copies kept for eight years</w:t>
-      </w:r>
-      <w:r>
-        <w:t xml:space="preserve"> </w:t>
-      </w:r>
-      <w:r>
-        <w:t xml:space="preserve">(s.128(5)). Dailies can rotate at 30 days; monthlies cannot.</w:t>
-      </w:r>
-    </w:p>
-    <w:p>
-      <w:pPr>
-        <w:numPr>
-          <w:ilvl w:val="0"/>
-          <w:numId w:val="1005"/>
+          <w:numId w:val="1009"/>
+        </w:numPr>
+        <w:pStyle w:val="Compact"/>
+      </w:pPr>
+      <w:r>
+        <w:rPr>
+          <w:bCs/>
+          <w:b/>
+        </w:rPr>
+        <w:t xml:space="preserve">Retention:</w:t>
+      </w:r>
+      <w:r>
+        <w:t xml:space="preserve"> </w:t>
+      </w:r>
+      <w:r>
+        <w:t xml:space="preserve">dailies rotate at 30 days;</w:t>
+      </w:r>
+      <w:r>
+        <w:t xml:space="preserve"> </w:t>
+      </w:r>
+      <w:r>
+        <w:rPr>
+          <w:bCs/>
+          <w:b/>
+        </w:rPr>
+        <w:t xml:space="preserve">monthlies kept 8 years</w:t>
+      </w:r>
+      <w:r>
+        <w:t xml:space="preserve"> </w:t>
+      </w:r>
+      <w:r>
+        <w:t xml:space="preserve">(s.128(5)).</w:t>
+      </w:r>
+    </w:p>
+    <w:p>
+      <w:pPr>
+        <w:numPr>
+          <w:ilvl w:val="0"/>
+          <w:numId w:val="1009"/>
         </w:numPr>
         <w:pStyle w:val="Compact"/>
       </w:pPr>
@@ -2241,14 +2133,17 @@
         <w:t xml:space="preserve">Encrypted at rest</w:t>
       </w:r>
       <w:r>
-        <w:t xml:space="preserve">, because they contain employee salary data and customer commercials.</w:t>
-      </w:r>
-    </w:p>
-    <w:p>
-      <w:pPr>
-        <w:numPr>
-          <w:ilvl w:val="0"/>
-          <w:numId w:val="1005"/>
+        <w:t xml:space="preserve"> </w:t>
+      </w:r>
+      <w:r>
+        <w:t xml:space="preserve">(salary data, customer commercials).</w:t>
+      </w:r>
+    </w:p>
+    <w:p>
+      <w:pPr>
+        <w:numPr>
+          <w:ilvl w:val="0"/>
+          <w:numId w:val="1009"/>
         </w:numPr>
         <w:pStyle w:val="Compact"/>
       </w:pPr>
@@ -2286,11 +2181,17 @@
           <w:bCs/>
           <w:b/>
         </w:rPr>
-        <w:t xml:space="preserve">travels with every backup, and is protected like a password.</w:t>
-      </w:r>
-      <w:r>
-        <w:t xml:space="preserve"> </w:t>
-      </w:r>
+        <w:t xml:space="preserve">travels with every backup and is protected like a password.</w:t>
+      </w:r>
+    </w:p>
+    <w:p>
+      <w:pPr>
+        <w:numPr>
+          <w:ilvl w:val="1"/>
+          <w:numId w:val="1010"/>
+        </w:numPr>
+        <w:pStyle w:val="Compact"/>
+      </w:pPr>
       <w:r>
         <w:t xml:space="preserve">It lives in</w:t>
       </w:r>
@@ -2304,11 +2205,17 @@
         <w:t xml:space="preserve">site_config.json</w:t>
       </w:r>
       <w:r>
-        <w:t xml:space="preserve">, outside the database. Frappe encrypts every stored secret with it - mail passwords, API keys.</w:t>
-      </w:r>
-      <w:r>
-        <w:t xml:space="preserve"> </w:t>
-      </w:r>
+        <w:t xml:space="preserve">, outside the database; Frappe encrypts every stored secret (mail passwords, API keys) with it.</w:t>
+      </w:r>
+    </w:p>
+    <w:p>
+      <w:pPr>
+        <w:numPr>
+          <w:ilvl w:val="1"/>
+          <w:numId w:val="1010"/>
+        </w:numPr>
+        <w:pStyle w:val="Compact"/>
+      </w:pPr>
       <w:r>
         <w:rPr>
           <w:rStyle w:val="VerbatimChar"/>
@@ -2319,11 +2226,17 @@
         <w:t xml:space="preserve"> </w:t>
       </w:r>
       <w:r>
-        <w:t xml:space="preserve">brings back the database and keeps whatever key the target site has, so a restore without the original key produces a system whose mail silently stops. This happened in testing on 21 September.</w:t>
-      </w:r>
-      <w:r>
-        <w:t xml:space="preserve"> </w:t>
-      </w:r>
+        <w:t xml:space="preserve">keeps the target site’s key, so a restore without the original key leaves mail silently stopped.</w:t>
+      </w:r>
+    </w:p>
+    <w:p>
+      <w:pPr>
+        <w:numPr>
+          <w:ilvl w:val="1"/>
+          <w:numId w:val="1010"/>
+        </w:numPr>
+        <w:pStyle w:val="Compact"/>
+      </w:pPr>
       <w:r>
         <w:rPr>
           <w:rStyle w:val="VerbatimChar"/>
@@ -2334,7 +2247,7 @@
         <w:t xml:space="preserve"> </w:t>
       </w:r>
       <w:r>
-        <w:t xml:space="preserve">puts the key back; build check</w:t>
+        <w:t xml:space="preserve">puts the key back. Check</w:t>
       </w:r>
       <w:r>
         <w:t xml:space="preserve"> </w:t>
@@ -2356,7 +2269,7 @@
       <w:pPr>
         <w:numPr>
           <w:ilvl w:val="0"/>
-          <w:numId w:val="1005"/>
+          <w:numId w:val="1009"/>
         </w:numPr>
         <w:pStyle w:val="Compact"/>
       </w:pPr>
@@ -2367,11 +2280,17 @@
         </w:rPr>
         <w:t xml:space="preserve">A failed backup must reach a person.</w:t>
       </w:r>
-      <w:r>
-        <w:t xml:space="preserve"> </w:t>
-      </w:r>
-      <w:r>
-        <w:t xml:space="preserve">In the POC the nightly job backs up, runs every build check, and emails a named address if either fails; a watchdog inside the ERP emails the same address if the nightly job has not run for 26 hours. Before this, a failed backup wrote a line to a log nobody read. Set</w:t>
+    </w:p>
+    <w:p>
+      <w:pPr>
+        <w:numPr>
+          <w:ilvl w:val="1"/>
+          <w:numId w:val="1011"/>
+        </w:numPr>
+        <w:pStyle w:val="Compact"/>
+      </w:pPr>
+      <w:r>
+        <w:t xml:space="preserve">Nightly job: backup + all build checks; emails</w:t>
       </w:r>
       <w:r>
         <w:t xml:space="preserve"> </w:t>
@@ -2386,67 +2305,112 @@
         <w:t xml:space="preserve"> </w:t>
       </w:r>
       <w:r>
-        <w:t xml:space="preserve">in production, and send a test alert (</w:t>
+        <w:t xml:space="preserve">if either fails.</w:t>
+      </w:r>
+    </w:p>
+    <w:p>
+      <w:pPr>
+        <w:numPr>
+          <w:ilvl w:val="1"/>
+          <w:numId w:val="1011"/>
+        </w:numPr>
+        <w:pStyle w:val="Compact"/>
+      </w:pPr>
+      <w:r>
+        <w:t xml:space="preserve">Watchdog inside the ERP emails the same address if the nightly job has not run for 26 hours.</w:t>
+      </w:r>
+    </w:p>
+    <w:p>
+      <w:pPr>
+        <w:numPr>
+          <w:ilvl w:val="1"/>
+          <w:numId w:val="1011"/>
+        </w:numPr>
+        <w:pStyle w:val="Compact"/>
+      </w:pPr>
+      <w:r>
+        <w:t xml:space="preserve">Set</w:t>
+      </w:r>
+      <w:r>
+        <w:t xml:space="preserve"> </w:t>
       </w:r>
       <w:r>
         <w:rPr>
           <w:rStyle w:val="VerbatimChar"/>
         </w:rPr>
+        <w:t xml:space="preserve">mscast_alerts_to</w:t>
+      </w:r>
+      <w:r>
+        <w:t xml:space="preserve"> </w:t>
+      </w:r>
+      <w:r>
+        <w:t xml:space="preserve">in production; send a test alert with</w:t>
+      </w:r>
+      <w:r>
+        <w:t xml:space="preserve"> </w:t>
+      </w:r>
+      <w:r>
+        <w:rPr>
+          <w:rStyle w:val="VerbatimChar"/>
+        </w:rPr>
         <w:t xml:space="preserve">SIMULATE_FAIL=1</w:t>
       </w:r>
       <w:r>
-        <w:t xml:space="preserve">) to prove it arrives.</w:t>
-      </w:r>
-    </w:p>
-    <w:p>
-      <w:pPr>
-        <w:numPr>
-          <w:ilvl w:val="0"/>
-          <w:numId w:val="1005"/>
-        </w:numPr>
-        <w:pStyle w:val="Compact"/>
-      </w:pPr>
-      <w:r>
-        <w:rPr>
-          <w:bCs/>
-          <w:b/>
-        </w:rPr>
-        <w:t xml:space="preserve">A backup that the site cannot itself read is not a backup.</w:t>
-      </w:r>
-      <w:r>
-        <w:t xml:space="preserve"> </w:t>
-      </w:r>
-      <w:r>
-        <w:t xml:space="preserve">The nightly job refuses to bless a set if the site cannot decrypt its own secrets - an archive can be intact and still wrong.</w:t>
-      </w:r>
-    </w:p>
-    <w:p>
-      <w:pPr>
-        <w:numPr>
-          <w:ilvl w:val="0"/>
-          <w:numId w:val="1005"/>
-        </w:numPr>
-        <w:pStyle w:val="Compact"/>
-      </w:pPr>
-      <w:r>
-        <w:rPr>
-          <w:bCs/>
-          <w:b/>
-        </w:rPr>
-        <w:t xml:space="preserve">Restore tested</w:t>
-      </w:r>
-      <w:r>
-        <w:t xml:space="preserve"> </w:t>
-      </w:r>
-      <w:r>
-        <w:t xml:space="preserve">before go-live, and then annually. Write down the actual time it took to get a working system from a backup — that number is what MSCAST is really buying. An untested backup is a belief, not a control.</w:t>
-      </w:r>
-    </w:p>
-    <w:p>
-      <w:pPr>
-        <w:numPr>
-          <w:ilvl w:val="0"/>
-          <w:numId w:val="1005"/>
+        <w:t xml:space="preserve"> </w:t>
+      </w:r>
+      <w:r>
+        <w:t xml:space="preserve">and confirm it arrives.</w:t>
+      </w:r>
+    </w:p>
+    <w:p>
+      <w:pPr>
+        <w:numPr>
+          <w:ilvl w:val="0"/>
+          <w:numId w:val="1009"/>
+        </w:numPr>
+        <w:pStyle w:val="Compact"/>
+      </w:pPr>
+      <w:r>
+        <w:rPr>
+          <w:bCs/>
+          <w:b/>
+        </w:rPr>
+        <w:t xml:space="preserve">The nightly job refuses to bless a backup set if the site cannot decrypt its own secrets</w:t>
+      </w:r>
+      <w:r>
+        <w:t xml:space="preserve"> </w:t>
+      </w:r>
+      <w:r>
+        <w:t xml:space="preserve">(an intact archive can still be unusable).</w:t>
+      </w:r>
+    </w:p>
+    <w:p>
+      <w:pPr>
+        <w:numPr>
+          <w:ilvl w:val="0"/>
+          <w:numId w:val="1009"/>
+        </w:numPr>
+        <w:pStyle w:val="Compact"/>
+      </w:pPr>
+      <w:r>
+        <w:rPr>
+          <w:bCs/>
+          <w:b/>
+        </w:rPr>
+        <w:t xml:space="preserve">Restore test</w:t>
+      </w:r>
+      <w:r>
+        <w:t xml:space="preserve"> </w:t>
+      </w:r>
+      <w:r>
+        <w:t xml:space="preserve">before go-live, then annually. Record the actual time from backup to working system.</w:t>
+      </w:r>
+    </w:p>
+    <w:p>
+      <w:pPr>
+        <w:numPr>
+          <w:ilvl w:val="0"/>
+          <w:numId w:val="1009"/>
         </w:numPr>
         <w:pStyle w:val="Compact"/>
       </w:pPr>
@@ -2458,7 +2422,7 @@
         <w:t xml:space="preserve">Before every install or upgrade</w:t>
       </w:r>
       <w:r>
-        <w:t xml:space="preserve">, take one. Not as a formality — restore it if the checks fail.</w:t>
+        <w:t xml:space="preserve">, take a backup; restore it if the checks fail.</w:t>
       </w:r>
     </w:p>
     <w:p>
@@ -2483,41 +2447,35 @@
         <w:pStyle w:val="FirstParagraph"/>
       </w:pPr>
       <w:r>
-        <w:t xml:space="preserve">Minimal, but it has to exist, because the failures are silent:</w:t>
-      </w:r>
-    </w:p>
-    <w:p>
-      <w:pPr>
-        <w:numPr>
-          <w:ilvl w:val="0"/>
-          <w:numId w:val="1006"/>
-        </w:numPr>
-        <w:pStyle w:val="Compact"/>
-      </w:pPr>
-      <w:r>
-        <w:t xml:space="preserve">Is the site answering? (uptime check from outside)</w:t>
-      </w:r>
-    </w:p>
-    <w:p>
-      <w:pPr>
-        <w:numPr>
-          <w:ilvl w:val="0"/>
-          <w:numId w:val="1006"/>
-        </w:numPr>
-        <w:pStyle w:val="Compact"/>
-      </w:pPr>
-      <w:r>
-        <w:rPr>
-          <w:bCs/>
-          <w:b/>
-        </w:rPr>
-        <w:t xml:space="preserve">Has each MSCAST job actually run?</w:t>
-      </w:r>
-      <w:r>
-        <w:t xml:space="preserve"> </w:t>
-      </w:r>
-      <w:r>
-        <w:t xml:space="preserve">Check</w:t>
+        <w:t xml:space="preserve">Failures here are silent, so each item needs an active check:</w:t>
+      </w:r>
+    </w:p>
+    <w:p>
+      <w:pPr>
+        <w:numPr>
+          <w:ilvl w:val="0"/>
+          <w:numId w:val="1012"/>
+        </w:numPr>
+        <w:pStyle w:val="Compact"/>
+      </w:pPr>
+      <w:r>
+        <w:t xml:space="preserve">Site answering (uptime check from outside).</w:t>
+      </w:r>
+    </w:p>
+    <w:p>
+      <w:pPr>
+        <w:numPr>
+          <w:ilvl w:val="0"/>
+          <w:numId w:val="1012"/>
+        </w:numPr>
+        <w:pStyle w:val="Compact"/>
+      </w:pPr>
+      <w:r>
+        <w:rPr>
+          <w:bCs/>
+          <w:b/>
+        </w:rPr>
+        <w:t xml:space="preserve">Each MSCAST job has actually run:</w:t>
       </w:r>
       <w:r>
         <w:t xml:space="preserve"> </w:t>
@@ -2532,7 +2490,22 @@
         <w:t xml:space="preserve"> </w:t>
       </w:r>
       <w:r>
-        <w:t xml:space="preserve">on every Scheduled Job Type, not just that the scheduler process is alive. This is</w:t>
+        <w:t xml:space="preserve">on every Scheduled Job Type, not only</w:t>
+      </w:r>
+      <w:r>
+        <w:t xml:space="preserve"> </w:t>
+      </w:r>
+      <w:r>
+        <w:t xml:space="preserve">“</w:t>
+      </w:r>
+      <w:r>
+        <w:t xml:space="preserve">scheduler process alive</w:t>
+      </w:r>
+      <w:r>
+        <w:t xml:space="preserve">”</w:t>
+      </w:r>
+      <w:r>
+        <w:t xml:space="preserve">. An enabled, correctly scheduled job with</w:t>
       </w:r>
       <w:r>
         <w:t xml:space="preserve"> </w:t>
@@ -2541,94 +2514,85 @@
         <w:rPr>
           <w:rStyle w:val="VerbatimChar"/>
         </w:rPr>
+        <w:t xml:space="preserve">last_execution = NULL</w:t>
+      </w:r>
+      <w:r>
+        <w:t xml:space="preserve"> </w:t>
+      </w:r>
+      <w:r>
+        <w:t xml:space="preserve">is the failure to watch for. Check</w:t>
+      </w:r>
+      <w:r>
+        <w:t xml:space="preserve"> </w:t>
+      </w:r>
+      <w:r>
+        <w:rPr>
+          <w:rStyle w:val="VerbatimChar"/>
+        </w:rPr>
         <w:t xml:space="preserve">T9f</w:t>
       </w:r>
       <w:r>
-        <w:t xml:space="preserve"> </w:t>
-      </w:r>
-      <w:r>
-        <w:t xml:space="preserve">in the build checks, and it exists because four jobs sat at</w:t>
-      </w:r>
-      <w:r>
-        <w:t xml:space="preserve"> </w:t>
-      </w:r>
-      <w:r>
-        <w:rPr>
-          <w:rStyle w:val="VerbatimChar"/>
-        </w:rPr>
-        <w:t xml:space="preserve">last_execution = NULL</w:t>
-      </w:r>
-      <w:r>
-        <w:t xml:space="preserve"> </w:t>
-      </w:r>
-      <w:r>
-        <w:t xml:space="preserve">for the life of the POC while everything around them looked healthy. A job that is enabled, correctly scheduled and has never executed is the failure mode to watch for.</w:t>
-      </w:r>
-    </w:p>
-    <w:p>
-      <w:pPr>
-        <w:numPr>
-          <w:ilvl w:val="0"/>
-          <w:numId w:val="1006"/>
-        </w:numPr>
-        <w:pStyle w:val="Compact"/>
-      </w:pPr>
-      <w:r>
-        <w:t xml:space="preserve">Is the</w:t>
-      </w:r>
-      <w:r>
-        <w:t xml:space="preserve"> </w:t>
-      </w:r>
-      <w:r>
-        <w:rPr>
-          <w:bCs/>
-          <w:b/>
-        </w:rPr>
-        <w:t xml:space="preserve">scheduler</w:t>
-      </w:r>
-      <w:r>
-        <w:t xml:space="preserve"> </w:t>
-      </w:r>
-      <w:r>
-        <w:t xml:space="preserve">running? This is the one that fails quietly — the daily summary, the overnight checks, the morning note and every notification stop, and the first symptom is a director noticing the 08:30 email hasn’t arrived for a week.</w:t>
-      </w:r>
-    </w:p>
-    <w:p>
-      <w:pPr>
-        <w:numPr>
-          <w:ilvl w:val="0"/>
-          <w:numId w:val="1006"/>
-        </w:numPr>
-        <w:pStyle w:val="Compact"/>
-      </w:pPr>
-      <w:r>
-        <w:rPr>
-          <w:bCs/>
-          <w:b/>
-        </w:rPr>
-        <w:t xml:space="preserve">Did the morning note actually go out?</w:t>
-      </w:r>
-      <w:r>
-        <w:t xml:space="preserve"> </w:t>
-      </w:r>
-      <w:r>
-        <w:t xml:space="preserve">Check the Email Queue, not just that the job ran. A job that succeeds and reaches nobody is the worst kind of green light.</w:t>
-      </w:r>
-    </w:p>
-    <w:p>
-      <w:pPr>
-        <w:numPr>
-          <w:ilvl w:val="0"/>
-          <w:numId w:val="1006"/>
-        </w:numPr>
-        <w:pStyle w:val="Compact"/>
-      </w:pPr>
-      <w:r>
-        <w:rPr>
-          <w:bCs/>
-          <w:b/>
-        </w:rPr>
-        <w:t xml:space="preserve">Is there an Error Log entry titled</w:t>
+        <w:t xml:space="preserve">.</w:t>
+      </w:r>
+    </w:p>
+    <w:p>
+      <w:pPr>
+        <w:numPr>
+          <w:ilvl w:val="0"/>
+          <w:numId w:val="1012"/>
+        </w:numPr>
+        <w:pStyle w:val="Compact"/>
+      </w:pPr>
+      <w:r>
+        <w:rPr>
+          <w:bCs/>
+          <w:b/>
+        </w:rPr>
+        <w:t xml:space="preserve">Scheduler running.</w:t>
+      </w:r>
+      <w:r>
+        <w:t xml:space="preserve"> </w:t>
+      </w:r>
+      <w:r>
+        <w:t xml:space="preserve">If it stops, the daily summary, overnight checks, morning note and all notifications stop. Put the scheduler check on the daily summary itself, so a missing email is the signal.</w:t>
+      </w:r>
+    </w:p>
+    <w:p>
+      <w:pPr>
+        <w:numPr>
+          <w:ilvl w:val="0"/>
+          <w:numId w:val="1012"/>
+        </w:numPr>
+        <w:pStyle w:val="Compact"/>
+      </w:pPr>
+      <w:r>
+        <w:rPr>
+          <w:bCs/>
+          <w:b/>
+        </w:rPr>
+        <w:t xml:space="preserve">Morning note actually sent:</w:t>
+      </w:r>
+      <w:r>
+        <w:t xml:space="preserve"> </w:t>
+      </w:r>
+      <w:r>
+        <w:t xml:space="preserve">check the Email Queue, not only that the job ran.</w:t>
+      </w:r>
+    </w:p>
+    <w:p>
+      <w:pPr>
+        <w:numPr>
+          <w:ilvl w:val="0"/>
+          <w:numId w:val="1012"/>
+        </w:numPr>
+        <w:pStyle w:val="Compact"/>
+      </w:pPr>
+      <w:r>
+        <w:rPr>
+          <w:bCs/>
+          <w:b/>
+        </w:rPr>
+        <w:t xml:space="preserve">Error Log entry</w:t>
       </w:r>
       <w:r>
         <w:rPr>
@@ -2659,24 +2623,17 @@
         <w:t xml:space="preserve">”</w:t>
       </w:r>
       <w:r>
-        <w:rPr>
-          <w:bCs/>
-          <w:b/>
-        </w:rPr>
-        <w:t xml:space="preserve">?</w:t>
-      </w:r>
-      <w:r>
-        <w:t xml:space="preserve"> </w:t>
-      </w:r>
-      <w:r>
-        <w:t xml:space="preserve">If one appears, a deploy changed who may approve something. Section 5a.</w:t>
-      </w:r>
-    </w:p>
-    <w:p>
-      <w:pPr>
-        <w:numPr>
-          <w:ilvl w:val="0"/>
-          <w:numId w:val="1006"/>
+        <w:t xml:space="preserve"> </w:t>
+      </w:r>
+      <w:r>
+        <w:t xml:space="preserve">— a deploy changed who may approve. See section 5.</w:t>
+      </w:r>
+    </w:p>
+    <w:p>
+      <w:pPr>
+        <w:numPr>
+          <w:ilvl w:val="0"/>
+          <w:numId w:val="1012"/>
         </w:numPr>
         <w:pStyle w:val="Compact"/>
       </w:pPr>
@@ -2688,24 +2645,24 @@
       <w:pPr>
         <w:numPr>
           <w:ilvl w:val="0"/>
-          <w:numId w:val="1006"/>
-        </w:numPr>
-        <w:pStyle w:val="Compact"/>
-      </w:pPr>
-      <w:r>
-        <w:t xml:space="preserve">Did last night’s backup complete, and did it leave the server?</w:t>
-      </w:r>
-    </w:p>
-    <w:p>
-      <w:pPr>
-        <w:numPr>
-          <w:ilvl w:val="0"/>
-          <w:numId w:val="1006"/>
-        </w:numPr>
-        <w:pStyle w:val="Compact"/>
-      </w:pPr>
-      <w:r>
-        <w:t xml:space="preserve">Certificate expiry inside 21 days.</w:t>
+          <w:numId w:val="1012"/>
+        </w:numPr>
+        <w:pStyle w:val="Compact"/>
+      </w:pPr>
+      <w:r>
+        <w:t xml:space="preserve">Last night’s backup completed and left the server.</w:t>
+      </w:r>
+    </w:p>
+    <w:p>
+      <w:pPr>
+        <w:numPr>
+          <w:ilvl w:val="0"/>
+          <w:numId w:val="1012"/>
+        </w:numPr>
+        <w:pStyle w:val="Compact"/>
+      </w:pPr>
+      <w:r>
+        <w:t xml:space="preserve">Certificate expiry within 21 days.</w:t>
       </w:r>
     </w:p>
     <w:p>
@@ -2713,7 +2670,7 @@
         <w:pStyle w:val="FirstParagraph"/>
       </w:pPr>
       <w:r>
-        <w:t xml:space="preserve">Route all of it somewhere the implementation partner reads, and put the scheduler check on the daily summary itself so a missing email is itself the signal.</w:t>
+        <w:t xml:space="preserve">Route all alerts to an address the implementer reads.</w:t>
       </w:r>
     </w:p>
     <w:p>
@@ -2724,13 +2681,13 @@
       </w:r>
     </w:p>
     <w:bookmarkEnd w:id="24"/>
-    <w:bookmarkStart w:id="29" w:name="Xcaac7d9acbe36ffcbbd3c77402f20c822a47c26"/>
+    <w:bookmarkStart w:id="25" w:name="what-a-deploy-does-to-the-configuration"/>
     <w:p>
       <w:pPr>
         <w:pStyle w:val="Heading2"/>
       </w:pPr>
       <w:r>
-        <w:t xml:space="preserve">5a. What a deploy actually does to the configuration</w:t>
+        <w:t xml:space="preserve">5. What a deploy does to the configuration</w:t>
       </w:r>
     </w:p>
     <w:p>
@@ -2742,22 +2699,97 @@
           <w:bCs/>
           <w:b/>
         </w:rPr>
-        <w:t xml:space="preserve">Read this before the first upgrade.</w:t>
-      </w:r>
-      <w:r>
-        <w:t xml:space="preserve"> </w:t>
-      </w:r>
-      <w:r>
-        <w:t xml:space="preserve">It is here because of something that happened during the build, not as a theoretical risk.</w:t>
-      </w:r>
-    </w:p>
-    <w:bookmarkStart w:id="25" w:name="what-happened"/>
-    <w:p>
-      <w:pPr>
-        <w:pStyle w:val="Heading3"/>
-      </w:pPr>
-      <w:r>
-        <w:t xml:space="preserve">What happened</w:t>
+        <w:t xml:space="preserve">Read before the first upgrade.</w:t>
+      </w:r>
+    </w:p>
+    <w:p>
+      <w:pPr>
+        <w:numPr>
+          <w:ilvl w:val="0"/>
+          <w:numId w:val="1013"/>
+        </w:numPr>
+        <w:pStyle w:val="Compact"/>
+      </w:pPr>
+      <w:r>
+        <w:rPr>
+          <w:bCs/>
+          <w:b/>
+        </w:rPr>
+        <w:t xml:space="preserve">Installing or upgrading the app re-imports its configuration and overwrites the database.</w:t>
+      </w:r>
+      <w:r>
+        <w:t xml:space="preserve"> </w:t>
+      </w:r>
+      <w:r>
+        <w:t xml:space="preserve">Tested: a workflow role changed in the database was reset to the packaged value by a plain</w:t>
+      </w:r>
+      <w:r>
+        <w:t xml:space="preserve"> </w:t>
+      </w:r>
+      <w:r>
+        <w:rPr>
+          <w:rStyle w:val="VerbatimChar"/>
+        </w:rPr>
+        <w:t xml:space="preserve">bench migrate</w:t>
+      </w:r>
+      <w:r>
+        <w:t xml:space="preserve">.</w:t>
+      </w:r>
+    </w:p>
+    <w:p>
+      <w:pPr>
+        <w:numPr>
+          <w:ilvl w:val="0"/>
+          <w:numId w:val="1013"/>
+        </w:numPr>
+        <w:pStyle w:val="Compact"/>
+      </w:pPr>
+      <w:r>
+        <w:t xml:space="preserve">Consequence 1:</w:t>
+      </w:r>
+      <w:r>
+        <w:t xml:space="preserve"> </w:t>
+      </w:r>
+      <w:r>
+        <w:rPr>
+          <w:bCs/>
+          <w:b/>
+        </w:rPr>
+        <w:t xml:space="preserve">deploying from a stale copy reverts business rules</w:t>
+      </w:r>
+      <w:r>
+        <w:t xml:space="preserve"> </w:t>
+      </w:r>
+      <w:r>
+        <w:t xml:space="preserve">to that copy (this happened in the build: PCC approval went back to a system role, BRM certification to Purchase Manager, and no check noticed).</w:t>
+      </w:r>
+    </w:p>
+    <w:p>
+      <w:pPr>
+        <w:numPr>
+          <w:ilvl w:val="0"/>
+          <w:numId w:val="1013"/>
+        </w:numPr>
+        <w:pStyle w:val="Compact"/>
+      </w:pPr>
+      <w:r>
+        <w:t xml:space="preserve">Consequence 2:</w:t>
+      </w:r>
+      <w:r>
+        <w:t xml:space="preserve"> </w:t>
+      </w:r>
+      <w:r>
+        <w:rPr>
+          <w:bCs/>
+          <w:b/>
+        </w:rPr>
+        <w:t xml:space="preserve">anything an administrator changes in the ERPNext screens is reverted at the next upgrade</w:t>
+      </w:r>
+      <w:r>
+        <w:t xml:space="preserve"> </w:t>
+      </w:r>
+      <w:r>
+        <w:t xml:space="preserve">(workflow role, notification recipient, print format).</w:t>
       </w:r>
     </w:p>
     <w:p>
@@ -2765,46 +2797,47 @@
         <w:pStyle w:val="FirstParagraph"/>
       </w:pPr>
       <w:r>
-        <w:t xml:space="preserve">The app was installed onto a working system from a directory that was slightly out of date. The approval rules silently went backwards: cost sheet approval returned to a system role, and bill certification returned to the purchase manager. The system still worked. The 23-check harness still passed, because it checked that workflows were</w:t>
-      </w:r>
-      <w:r>
-        <w:t xml:space="preserve"> </w:t>
-      </w:r>
-      <w:r>
-        <w:rPr>
-          <w:iCs/>
-          <w:i/>
-        </w:rPr>
-        <w:t xml:space="preserve">active and complete</w:t>
-      </w:r>
-      <w:r>
-        <w:t xml:space="preserve"> </w:t>
-      </w:r>
-      <w:r>
-        <w:t xml:space="preserve">and never checked</w:t>
-      </w:r>
-      <w:r>
-        <w:t xml:space="preserve"> </w:t>
-      </w:r>
-      <w:r>
-        <w:rPr>
-          <w:iCs/>
-          <w:i/>
-        </w:rPr>
-        <w:t xml:space="preserve">who they gave authority to</w:t>
-      </w:r>
-      <w:r>
-        <w:t xml:space="preserve">. Nobody would have noticed until an audit — or until the wrong person approved something.</w:t>
-      </w:r>
-    </w:p>
-    <w:bookmarkEnd w:id="25"/>
-    <w:bookmarkStart w:id="26" w:name="the-mechanism-established-by-experiment"/>
-    <w:p>
-      <w:pPr>
-        <w:pStyle w:val="Heading3"/>
-      </w:pPr>
-      <w:r>
-        <w:t xml:space="preserve">The mechanism, established by experiment</w:t>
+        <w:rPr>
+          <w:bCs/>
+          <w:b/>
+        </w:rPr>
+        <w:t xml:space="preserve">Rules</w:t>
+      </w:r>
+    </w:p>
+    <w:p>
+      <w:pPr>
+        <w:numPr>
+          <w:ilvl w:val="0"/>
+          <w:numId w:val="1014"/>
+        </w:numPr>
+        <w:pStyle w:val="Compact"/>
+      </w:pPr>
+      <w:r>
+        <w:t xml:space="preserve">Business rules live in the package. An approval change goes into the repository and is deployed; never through the interface on production.</w:t>
+      </w:r>
+    </w:p>
+    <w:p>
+      <w:pPr>
+        <w:numPr>
+          <w:ilvl w:val="0"/>
+          <w:numId w:val="1014"/>
+        </w:numPr>
+        <w:pStyle w:val="Compact"/>
+      </w:pPr>
+      <w:r>
+        <w:t xml:space="preserve">Deploy from a tagged release. Record tag and commit hash in the deployment log (section 10).</w:t>
+      </w:r>
+    </w:p>
+    <w:p>
+      <w:pPr>
+        <w:numPr>
+          <w:ilvl w:val="0"/>
+          <w:numId w:val="1014"/>
+        </w:numPr>
+        <w:pStyle w:val="Compact"/>
+      </w:pPr>
+      <w:r>
+        <w:t xml:space="preserve">Never copy the application folder onto a server.</w:t>
       </w:r>
     </w:p>
     <w:p>
@@ -2812,299 +2845,152 @@
         <w:pStyle w:val="FirstParagraph"/>
       </w:pPr>
       <w:r>
-        <w:t xml:space="preserve">Installing or upgrading the app re-imports its configuration files and</w:t>
-      </w:r>
-      <w:r>
-        <w:t xml:space="preserve"> </w:t>
-      </w:r>
-      <w:r>
-        <w:rPr>
-          <w:bCs/>
-          <w:b/>
-        </w:rPr>
-        <w:t xml:space="preserve">overwrites what is in the database</w:t>
-      </w:r>
-      <w:r>
-        <w:t xml:space="preserve">. This was tested directly: a workflow role changed in the database was reset to the packaged value by a plain</w:t>
-      </w:r>
-      <w:r>
-        <w:t xml:space="preserve"> </w:t>
-      </w:r>
+        <w:rPr>
+          <w:bCs/>
+          <w:b/>
+        </w:rPr>
+        <w:t xml:space="preserve">Safety net</w:t>
+      </w:r>
+    </w:p>
+    <w:p>
+      <w:pPr>
+        <w:numPr>
+          <w:ilvl w:val="0"/>
+          <w:numId w:val="1015"/>
+        </w:numPr>
+        <w:pStyle w:val="Compact"/>
+      </w:pPr>
+      <w:r>
+        <w:t xml:space="preserve">After every install and upgrade the app verifies six control transitions (the five that must sit with a director, plus drawing release) and</w:t>
+      </w:r>
+      <w:r>
+        <w:t xml:space="preserve"> </w:t>
+      </w:r>
+      <w:r>
+        <w:rPr>
+          <w:bCs/>
+          <w:b/>
+        </w:rPr>
+        <w:t xml:space="preserve">repairs any that are wrong</w:t>
+      </w:r>
+      <w:r>
+        <w:t xml:space="preserve">. It repairs rather than aborting, because a half-finished migrate is worse than a wrong approval role. It always reports the repair:</w:t>
+      </w:r>
+    </w:p>
+    <w:p>
+      <w:pPr>
+        <w:pStyle w:val="SourceCode"/>
+      </w:pPr>
       <w:r>
         <w:rPr>
           <w:rStyle w:val="VerbatimChar"/>
         </w:rPr>
-        <w:t xml:space="preserve">bench migrate</w:t>
-      </w:r>
-      <w:r>
+        <w:t xml:space="preserve">!!!!!!!!!!!!!!!!!!!!!!!!!!!!!!!!!!!!!!!!!!!!!!!!!!!!!!!!!!!!!!!!</w:t>
+      </w:r>
+      <w:r>
+        <w:br/>
+      </w:r>
+      <w:r>
+        <w:rPr>
+          <w:rStyle w:val="VerbatimChar"/>
+        </w:rPr>
+        <w:t xml:space="preserve">MSCAST: THE DEPLOY CHANGED WHO MAY APPROVE. Repaired, but read this.</w:t>
+      </w:r>
+      <w:r>
+        <w:br/>
+      </w:r>
+      <w:r>
+        <w:rPr>
+          <w:rStyle w:val="VerbatimChar"/>
+        </w:rPr>
+        <w:t xml:space="preserve">!!!!!!!!!!!!!!!!!!!!!!!!!!!!!!!!!!!!!!!!!!!!!!!!!!!!!!!!!!!!!!!!</w:t>
+      </w:r>
+      <w:r>
+        <w:br/>
+      </w:r>
+      <w:r>
+        <w:rPr>
+          <w:rStyle w:val="VerbatimChar"/>
+        </w:rPr>
+        <w:t xml:space="preserve">  - MSCAST BRM Certification / Certify was Purchase Manager, restored to MSCAST Director</w:t>
+      </w:r>
+      <w:r>
+        <w:br/>
+      </w:r>
+      <w:r>
+        <w:rPr>
+          <w:rStyle w:val="VerbatimChar"/>
+        </w:rPr>
+        <w:t xml:space="preserve">  - MSCAST PCC Approval / Approve was System Manager, restored to MSCAST Director</w:t>
+      </w:r>
+    </w:p>
+    <w:p>
+      <w:pPr>
+        <w:numPr>
+          <w:ilvl w:val="0"/>
+          <w:numId w:val="1016"/>
+        </w:numPr>
+        <w:pStyle w:val="Compact"/>
+      </w:pPr>
+      <w:r>
+        <w:rPr>
+          <w:bCs/>
+          <w:b/>
+        </w:rPr>
+        <w:t xml:space="preserve">A banner is not</w:t>
+      </w:r>
+      <w:r>
+        <w:rPr>
+          <w:bCs/>
+          <w:b/>
+        </w:rPr>
+        <w:t xml:space="preserve"> </w:t>
+      </w:r>
+      <w:r>
+        <w:rPr>
+          <w:bCs/>
+          <w:b/>
+        </w:rPr>
+        <w:t xml:space="preserve">“</w:t>
+      </w:r>
+      <w:r>
+        <w:rPr>
+          <w:bCs/>
+          <w:b/>
+        </w:rPr>
+        <w:t xml:space="preserve">handled</w:t>
+      </w:r>
+      <w:r>
+        <w:rPr>
+          <w:bCs/>
+          <w:b/>
+        </w:rPr>
+        <w:t xml:space="preserve">”</w:t>
+      </w:r>
+      <w:r>
+        <w:rPr>
+          <w:bCs/>
+          <w:b/>
+        </w:rPr>
         <w:t xml:space="preserve">.</w:t>
       </w:r>
-    </w:p>
-    <w:p>
-      <w:pPr>
-        <w:pStyle w:val="BodyText"/>
-      </w:pPr>
-      <w:r>
-        <w:t xml:space="preserve">Two consequences:</w:t>
-      </w:r>
-    </w:p>
-    <w:p>
-      <w:pPr>
-        <w:numPr>
-          <w:ilvl w:val="0"/>
-          <w:numId w:val="1007"/>
-        </w:numPr>
-        <w:pStyle w:val="Compact"/>
-      </w:pPr>
-      <w:r>
-        <w:rPr>
-          <w:bCs/>
-          <w:b/>
-        </w:rPr>
-        <w:t xml:space="preserve">Deploying from a stale copy reverts the business rules</w:t>
-      </w:r>
-      <w:r>
-        <w:t xml:space="preserve"> </w:t>
-      </w:r>
-      <w:r>
-        <w:t xml:space="preserve">to whatever that copy contained.</w:t>
-      </w:r>
-    </w:p>
-    <w:p>
-      <w:pPr>
-        <w:numPr>
-          <w:ilvl w:val="0"/>
-          <w:numId w:val="1007"/>
-        </w:numPr>
-        <w:pStyle w:val="Compact"/>
-      </w:pPr>
-      <w:r>
-        <w:rPr>
-          <w:bCs/>
-          <w:b/>
-        </w:rPr>
-        <w:t xml:space="preserve">Anything an administrator changes in the ERPNext screens is reverted at the next upgrade.</w:t>
-      </w:r>
-      <w:r>
-        <w:t xml:space="preserve"> </w:t>
-      </w:r>
-      <w:r>
-        <w:t xml:space="preserve">A workflow role, a notification recipient, a print format — changed in the interface, gone at the next deploy.</w:t>
-      </w:r>
-    </w:p>
-    <w:bookmarkEnd w:id="26"/>
-    <w:bookmarkStart w:id="27" w:name="the-rules"/>
-    <w:p>
-      <w:pPr>
-        <w:pStyle w:val="Heading3"/>
-      </w:pPr>
-      <w:r>
-        <w:t xml:space="preserve">The rules</w:t>
-      </w:r>
-    </w:p>
-    <w:p>
-      <w:pPr>
-        <w:numPr>
-          <w:ilvl w:val="0"/>
-          <w:numId w:val="1008"/>
-        </w:numPr>
-        <w:pStyle w:val="Compact"/>
-      </w:pPr>
-      <w:r>
-        <w:rPr>
-          <w:bCs/>
-          <w:b/>
-        </w:rPr>
-        <w:t xml:space="preserve">Business rules live in the package, not in the screens.</w:t>
-      </w:r>
-      <w:r>
-        <w:t xml:space="preserve"> </w:t>
-      </w:r>
-      <w:r>
-        <w:t xml:space="preserve">If an approval must change, it changes in the repository and is deployed. Never through the interface on production.</w:t>
-      </w:r>
-    </w:p>
-    <w:p>
-      <w:pPr>
-        <w:numPr>
-          <w:ilvl w:val="0"/>
-          <w:numId w:val="1008"/>
-        </w:numPr>
-        <w:pStyle w:val="Compact"/>
-      </w:pPr>
-      <w:r>
-        <w:rPr>
-          <w:bCs/>
-          <w:b/>
-        </w:rPr>
-        <w:t xml:space="preserve">Deploy from a tagged release.</w:t>
-      </w:r>
-      <w:r>
-        <w:t xml:space="preserve"> </w:t>
-      </w:r>
-      <w:r>
-        <w:t xml:space="preserve">If you cannot say which version is running, you cannot say what the approval rules are. Record the tag and the commit hash in a deployment log.</w:t>
-      </w:r>
-    </w:p>
-    <w:p>
-      <w:pPr>
-        <w:numPr>
-          <w:ilvl w:val="0"/>
-          <w:numId w:val="1008"/>
-        </w:numPr>
-        <w:pStyle w:val="Compact"/>
-      </w:pPr>
-      <w:r>
-        <w:rPr>
-          <w:bCs/>
-          <w:b/>
-        </w:rPr>
-        <w:t xml:space="preserve">Never copy the application folder onto a server.</w:t>
-      </w:r>
-      <w:r>
-        <w:t xml:space="preserve"> </w:t>
-      </w:r>
-      <w:r>
-        <w:t xml:space="preserve">That is exactly how the stale install happened.</w:t>
-      </w:r>
-    </w:p>
-    <w:bookmarkEnd w:id="27"/>
-    <w:bookmarkStart w:id="28" w:name="the-safety-net"/>
-    <w:p>
-      <w:pPr>
-        <w:pStyle w:val="Heading3"/>
-      </w:pPr>
-      <w:r>
-        <w:t xml:space="preserve">The safety net</w:t>
-      </w:r>
-    </w:p>
-    <w:p>
-      <w:pPr>
-        <w:pStyle w:val="FirstParagraph"/>
-      </w:pPr>
-      <w:r>
-        <w:t xml:space="preserve">After every install and every upgrade, the system verifies six control transitions — the five that must sit with a director, plus drawing release — and</w:t>
-      </w:r>
-      <w:r>
-        <w:t xml:space="preserve"> </w:t>
-      </w:r>
-      <w:r>
-        <w:rPr>
-          <w:bCs/>
-          <w:b/>
-        </w:rPr>
-        <w:t xml:space="preserve">repairs any that are wrong</w:t>
-      </w:r>
-      <w:r>
-        <w:t xml:space="preserve">. It repairs rather than aborting, because a half-finished migrate is worse than a wrong approval role. But it never repairs quietly:</w:t>
-      </w:r>
-    </w:p>
-    <w:p>
-      <w:pPr>
-        <w:pStyle w:val="SourceCode"/>
-      </w:pPr>
-      <w:r>
-        <w:rPr>
-          <w:rStyle w:val="VerbatimChar"/>
-        </w:rPr>
-        <w:t xml:space="preserve">!!!!!!!!!!!!!!!!!!!!!!!!!!!!!!!!!!!!!!!!!!!!!!!!!!!!!!!!!!!!!!!!</w:t>
-      </w:r>
-      <w:r>
-        <w:br/>
-      </w:r>
-      <w:r>
-        <w:rPr>
-          <w:rStyle w:val="VerbatimChar"/>
-        </w:rPr>
-        <w:t xml:space="preserve">MSCAST: THE DEPLOY CHANGED WHO MAY APPROVE. Repaired, but read this.</w:t>
-      </w:r>
-      <w:r>
-        <w:br/>
-      </w:r>
-      <w:r>
-        <w:rPr>
-          <w:rStyle w:val="VerbatimChar"/>
-        </w:rPr>
-        <w:t xml:space="preserve">!!!!!!!!!!!!!!!!!!!!!!!!!!!!!!!!!!!!!!!!!!!!!!!!!!!!!!!!!!!!!!!!</w:t>
-      </w:r>
-      <w:r>
-        <w:br/>
-      </w:r>
-      <w:r>
-        <w:rPr>
-          <w:rStyle w:val="VerbatimChar"/>
-        </w:rPr>
-        <w:t xml:space="preserve">  - MSCAST BRM Certification / Certify was Purchase Manager, restored to MSCAST Director</w:t>
-      </w:r>
-      <w:r>
-        <w:br/>
-      </w:r>
-      <w:r>
-        <w:rPr>
-          <w:rStyle w:val="VerbatimChar"/>
-        </w:rPr>
-        <w:t xml:space="preserve">  - MSCAST PCC Approval / Approve was System Manager, restored to MSCAST Director</w:t>
-      </w:r>
-    </w:p>
-    <w:p>
-      <w:pPr>
-        <w:pStyle w:val="FirstParagraph"/>
-      </w:pPr>
-      <w:r>
-        <w:rPr>
-          <w:bCs/>
-          <w:b/>
-        </w:rPr>
-        <w:t xml:space="preserve">A banner is not</w:t>
-      </w:r>
-      <w:r>
-        <w:rPr>
-          <w:bCs/>
-          <w:b/>
-        </w:rPr>
-        <w:t xml:space="preserve"> </w:t>
-      </w:r>
-      <w:r>
-        <w:rPr>
-          <w:bCs/>
-          <w:b/>
-        </w:rPr>
-        <w:t xml:space="preserve">“</w:t>
-      </w:r>
-      <w:r>
-        <w:rPr>
-          <w:bCs/>
-          <w:b/>
-        </w:rPr>
-        <w:t xml:space="preserve">handled</w:t>
-      </w:r>
-      <w:r>
-        <w:rPr>
-          <w:bCs/>
-          <w:b/>
-        </w:rPr>
-        <w:t xml:space="preserve">”</w:t>
-      </w:r>
-      <w:r>
-        <w:rPr>
-          <w:bCs/>
-          <w:b/>
-        </w:rPr>
-        <w:t xml:space="preserve">.</w:t>
-      </w:r>
-      <w:r>
-        <w:t xml:space="preserve"> </w:t>
-      </w:r>
-      <w:r>
-        <w:t xml:space="preserve">It means the package you deployed and the configuration MSCAST agreed have diverged. Find out why and reconcile them, or it repeats at every upgrade and one day the repair list will contain something the guard does not cover.</w:t>
-      </w:r>
-    </w:p>
-    <w:p>
-      <w:pPr>
-        <w:pStyle w:val="BodyText"/>
-      </w:pPr>
-      <w:r>
-        <w:t xml:space="preserve">The same assertion runs in the build checks, so a drift is caught twice.</w:t>
+      <w:r>
+        <w:t xml:space="preserve"> </w:t>
+      </w:r>
+      <w:r>
+        <w:t xml:space="preserve">The deployed package and the configuration MSCAST agreed have diverged: find out why and reconcile, or it repeats at every upgrade.</w:t>
+      </w:r>
+    </w:p>
+    <w:p>
+      <w:pPr>
+        <w:numPr>
+          <w:ilvl w:val="0"/>
+          <w:numId w:val="1016"/>
+        </w:numPr>
+        <w:pStyle w:val="Compact"/>
+      </w:pPr>
+      <w:r>
+        <w:t xml:space="preserve">The same assertion runs in the build checks, so drift is caught twice.</w:t>
       </w:r>
     </w:p>
     <w:p>
@@ -3114,15 +3000,14 @@
         </w:pict>
       </w:r>
     </w:p>
-    <w:bookmarkEnd w:id="28"/>
-    <w:bookmarkEnd w:id="29"/>
-    <w:bookmarkStart w:id="30" w:name="keeping-it-patched"/>
+    <w:bookmarkEnd w:id="25"/>
+    <w:bookmarkStart w:id="26" w:name="keeping-it-patched"/>
     <w:p>
       <w:pPr>
         <w:pStyle w:val="Heading2"/>
       </w:pPr>
       <w:r>
-        <w:t xml:space="preserve">5. Keeping it patched</w:t>
+        <w:t xml:space="preserve">6. Keeping it patched</w:t>
       </w:r>
     </w:p>
     <w:p>
@@ -3130,7 +3015,7 @@
         <w:pStyle w:val="FirstParagraph"/>
       </w:pPr>
       <w:r>
-        <w:t xml:space="preserve">ERPNext v16 releases frequently and India Compliance ships GST changes on statutory deadlines. The risk is not the upgrade; it is the 28 custom reports written in raw SQL against tables that can change — and the configuration overwrite described in 5a.</w:t>
+        <w:t xml:space="preserve">ERPNext v16 releases frequently; India Compliance ships GST changes on statutory deadlines. Risks: 28 custom reports in raw SQL against tables that can change, and the configuration overwrite in section 5.</w:t>
       </w:r>
     </w:p>
     <w:p>
@@ -3138,42 +3023,46 @@
         <w:pStyle w:val="BodyText"/>
       </w:pPr>
       <w:r>
-        <w:t xml:space="preserve">A monthly routine:</w:t>
-      </w:r>
-    </w:p>
-    <w:p>
-      <w:pPr>
-        <w:numPr>
-          <w:ilvl w:val="0"/>
-          <w:numId w:val="1009"/>
-        </w:numPr>
-        <w:pStyle w:val="Compact"/>
-      </w:pPr>
-      <w:r>
-        <w:t xml:space="preserve">Restore last night’s production backup onto a staging site -</w:t>
-      </w:r>
-      <w:r>
-        <w:t xml:space="preserve"> </w:t>
-      </w:r>
-      <w:r>
-        <w:rPr>
-          <w:bCs/>
-          <w:b/>
-        </w:rPr>
-        <w:t xml:space="preserve">with its encryption key, and with email muted and the scheduler off.</w:t>
-      </w:r>
-      <w:r>
-        <w:t xml:space="preserve"> </w:t>
-      </w:r>
-      <w:r>
-        <w:t xml:space="preserve">A restored copy carries the live mail account and an enabled scheduler, and left alone it sends the morning report to real people.</w:t>
-      </w:r>
-    </w:p>
-    <w:p>
-      <w:pPr>
-        <w:numPr>
-          <w:ilvl w:val="0"/>
-          <w:numId w:val="1009"/>
+        <w:rPr>
+          <w:bCs/>
+          <w:b/>
+        </w:rPr>
+        <w:t xml:space="preserve">Monthly routine</w:t>
+      </w:r>
+    </w:p>
+    <w:p>
+      <w:pPr>
+        <w:numPr>
+          <w:ilvl w:val="0"/>
+          <w:numId w:val="1017"/>
+        </w:numPr>
+        <w:pStyle w:val="Compact"/>
+      </w:pPr>
+      <w:r>
+        <w:t xml:space="preserve">Restore last night’s production backup onto a staging site —</w:t>
+      </w:r>
+      <w:r>
+        <w:t xml:space="preserve"> </w:t>
+      </w:r>
+      <w:r>
+        <w:rPr>
+          <w:bCs/>
+          <w:b/>
+        </w:rPr>
+        <w:t xml:space="preserve">with its encryption key, email muted, scheduler off.</w:t>
+      </w:r>
+      <w:r>
+        <w:t xml:space="preserve"> </w:t>
+      </w:r>
+      <w:r>
+        <w:t xml:space="preserve">A restored copy carries the live mail account and an enabled scheduler and would send the morning report to real people.</w:t>
+      </w:r>
+    </w:p>
+    <w:p>
+      <w:pPr>
+        <w:numPr>
+          <w:ilvl w:val="0"/>
+          <w:numId w:val="1017"/>
         </w:numPr>
         <w:pStyle w:val="Compact"/>
       </w:pPr>
@@ -3194,25 +3083,22 @@
       <w:pPr>
         <w:numPr>
           <w:ilvl w:val="0"/>
-          <w:numId w:val="1009"/>
-        </w:numPr>
-        <w:pStyle w:val="Compact"/>
-      </w:pPr>
-      <w:r>
-        <w:t xml:space="preserve">Run the build checks.</w:t>
-      </w:r>
-      <w:r>
-        <w:t xml:space="preserve"> </w:t>
-      </w:r>
-      <w:r>
-        <w:rPr>
-          <w:bCs/>
-          <w:b/>
-        </w:rPr>
-        <w:t xml:space="preserve">37 checks, 0 failures</w:t>
-      </w:r>
-      <w:r>
-        <w:t xml:space="preserve">, two expected warnings. They exist precisely for this.</w:t>
+          <w:numId w:val="1017"/>
+        </w:numPr>
+        <w:pStyle w:val="Compact"/>
+      </w:pPr>
+      <w:r>
+        <w:t xml:space="preserve">Run the build checks:</w:t>
+      </w:r>
+      <w:r>
+        <w:t xml:space="preserve"> </w:t>
+      </w:r>
+      <w:r>
+        <w:rPr>
+          <w:bCs/>
+          <w:b/>
+        </w:rPr>
+        <w:t xml:space="preserve">42 checks, 0 failures, 2 expected warnings.</w:t>
       </w:r>
       <w:r>
         <w:t xml:space="preserve"> </w:t>
@@ -3227,14 +3113,14 @@
         <w:t xml:space="preserve"> </w:t>
       </w:r>
       <w:r>
-        <w:t xml:space="preserve">does steps 1-3 on a fully separate stack and tears it down afterwards.</w:t>
-      </w:r>
-    </w:p>
-    <w:p>
-      <w:pPr>
-        <w:numPr>
-          <w:ilvl w:val="0"/>
-          <w:numId w:val="1009"/>
+        <w:t xml:space="preserve">does steps 1–3 on a fully separate stack and tears it down afterwards.</w:t>
+      </w:r>
+    </w:p>
+    <w:p>
+      <w:pPr>
+        <w:numPr>
+          <w:ilvl w:val="0"/>
+          <w:numId w:val="1017"/>
         </w:numPr>
         <w:pStyle w:val="Compact"/>
       </w:pPr>
@@ -3246,36 +3132,62 @@
       <w:pPr>
         <w:numPr>
           <w:ilvl w:val="0"/>
-          <w:numId w:val="1009"/>
-        </w:numPr>
-        <w:pStyle w:val="Compact"/>
-      </w:pPr>
-      <w:r>
-        <w:t xml:space="preserve">Only then upgrade production, in a window MSCAST agrees to, from a tagged release.</w:t>
-      </w:r>
-    </w:p>
-    <w:p>
-      <w:pPr>
-        <w:numPr>
-          <w:ilvl w:val="0"/>
-          <w:numId w:val="1009"/>
-        </w:numPr>
-        <w:pStyle w:val="Compact"/>
-      </w:pPr>
-      <w:r>
-        <w:t xml:space="preserve">Re-run the checks on production afterwards. Do not announce the system is available until they pass.</w:t>
-      </w:r>
-    </w:p>
-    <w:p>
-      <w:pPr>
-        <w:pStyle w:val="FirstParagraph"/>
-      </w:pPr>
-      <w:r>
-        <w:rPr>
-          <w:bCs/>
-          <w:b/>
-        </w:rPr>
-        <w:t xml:space="preserve">What an upgrade overwrites, and why that is now safe.</w:t>
+          <w:numId w:val="1017"/>
+        </w:numPr>
+        <w:pStyle w:val="Compact"/>
+      </w:pPr>
+      <w:r>
+        <w:t xml:space="preserve">Upgrade production only then, in a window MSCAST agrees, from a tagged release.</w:t>
+      </w:r>
+    </w:p>
+    <w:p>
+      <w:pPr>
+        <w:numPr>
+          <w:ilvl w:val="0"/>
+          <w:numId w:val="1017"/>
+        </w:numPr>
+        <w:pStyle w:val="Compact"/>
+      </w:pPr>
+      <w:r>
+        <w:t xml:space="preserve">Re-run the checks on production. Do not announce the system available until they pass.</w:t>
+      </w:r>
+    </w:p>
+    <w:p>
+      <w:pPr>
+        <w:numPr>
+          <w:ilvl w:val="0"/>
+          <w:numId w:val="1018"/>
+        </w:numPr>
+        <w:pStyle w:val="Compact"/>
+      </w:pPr>
+      <w:r>
+        <w:rPr>
+          <w:bCs/>
+          <w:b/>
+        </w:rPr>
+        <w:t xml:space="preserve">Never upgrade production directly.</w:t>
+      </w:r>
+    </w:p>
+    <w:p>
+      <w:pPr>
+        <w:numPr>
+          <w:ilvl w:val="0"/>
+          <w:numId w:val="1018"/>
+        </w:numPr>
+        <w:pStyle w:val="Compact"/>
+      </w:pPr>
+      <w:r>
+        <w:rPr>
+          <w:bCs/>
+          <w:b/>
+        </w:rPr>
+        <w:t xml:space="preserve">The app’s fixtures carry only MSCAST’s own records</w:t>
+      </w:r>
+      <w:r>
+        <w:t xml:space="preserve"> </w:t>
+      </w:r>
+      <w:r>
+        <w:t xml:space="preserve">(measured against a site built without the app), so</w:t>
       </w:r>
       <w:r>
         <w:t xml:space="preserve"> </w:t>
@@ -3290,7 +3202,7 @@
         <w:t xml:space="preserve"> </w:t>
       </w:r>
       <w:r>
-        <w:t xml:space="preserve">re-imports every fixture and overwrites the live rows. Until 21 September the app’s fixtures included 663 custom fields, 344 property setters and 7 email templates that belong to India Compliance, ERPNext and HRMS, and because</w:t>
+        <w:t xml:space="preserve">does not revert India Compliance, ERPNext or HRMS updates. Check</w:t>
       </w:r>
       <w:r>
         <w:t xml:space="preserve"> </w:t>
@@ -3299,36 +3211,13 @@
         <w:rPr>
           <w:rStyle w:val="VerbatimChar"/>
         </w:rPr>
-        <w:t xml:space="preserve">mscast_erp</w:t>
-      </w:r>
-      <w:r>
-        <w:t xml:space="preserve"> </w:t>
-      </w:r>
-      <w:r>
-        <w:t xml:space="preserve">migrates last, our frozen copies would have reverted their updates - including GST changes India Compliance ships on statutory deadlines. One had already gone stale. The fixtures now carry only MSCAST’s own records, measured against a site built without the app, and check</w:t>
-      </w:r>
-      <w:r>
-        <w:t xml:space="preserve"> </w:t>
-      </w:r>
-      <w:r>
-        <w:rPr>
-          <w:rStyle w:val="VerbatimChar"/>
-        </w:rPr>
         <w:t xml:space="preserve">T6m</w:t>
       </w:r>
       <w:r>
         <w:t xml:space="preserve"> </w:t>
       </w:r>
       <w:r>
-        <w:t xml:space="preserve">fails if a foreign record creeps back in or an MSCAST one is left out.</w:t>
-      </w:r>
-    </w:p>
-    <w:p>
-      <w:pPr>
-        <w:pStyle w:val="BodyText"/>
-      </w:pPr>
-      <w:r>
-        <w:t xml:space="preserve">Never upgrade production directly. The harness on a staging site is the difference between finding a broken Schedule III report yourself and hearing about it from the auditor.</w:t>
+        <w:t xml:space="preserve">fails if a foreign record creeps in or an MSCAST record is left out.</w:t>
       </w:r>
     </w:p>
     <w:p>
@@ -3338,14 +3227,14 @@
         </w:pict>
       </w:r>
     </w:p>
-    <w:bookmarkEnd w:id="30"/>
-    <w:bookmarkStart w:id="31" w:name="cutover-day"/>
+    <w:bookmarkEnd w:id="26"/>
+    <w:bookmarkStart w:id="27" w:name="cutover-day"/>
     <w:p>
       <w:pPr>
         <w:pStyle w:val="Heading2"/>
       </w:pPr>
       <w:r>
-        <w:t xml:space="preserve">6. Cutover day</w:t>
+        <w:t xml:space="preserve">7. Cutover day</w:t>
       </w:r>
     </w:p>
     <w:p>
@@ -3353,7 +3242,7 @@
         <w:pStyle w:val="FirstParagraph"/>
       </w:pPr>
       <w:r>
-        <w:t xml:space="preserve">Pick a date at a month end, ideally a quarter end, so the opening balances line up with something MSCAST already reconciles.</w:t>
+        <w:t xml:space="preserve">Pick a month end, ideally a quarter end, so opening balances match something MSCAST already reconciles.</w:t>
       </w:r>
     </w:p>
     <w:p>
@@ -3372,40 +3261,46 @@
       <w:pPr>
         <w:numPr>
           <w:ilvl w:val="0"/>
-          <w:numId w:val="1010"/>
-        </w:numPr>
-        <w:pStyle w:val="Compact"/>
-      </w:pPr>
-      <w:r>
-        <w:t xml:space="preserve">Masters loaded and checked: customers, suppliers, items, employees (sheets 1–5 of the data collection workbook)</w:t>
-      </w:r>
-    </w:p>
-    <w:p>
-      <w:pPr>
-        <w:numPr>
-          <w:ilvl w:val="0"/>
-          <w:numId w:val="1010"/>
-        </w:numPr>
-        <w:pStyle w:val="Compact"/>
-      </w:pPr>
-      <w:r>
-        <w:t xml:space="preserve">Users created, roles assigned, everyone has logged in once and changed their password</w:t>
-      </w:r>
-    </w:p>
-    <w:p>
-      <w:pPr>
-        <w:numPr>
-          <w:ilvl w:val="0"/>
-          <w:numId w:val="1010"/>
-        </w:numPr>
-        <w:pStyle w:val="Compact"/>
-      </w:pPr>
-      <w:r>
-        <w:rPr>
-          <w:bCs/>
-          <w:b/>
-        </w:rPr>
-        <w:t xml:space="preserve">The setup-wizard administrator cut back to</w:t>
+          <w:numId w:val="1019"/>
+        </w:numPr>
+        <w:pStyle w:val="Compact"/>
+      </w:pPr>
+      <w:r>
+        <w:t xml:space="preserve">☐ Masters loaded and checked: customers, suppliers, items, employees (sheets 1–5 of the data collection workbook).</w:t>
+      </w:r>
+    </w:p>
+    <w:p>
+      <w:pPr>
+        <w:numPr>
+          <w:ilvl w:val="0"/>
+          <w:numId w:val="1019"/>
+        </w:numPr>
+        <w:pStyle w:val="Compact"/>
+      </w:pPr>
+      <w:r>
+        <w:t xml:space="preserve">☐ Users created, roles assigned; everyone has logged in once and changed their password.</w:t>
+      </w:r>
+    </w:p>
+    <w:p>
+      <w:pPr>
+        <w:numPr>
+          <w:ilvl w:val="0"/>
+          <w:numId w:val="1019"/>
+        </w:numPr>
+        <w:pStyle w:val="Compact"/>
+      </w:pPr>
+      <w:r>
+        <w:t xml:space="preserve">☐</w:t>
+      </w:r>
+      <w:r>
+        <w:t xml:space="preserve"> </w:t>
+      </w:r>
+      <w:r>
+        <w:rPr>
+          <w:bCs/>
+          <w:b/>
+        </w:rPr>
+        <w:t xml:space="preserve">Setup-wizard administrator cut back to</w:t>
       </w:r>
       <w:r>
         <w:rPr>
@@ -3440,33 +3335,23 @@
         <w:t xml:space="preserve"> </w:t>
       </w:r>
       <w:r>
-        <w:t xml:space="preserve">In the POC that account had collected</w:t>
-      </w:r>
-      <w:r>
-        <w:t xml:space="preserve"> </w:t>
-      </w:r>
-      <w:r>
-        <w:rPr>
-          <w:bCs/>
-          <w:b/>
-        </w:rPr>
-        <w:t xml:space="preserve">41</w:t>
-      </w:r>
-      <w:r>
-        <w:t xml:space="preserve"> </w:t>
-      </w:r>
-      <w:r>
-        <w:t xml:space="preserve">roles, including every manager role, on a login nobody had ever used. A fresh install creates the same thing, so this is a step on every deployment, not a one-off</w:t>
-      </w:r>
-    </w:p>
-    <w:p>
-      <w:pPr>
-        <w:numPr>
-          <w:ilvl w:val="0"/>
-          <w:numId w:val="1010"/>
-        </w:numPr>
-        <w:pStyle w:val="Compact"/>
-      </w:pPr>
+        <w:t xml:space="preserve">A fresh install gives it every role (41 in the POC); do this on every deployment.</w:t>
+      </w:r>
+    </w:p>
+    <w:p>
+      <w:pPr>
+        <w:numPr>
+          <w:ilvl w:val="0"/>
+          <w:numId w:val="1019"/>
+        </w:numPr>
+        <w:pStyle w:val="Compact"/>
+      </w:pPr>
+      <w:r>
+        <w:t xml:space="preserve">☐</w:t>
+      </w:r>
+      <w:r>
+        <w:t xml:space="preserve"> </w:t>
+      </w:r>
       <w:r>
         <w:rPr>
           <w:bCs/>
@@ -3490,29 +3375,46 @@
         <w:t xml:space="preserve">System Manager</w:t>
       </w:r>
       <w:r>
-        <w:rPr>
-          <w:bCs/>
-          <w:b/>
-        </w:rPr>
+        <w:t xml:space="preserve"> </w:t>
+      </w:r>
+      <w:r>
+        <w:t xml:space="preserve">(it bypasses every control). Check</w:t>
+      </w:r>
+      <w:r>
+        <w:t xml:space="preserve"> </w:t>
+      </w:r>
+      <w:r>
+        <w:rPr>
+          <w:rStyle w:val="VerbatimChar"/>
+        </w:rPr>
+        <w:t xml:space="preserve">T6f</w:t>
+      </w:r>
+      <w:r>
         <w:t xml:space="preserve">.</w:t>
       </w:r>
-      <w:r>
-        <w:t xml:space="preserve"> </w:t>
-      </w:r>
-      <w:r>
-        <w:t xml:space="preserve">It bypasses every control in this document. In the POC an ordinary staff account was found carrying it and nothing had reported it</w:t>
-      </w:r>
-    </w:p>
-    <w:p>
-      <w:pPr>
-        <w:numPr>
-          <w:ilvl w:val="0"/>
-          <w:numId w:val="1010"/>
-        </w:numPr>
-        <w:pStyle w:val="Compact"/>
-      </w:pPr>
-      <w:r>
-        <w:t xml:space="preserve">Each person has walked their own process on the system with real-looking data,</w:t>
+    </w:p>
+    <w:p>
+      <w:pPr>
+        <w:numPr>
+          <w:ilvl w:val="0"/>
+          <w:numId w:val="1019"/>
+        </w:numPr>
+        <w:pStyle w:val="Compact"/>
+      </w:pPr>
+      <w:r>
+        <w:t xml:space="preserve">☐ Administrator password rotated (parked by the owner until real data / a real server).</w:t>
+      </w:r>
+    </w:p>
+    <w:p>
+      <w:pPr>
+        <w:numPr>
+          <w:ilvl w:val="0"/>
+          <w:numId w:val="1019"/>
+        </w:numPr>
+        <w:pStyle w:val="Compact"/>
+      </w:pPr>
+      <w:r>
+        <w:t xml:space="preserve">☐ Each person has walked their own process with real-looking data,</w:t>
       </w:r>
       <w:r>
         <w:t xml:space="preserve"> </w:t>
@@ -3524,29 +3426,35 @@
         </w:rPr>
         <w:t xml:space="preserve">holding their role card</w:t>
       </w:r>
-    </w:p>
-    <w:p>
-      <w:pPr>
-        <w:numPr>
-          <w:ilvl w:val="0"/>
-          <w:numId w:val="1010"/>
-        </w:numPr>
-        <w:pStyle w:val="Compact"/>
-      </w:pPr>
-      <w:r>
-        <w:t xml:space="preserve">The CA has signed off the accounting decisions — WIP method, tax regime, MSME rules, retention posting</w:t>
-      </w:r>
-    </w:p>
-    <w:p>
-      <w:pPr>
-        <w:numPr>
-          <w:ilvl w:val="0"/>
-          <w:numId w:val="1010"/>
-        </w:numPr>
-        <w:pStyle w:val="Compact"/>
-      </w:pPr>
-      <w:r>
-        <w:t xml:space="preserve">A director has</w:t>
+      <w:r>
+        <w:t xml:space="preserve"> </w:t>
+      </w:r>
+      <w:r>
+        <w:t xml:space="preserve">(doc 09).</w:t>
+      </w:r>
+    </w:p>
+    <w:p>
+      <w:pPr>
+        <w:numPr>
+          <w:ilvl w:val="0"/>
+          <w:numId w:val="1019"/>
+        </w:numPr>
+        <w:pStyle w:val="Compact"/>
+      </w:pPr>
+      <w:r>
+        <w:t xml:space="preserve">☐ The CA has signed off the accounting decisions: WIP method, tax regime, MSME rules, retention posting.</w:t>
+      </w:r>
+    </w:p>
+    <w:p>
+      <w:pPr>
+        <w:numPr>
+          <w:ilvl w:val="0"/>
+          <w:numId w:val="1019"/>
+        </w:numPr>
+        <w:pStyle w:val="Compact"/>
+      </w:pPr>
+      <w:r>
+        <w:t xml:space="preserve">☐ A director has</w:t>
       </w:r>
       <w:r>
         <w:t xml:space="preserve"> </w:t>
@@ -3562,7 +3470,7 @@
         <w:t xml:space="preserve"> </w:t>
       </w:r>
       <w:r>
-        <w:t xml:space="preserve">the morning note, not just had it sent</w:t>
+        <w:t xml:space="preserve">the morning note (not just had it sent).</w:t>
       </w:r>
     </w:p>
     <w:p>
@@ -3581,19 +3489,19 @@
       <w:pPr>
         <w:numPr>
           <w:ilvl w:val="0"/>
-          <w:numId w:val="1011"/>
-        </w:numPr>
-        <w:pStyle w:val="Compact"/>
-      </w:pPr>
-      <w:r>
-        <w:t xml:space="preserve">Tally is closed for new entries. Announce the exact time.</w:t>
-      </w:r>
-    </w:p>
-    <w:p>
-      <w:pPr>
-        <w:numPr>
-          <w:ilvl w:val="0"/>
-          <w:numId w:val="1011"/>
+          <w:numId w:val="1020"/>
+        </w:numPr>
+        <w:pStyle w:val="Compact"/>
+      </w:pPr>
+      <w:r>
+        <w:t xml:space="preserve">Close Tally for new entries. Announce the exact time.</w:t>
+      </w:r>
+    </w:p>
+    <w:p>
+      <w:pPr>
+        <w:numPr>
+          <w:ilvl w:val="0"/>
+          <w:numId w:val="1020"/>
         </w:numPr>
         <w:pStyle w:val="Compact"/>
       </w:pPr>
@@ -3605,7 +3513,7 @@
       <w:pPr>
         <w:numPr>
           <w:ilvl w:val="0"/>
-          <w:numId w:val="1011"/>
+          <w:numId w:val="1020"/>
         </w:numPr>
         <w:pStyle w:val="Compact"/>
       </w:pPr>
@@ -3617,31 +3525,31 @@
       <w:pPr>
         <w:numPr>
           <w:ilvl w:val="0"/>
-          <w:numId w:val="1011"/>
-        </w:numPr>
-        <w:pStyle w:val="Compact"/>
-      </w:pPr>
-      <w:r>
-        <w:t xml:space="preserve">Load open sales orders and purchase orders so work in progress carries across.</w:t>
-      </w:r>
-    </w:p>
-    <w:p>
-      <w:pPr>
-        <w:numPr>
-          <w:ilvl w:val="0"/>
-          <w:numId w:val="1011"/>
-        </w:numPr>
-        <w:pStyle w:val="Compact"/>
-      </w:pPr>
-      <w:r>
-        <w:t xml:space="preserve">Reconcile: the ERPNext trial balance must equal Tally’s to the rupee. Receivable and payable totals must agree invoice by invoice, not just in total.</w:t>
-      </w:r>
-    </w:p>
-    <w:p>
-      <w:pPr>
-        <w:numPr>
-          <w:ilvl w:val="0"/>
-          <w:numId w:val="1011"/>
+          <w:numId w:val="1020"/>
+        </w:numPr>
+        <w:pStyle w:val="Compact"/>
+      </w:pPr>
+      <w:r>
+        <w:t xml:space="preserve">Load open sales orders and purchase orders.</w:t>
+      </w:r>
+    </w:p>
+    <w:p>
+      <w:pPr>
+        <w:numPr>
+          <w:ilvl w:val="0"/>
+          <w:numId w:val="1020"/>
+        </w:numPr>
+        <w:pStyle w:val="Compact"/>
+      </w:pPr>
+      <w:r>
+        <w:t xml:space="preserve">Reconcile: ERPNext trial balance equals Tally’s to the rupee; receivable and payable totals agree invoice by invoice, not only in total.</w:t>
+      </w:r>
+    </w:p>
+    <w:p>
+      <w:pPr>
+        <w:numPr>
+          <w:ilvl w:val="0"/>
+          <w:numId w:val="1020"/>
         </w:numPr>
         <w:pStyle w:val="Compact"/>
       </w:pPr>
@@ -3653,12 +3561,12 @@
       <w:pPr>
         <w:numPr>
           <w:ilvl w:val="0"/>
-          <w:numId w:val="1011"/>
-        </w:numPr>
-        <w:pStyle w:val="Compact"/>
-      </w:pPr>
-      <w:r>
-        <w:t xml:space="preserve">Only when it reconciles, open the system for transactions.</w:t>
+          <w:numId w:val="1020"/>
+        </w:numPr>
+        <w:pStyle w:val="Compact"/>
+      </w:pPr>
+      <w:r>
+        <w:t xml:space="preserve">Open the system for transactions only when it reconciles.</w:t>
       </w:r>
     </w:p>
     <w:p>
@@ -3675,10 +3583,38 @@
     </w:p>
     <w:p>
       <w:pPr>
-        <w:pStyle w:val="BodyText"/>
-      </w:pPr>
-      <w:r>
-        <w:t xml:space="preserve">Tally stays available and unchanged for at least one full month. If the reconciliation does not agree, or something material is wrong in week one, MSCAST goes back to Tally and the cutover is re-planned. Do not delete or archive anything in Tally until a month of parallel running has closed cleanly.</w:t>
+        <w:numPr>
+          <w:ilvl w:val="0"/>
+          <w:numId w:val="1021"/>
+        </w:numPr>
+        <w:pStyle w:val="Compact"/>
+      </w:pPr>
+      <w:r>
+        <w:t xml:space="preserve">Tally stays available and unchanged for at least one full month.</w:t>
+      </w:r>
+    </w:p>
+    <w:p>
+      <w:pPr>
+        <w:numPr>
+          <w:ilvl w:val="0"/>
+          <w:numId w:val="1021"/>
+        </w:numPr>
+        <w:pStyle w:val="Compact"/>
+      </w:pPr>
+      <w:r>
+        <w:t xml:space="preserve">If reconciliation fails, or something material is wrong in week one, MSCAST returns to Tally and cutover is re-planned.</w:t>
+      </w:r>
+    </w:p>
+    <w:p>
+      <w:pPr>
+        <w:numPr>
+          <w:ilvl w:val="0"/>
+          <w:numId w:val="1021"/>
+        </w:numPr>
+        <w:pStyle w:val="Compact"/>
+      </w:pPr>
+      <w:r>
+        <w:t xml:space="preserve">Delete or archive nothing in Tally until a month of parallel running has closed cleanly.</w:t>
       </w:r>
     </w:p>
     <w:p>
@@ -3688,43 +3624,43 @@
         </w:pict>
       </w:r>
     </w:p>
-    <w:bookmarkEnd w:id="31"/>
-    <w:bookmarkStart w:id="32" w:name="the-first-month"/>
+    <w:bookmarkEnd w:id="27"/>
+    <w:bookmarkStart w:id="28" w:name="the-first-month"/>
     <w:p>
       <w:pPr>
         <w:pStyle w:val="Heading2"/>
       </w:pPr>
       <w:r>
-        <w:t xml:space="preserve">7. The first month</w:t>
-      </w:r>
-    </w:p>
-    <w:p>
-      <w:pPr>
-        <w:numPr>
-          <w:ilvl w:val="0"/>
-          <w:numId w:val="1012"/>
-        </w:numPr>
-        <w:pStyle w:val="Compact"/>
-      </w:pPr>
-      <w:r>
-        <w:rPr>
-          <w:bCs/>
-          <w:b/>
-        </w:rPr>
-        <w:t xml:space="preserve">Parallel running.</w:t>
-      </w:r>
-      <w:r>
-        <w:t xml:space="preserve"> </w:t>
-      </w:r>
-      <w:r>
-        <w:t xml:space="preserve">Critical transactions go into both systems for one month. It is tedious and it is the only way to find the difference between what the system does and what MSCAST does.</w:t>
-      </w:r>
-    </w:p>
-    <w:p>
-      <w:pPr>
-        <w:numPr>
-          <w:ilvl w:val="0"/>
-          <w:numId w:val="1012"/>
+        <w:t xml:space="preserve">8. The first month</w:t>
+      </w:r>
+    </w:p>
+    <w:p>
+      <w:pPr>
+        <w:numPr>
+          <w:ilvl w:val="0"/>
+          <w:numId w:val="1022"/>
+        </w:numPr>
+        <w:pStyle w:val="Compact"/>
+      </w:pPr>
+      <w:r>
+        <w:rPr>
+          <w:bCs/>
+          <w:b/>
+        </w:rPr>
+        <w:t xml:space="preserve">Parallel running:</w:t>
+      </w:r>
+      <w:r>
+        <w:t xml:space="preserve"> </w:t>
+      </w:r>
+      <w:r>
+        <w:t xml:space="preserve">critical transactions into both systems for one month.</w:t>
+      </w:r>
+    </w:p>
+    <w:p>
+      <w:pPr>
+        <w:numPr>
+          <w:ilvl w:val="0"/>
+          <w:numId w:val="1022"/>
         </w:numPr>
         <w:pStyle w:val="Compact"/>
       </w:pPr>
@@ -3739,36 +3675,36 @@
         <w:t xml:space="preserve"> </w:t>
       </w:r>
       <w:r>
-        <w:t xml:space="preserve">performed in ERPNext and compared to Tally, line by line.</w:t>
-      </w:r>
-    </w:p>
-    <w:p>
-      <w:pPr>
-        <w:numPr>
-          <w:ilvl w:val="0"/>
-          <w:numId w:val="1012"/>
-        </w:numPr>
-        <w:pStyle w:val="Compact"/>
-      </w:pPr>
-      <w:r>
-        <w:rPr>
-          <w:bCs/>
-          <w:b/>
-        </w:rPr>
-        <w:t xml:space="preserve">The morning note read every day</w:t>
-      </w:r>
-      <w:r>
-        <w:t xml:space="preserve"> </w:t>
-      </w:r>
-      <w:r>
-        <w:t xml:space="preserve">for the first fortnight, and the exception list cleared. Early on it finds data-entry habits, not defects — and that is exactly when to correct them. An exception appearing six mornings running means a procedure is not being followed, not that a document needs fixing.</w:t>
-      </w:r>
-    </w:p>
-    <w:p>
-      <w:pPr>
-        <w:numPr>
-          <w:ilvl w:val="0"/>
-          <w:numId w:val="1012"/>
+        <w:t xml:space="preserve">in ERPNext, compared to Tally line by line.</w:t>
+      </w:r>
+    </w:p>
+    <w:p>
+      <w:pPr>
+        <w:numPr>
+          <w:ilvl w:val="0"/>
+          <w:numId w:val="1022"/>
+        </w:numPr>
+        <w:pStyle w:val="Compact"/>
+      </w:pPr>
+      <w:r>
+        <w:rPr>
+          <w:bCs/>
+          <w:b/>
+        </w:rPr>
+        <w:t xml:space="preserve">Morning note read daily</w:t>
+      </w:r>
+      <w:r>
+        <w:t xml:space="preserve"> </w:t>
+      </w:r>
+      <w:r>
+        <w:t xml:space="preserve">for the first fortnight and the exception list cleared. An exception recurring six mornings running means a procedure is not being followed, not a document defect.</w:t>
+      </w:r>
+    </w:p>
+    <w:p>
+      <w:pPr>
+        <w:numPr>
+          <w:ilvl w:val="0"/>
+          <w:numId w:val="1022"/>
         </w:numPr>
         <w:pStyle w:val="Compact"/>
       </w:pPr>
@@ -3783,7 +3719,7 @@
         <w:t xml:space="preserve"> </w:t>
       </w:r>
       <w:r>
-        <w:t xml:space="preserve">for the system. Not the implementation partner. Someone inside the company who answers</w:t>
+        <w:t xml:space="preserve">for the system (not the implementer), who answers</w:t>
       </w:r>
       <w:r>
         <w:t xml:space="preserve"> </w:t>
@@ -3811,22 +3747,14 @@
         </w:pict>
       </w:r>
     </w:p>
-    <w:bookmarkEnd w:id="32"/>
-    <w:bookmarkStart w:id="33" w:name="X120daa2f42b952f018924e7668806e558c6c173"/>
+    <w:bookmarkEnd w:id="28"/>
+    <w:bookmarkStart w:id="29" w:name="X8400e343ce1246084d5b915a1e4d0ea9a73a08d"/>
     <w:p>
       <w:pPr>
         <w:pStyle w:val="Heading2"/>
       </w:pPr>
       <w:r>
-        <w:t xml:space="preserve">8. What still has to be settled before any of this starts</w:t>
-      </w:r>
-    </w:p>
-    <w:p>
-      <w:pPr>
-        <w:pStyle w:val="FirstParagraph"/>
-      </w:pPr>
-      <w:r>
-        <w:t xml:space="preserve">These are not runbook steps; they are decisions without which the runbook builds the wrong thing.</w:t>
+        <w:t xml:space="preserve">9. Decisions needed before any of this starts</w:t>
       </w:r>
     </w:p>
     <w:tbl>
@@ -3837,9 +3765,9 @@
         <w:jc w:val="start"/>
       </w:tblPr>
       <w:tblGrid>
-        <w:gridCol w:w="2640"/>
-        <w:gridCol w:w="2640"/>
-        <w:gridCol w:w="2640"/>
+        <w:gridCol w:w="2613"/>
+        <w:gridCol w:w="1742"/>
+        <w:gridCol w:w="3564"/>
       </w:tblGrid>
       <w:tr>
         <w:trPr>
@@ -3891,7 +3819,7 @@
               <w:jc w:val="left"/>
             </w:pPr>
             <w:r>
-              <w:t xml:space="preserve">The real PCC, BRM, MDM/DI and MIS formats</w:t>
+              <w:t xml:space="preserve">Real PCC, Project MIS, BRM, MDM (with DI and Annexure-I) formats</w:t>
             </w:r>
           </w:p>
         </w:tc>
@@ -3915,7 +3843,7 @@
               <w:jc w:val="left"/>
             </w:pPr>
             <w:r>
-              <w:t xml:space="preserve">Every control and SOP is built on our reading of them</w:t>
+              <w:t xml:space="preserve">Every control and SOP is built on the implementer’s reading of them</w:t>
             </w:r>
           </w:p>
         </w:tc>
@@ -3929,7 +3857,7 @@
               <w:jc w:val="left"/>
             </w:pPr>
             <w:r>
-              <w:t xml:space="preserve">Accounting basis, tax regime, WIP method</w:t>
+              <w:t xml:space="preserve">Accounting basis, tax regime (s.115BAA), WIP method</w:t>
             </w:r>
           </w:p>
         </w:tc>
@@ -3953,7 +3881,7 @@
               <w:jc w:val="left"/>
             </w:pPr>
             <w:r>
-              <w:t xml:space="preserve">They are in the financial statements already</w:t>
+              <w:t xml:space="preserve">Already in the financial statements</w:t>
             </w:r>
           </w:p>
         </w:tc>
@@ -3967,7 +3895,7 @@
               <w:jc w:val="left"/>
             </w:pPr>
             <w:r>
-              <w:t xml:space="preserve">PF, ESI, gratuity applicability</w:t>
+              <w:t xml:space="preserve">EPF: confirm no continuing coverage under s.1(5) (PF is removed from payroll); ESI and gratuity applicability</w:t>
             </w:r>
           </w:p>
         </w:tc>
@@ -3991,7 +3919,7 @@
               <w:jc w:val="left"/>
             </w:pPr>
             <w:r>
-              <w:t xml:space="preserve">Provisions and salary slips assume them</w:t>
+              <w:t xml:space="preserve">Salary slips and provisions assume this</w:t>
             </w:r>
           </w:p>
         </w:tc>
@@ -4005,7 +3933,7 @@
               <w:jc w:val="left"/>
             </w:pPr>
             <w:r>
-              <w:t xml:space="preserve">Whether PCC and kick-off self-approval stays</w:t>
+              <w:t xml:space="preserve">PCC and kick-off self-approval (Q20)</w:t>
             </w:r>
           </w:p>
         </w:tc>
@@ -4029,7 +3957,7 @@
               <w:jc w:val="left"/>
             </w:pPr>
             <w:r>
-              <w:t xml:space="preserve">Currently a director can prepare and approve both. Accepted and documented — but it is a live choice, not a default (Q20)</w:t>
+              <w:t xml:space="preserve">A director can prepare and approve both. Accepted and documented, but an explicit choice</w:t>
             </w:r>
           </w:p>
         </w:tc>
@@ -4047,7 +3975,7 @@
                 <w:bCs/>
                 <w:b/>
               </w:rPr>
-              <w:t xml:space="preserve">Whether a director may certify a supplier bill they created</w:t>
+              <w:t xml:space="preserve">Director certifying a supplier bill they created (Q21)</w:t>
             </w:r>
           </w:p>
         </w:tc>
@@ -4079,7 +4007,7 @@
                 <w:bCs/>
                 <w:b/>
               </w:rPr>
-              <w:t xml:space="preserve">A director holds roles that can create a BRM, certify it and mark it paid. One person, the whole route, on the step that releases money to an outside party. Either accept it explicitly or take</w:t>
+              <w:t xml:space="preserve">A director holds roles that can create a BRM, certify it and mark it paid — one person, whole route, on the step that releases money. Accept explicitly, or remove</w:t>
             </w:r>
             <w:r>
               <w:rPr>
@@ -4108,7 +4036,7 @@
                 <w:bCs/>
                 <w:b/>
               </w:rPr>
-              <w:t xml:space="preserve">off the director accounts so preparing a BRM requires Purchase (Q21)</w:t>
+              <w:t xml:space="preserve">from director accounts so preparing a BRM requires Purchase</w:t>
             </w:r>
           </w:p>
         </w:tc>
@@ -4122,7 +4050,17 @@
               <w:jc w:val="left"/>
             </w:pPr>
             <w:r>
-              <w:t xml:space="preserve">Support arrangement and scope</w:t>
+              <w:t xml:space="preserve">Suppliers to mark</w:t>
+            </w:r>
+            <w:r>
+              <w:t xml:space="preserve"> </w:t>
+            </w:r>
+            <w:r>
+              <w:rPr>
+                <w:iCs/>
+                <w:i/>
+              </w:rPr>
+              <w:t xml:space="preserve">Exempt from BRM certification</w:t>
             </w:r>
           </w:p>
         </w:tc>
@@ -4134,7 +4072,7 @@
               <w:jc w:val="left"/>
             </w:pPr>
             <w:r>
-              <w:t xml:space="preserve">MSCAST and the implementation partner</w:t>
+              <w:t xml:space="preserve">MSCAST</w:t>
             </w:r>
           </w:p>
         </w:tc>
@@ -4146,7 +4084,7 @@
               <w:jc w:val="left"/>
             </w:pPr>
             <w:r>
-              <w:t xml:space="preserve">The client documents currently name one person as the owner of backups, users, upgrades and alerts, indefinitely and unpriced</w:t>
+              <w:t xml:space="preserve">Utilities, rent and statutory bills cannot be paid otherwise</w:t>
             </w:r>
           </w:p>
         </w:tc>
@@ -4160,7 +4098,7 @@
               <w:jc w:val="left"/>
             </w:pPr>
             <w:r>
-              <w:t xml:space="preserve">Who holds System Manager and database access</w:t>
+              <w:t xml:space="preserve">Tally export for opening balances</w:t>
             </w:r>
           </w:p>
         </w:tc>
@@ -4184,7 +4122,7 @@
               <w:jc w:val="left"/>
             </w:pPr>
             <w:r>
-              <w:t xml:space="preserve">The audit trail claim depends on the answer</w:t>
+              <w:t xml:space="preserve">Needed for cutover day steps 2–4</w:t>
             </w:r>
           </w:p>
         </w:tc>
@@ -4198,7 +4136,7 @@
               <w:jc w:val="left"/>
             </w:pPr>
             <w:r>
-              <w:t xml:space="preserve">Whether the biometric attendance pull is enabled</w:t>
+              <w:t xml:space="preserve">Support arrangement and scope</w:t>
             </w:r>
           </w:p>
         </w:tc>
@@ -4210,7 +4148,7 @@
               <w:jc w:val="left"/>
             </w:pPr>
             <w:r>
-              <w:t xml:space="preserve">MSCAST</w:t>
+              <w:t xml:space="preserve">MSCAST and the implementer</w:t>
             </w:r>
           </w:p>
         </w:tc>
@@ -4222,27 +4160,111 @@
               <w:jc w:val="left"/>
             </w:pPr>
             <w:r>
-              <w:t xml:space="preserve">It is switched off. Payroll assumes attendance from somewhere</w:t>
+              <w:t xml:space="preserve">Documents name one person (the implementer) as owner of backups, users, upgrades and alerts, with no end date</w:t>
+            </w:r>
+          </w:p>
+        </w:tc>
+      </w:tr>
+      <w:tr>
+        <w:tc>
+          <w:tcPr/>
+          <w:p>
+            <w:pPr>
+              <w:pStyle w:val="Compact"/>
+              <w:jc w:val="left"/>
+            </w:pPr>
+            <w:r>
+              <w:t xml:space="preserve">Who holds System Manager and database access</w:t>
+            </w:r>
+          </w:p>
+        </w:tc>
+        <w:tc>
+          <w:tcPr/>
+          <w:p>
+            <w:pPr>
+              <w:pStyle w:val="Compact"/>
+              <w:jc w:val="left"/>
+            </w:pPr>
+            <w:r>
+              <w:t xml:space="preserve">MSCAST</w:t>
+            </w:r>
+          </w:p>
+        </w:tc>
+        <w:tc>
+          <w:tcPr/>
+          <w:p>
+            <w:pPr>
+              <w:pStyle w:val="Compact"/>
+              <w:jc w:val="left"/>
+            </w:pPr>
+            <w:r>
+              <w:t xml:space="preserve">The audit-trail claim depends on it</w:t>
+            </w:r>
+          </w:p>
+        </w:tc>
+      </w:tr>
+      <w:tr>
+        <w:tc>
+          <w:tcPr/>
+          <w:p>
+            <w:pPr>
+              <w:pStyle w:val="Compact"/>
+              <w:jc w:val="left"/>
+            </w:pPr>
+            <w:r>
+              <w:t xml:space="preserve">Biometric attendance pull on or off</w:t>
+            </w:r>
+          </w:p>
+        </w:tc>
+        <w:tc>
+          <w:tcPr/>
+          <w:p>
+            <w:pPr>
+              <w:pStyle w:val="Compact"/>
+              <w:jc w:val="left"/>
+            </w:pPr>
+            <w:r>
+              <w:t xml:space="preserve">MSCAST</w:t>
+            </w:r>
+          </w:p>
+        </w:tc>
+        <w:tc>
+          <w:tcPr/>
+          <w:p>
+            <w:pPr>
+              <w:pStyle w:val="Compact"/>
+              <w:jc w:val="left"/>
+            </w:pPr>
+            <w:r>
+              <w:t xml:space="preserve">Switched off; payroll assumes attendance from somewhere</w:t>
             </w:r>
           </w:p>
         </w:tc>
       </w:tr>
     </w:tbl>
     <w:p>
+      <w:pPr>
+        <w:pStyle w:val="BodyText"/>
+      </w:pPr>
+      <w:r>
+        <w:t xml:space="preserve">Full open-question list: see doc 03, Q-list.</w:t>
+      </w:r>
+    </w:p>
+    <w:p>
       <w:r>
         <w:pict>
           <v:rect style="width:0;height:1.5pt" o:hralign="center" o:hrstd="t" o:hr="t"/>
         </w:pict>
       </w:r>
     </w:p>
-    <w:bookmarkEnd w:id="33"/>
-    <w:bookmarkStart w:id="34" w:name="deployment-log"/>
+    <w:bookmarkEnd w:id="29"/>
+    <w:bookmarkStart w:id="30" w:name="deployment-log"/>
     <w:p>
       <w:pPr>
         <w:pStyle w:val="Heading2"/>
       </w:pPr>
       <w:r>
-        <w:t xml:space="preserve">9. Deployment log</w:t>
+        <w:t xml:space="preserve">10. Deployment log</w:t>
       </w:r>
     </w:p>
     <w:p>
@@ -4250,24 +4272,24 @@
         <w:pStyle w:val="FirstParagraph"/>
       </w:pPr>
       <w:r>
-        <w:t xml:space="preserve">Keep this on the server and in the repository. It is two minutes per deploy and it is the first thing anyone asks for when something is wrong.</w:t>
+        <w:t xml:space="preserve">Keep on the server and in the repository. Two minutes per deploy.</w:t>
       </w:r>
     </w:p>
     <w:tbl>
       <w:tblPr>
         <w:tblStyle w:val="Table"/>
-        <w:tblW w:type="auto" w:w="0"/>
+        <w:tblW w:type="pct" w:w="5000"/>
         <w:tblLook w:firstRow="1" w:lastRow="0" w:firstColumn="0" w:lastColumn="0" w:noHBand="0" w:noVBand="0" w:val="0020"/>
         <w:jc w:val="start"/>
       </w:tblPr>
       <w:tblGrid>
-        <w:gridCol w:w="1131"/>
-        <w:gridCol w:w="1131"/>
-        <w:gridCol w:w="1131"/>
-        <w:gridCol w:w="1131"/>
-        <w:gridCol w:w="1131"/>
-        <w:gridCol w:w="1131"/>
-        <w:gridCol w:w="1131"/>
+        <w:gridCol w:w="1029"/>
+        <w:gridCol w:w="871"/>
+        <w:gridCol w:w="1267"/>
+        <w:gridCol w:w="871"/>
+        <w:gridCol w:w="1267"/>
+        <w:gridCol w:w="1504"/>
+        <w:gridCol w:w="1108"/>
       </w:tblGrid>
       <w:tr>
         <w:trPr>
@@ -4422,7 +4444,7 @@
         <w:pStyle w:val="BodyText"/>
       </w:pPr>
       <w:r>
-        <w:t xml:space="preserve">If the</w:t>
+        <w:t xml:space="preserve">If</w:t>
       </w:r>
       <w:r>
         <w:t xml:space="preserve"> </w:t>
@@ -4431,7 +4453,7 @@
         <w:t xml:space="preserve">“</w:t>
       </w:r>
       <w:r>
-        <w:t xml:space="preserve">approval banner</w:t>
+        <w:t xml:space="preserve">Approval banner?</w:t>
       </w:r>
       <w:r>
         <w:t xml:space="preserve">”</w:t>
@@ -4440,7 +4462,7 @@
         <w:t xml:space="preserve"> </w:t>
       </w:r>
       <w:r>
-        <w:t xml:space="preserve">column is ever anything but</w:t>
+        <w:t xml:space="preserve">is ever anything but</w:t>
       </w:r>
       <w:r>
         <w:t xml:space="preserve"> </w:t>
@@ -4453,11 +4475,11 @@
         <w:t xml:space="preserve">no</w:t>
       </w:r>
       <w:r>
-        <w:t xml:space="preserve">, the row above it is where to start looking.</w:t>
-      </w:r>
-    </w:p>
-    <w:bookmarkEnd w:id="34"/>
-    <w:bookmarkEnd w:id="35"/>
+        <w:t xml:space="preserve">, start investigating from that row.</w:t>
+      </w:r>
+    </w:p>
+    <w:bookmarkEnd w:id="30"/>
+    <w:bookmarkEnd w:id="31"/>
     <w:sectPr/>
   </w:body>
 </w:document>
@@ -4725,11 +4747,11 @@
       </w:pPr>
     </w:lvl>
   </w:abstractNum>
-  <w:abstractNum w:abstractNumId="99416">
-    <w:nsid w:val="A99416"/>
+  <w:abstractNum w:abstractNumId="99417">
+    <w:nsid w:val="A99417"/>
     <w:multiLevelType w:val="multilevel"/>
     <w:lvl w:ilvl="0">
-      <w:start w:val="6"/>
+      <w:start w:val="7"/>
       <w:numFmt w:val="decimal"/>
       <w:lvlText w:val="%1."/>
       <w:lvlJc w:val="left"/>
@@ -4738,7 +4760,7 @@
       </w:pPr>
     </w:lvl>
     <w:lvl w:ilvl="1">
-      <w:start w:val="6"/>
+      <w:start w:val="7"/>
       <w:numFmt w:val="decimal"/>
       <w:lvlText w:val="%2."/>
       <w:lvlJc w:val="left"/>
@@ -4747,7 +4769,7 @@
       </w:pPr>
     </w:lvl>
     <w:lvl w:ilvl="2">
-      <w:start w:val="6"/>
+      <w:start w:val="7"/>
       <w:numFmt w:val="decimal"/>
       <w:lvlText w:val="%3."/>
       <w:lvlJc w:val="left"/>
@@ -4756,7 +4778,7 @@
       </w:pPr>
     </w:lvl>
     <w:lvl w:ilvl="3">
-      <w:start w:val="6"/>
+      <w:start w:val="7"/>
       <w:numFmt w:val="decimal"/>
       <w:lvlText w:val="%4."/>
       <w:lvlJc w:val="left"/>
@@ -4765,7 +4787,7 @@
       </w:pPr>
     </w:lvl>
     <w:lvl w:ilvl="4">
-      <w:start w:val="6"/>
+      <w:start w:val="7"/>
       <w:numFmt w:val="decimal"/>
       <w:lvlText w:val="%5."/>
       <w:lvlJc w:val="left"/>
@@ -4774,7 +4796,7 @@
       </w:pPr>
     </w:lvl>
     <w:lvl w:ilvl="5">
-      <w:start w:val="6"/>
+      <w:start w:val="7"/>
       <w:numFmt w:val="decimal"/>
       <w:lvlText w:val="%6."/>
       <w:lvlJc w:val="left"/>
@@ -4783,7 +4805,7 @@
       </w:pPr>
     </w:lvl>
     <w:lvl w:ilvl="6">
-      <w:start w:val="6"/>
+      <w:start w:val="7"/>
       <w:numFmt w:val="decimal"/>
       <w:lvlText w:val="%7."/>
       <w:lvlJc w:val="left"/>
@@ -4792,7 +4814,7 @@
       </w:pPr>
     </w:lvl>
     <w:lvl w:ilvl="7">
-      <w:start w:val="6"/>
+      <w:start w:val="7"/>
       <w:numFmt w:val="decimal"/>
       <w:lvlText w:val="%8."/>
       <w:lvlJc w:val="left"/>
@@ -4801,7 +4823,177 @@
       </w:pPr>
     </w:lvl>
     <w:lvl w:ilvl="8">
-      <w:start w:val="6"/>
+      <w:start w:val="7"/>
+      <w:numFmt w:val="decimal"/>
+      <w:lvlText w:val="%9."/>
+      <w:lvlJc w:val="left"/>
+      <w:pPr>
+        <w:ind w:left="6480" w:hanging="480"/>
+      </w:pPr>
+    </w:lvl>
+  </w:abstractNum>
+  <w:abstractNum w:abstractNumId="99418">
+    <w:nsid w:val="A99418"/>
+    <w:multiLevelType w:val="multilevel"/>
+    <w:lvl w:ilvl="0">
+      <w:start w:val="8"/>
+      <w:numFmt w:val="decimal"/>
+      <w:lvlText w:val="%1."/>
+      <w:lvlJc w:val="left"/>
+      <w:pPr>
+        <w:ind w:left="720" w:hanging="480"/>
+      </w:pPr>
+    </w:lvl>
+    <w:lvl w:ilvl="1">
+      <w:start w:val="8"/>
+      <w:numFmt w:val="decimal"/>
+      <w:lvlText w:val="%2."/>
+      <w:lvlJc w:val="left"/>
+      <w:pPr>
+        <w:ind w:left="1440" w:hanging="480"/>
+      </w:pPr>
+    </w:lvl>
+    <w:lvl w:ilvl="2">
+      <w:start w:val="8"/>
+      <w:numFmt w:val="decimal"/>
+      <w:lvlText w:val="%3."/>
+      <w:lvlJc w:val="left"/>
+      <w:pPr>
+        <w:ind w:left="2160" w:hanging="480"/>
+      </w:pPr>
+    </w:lvl>
+    <w:lvl w:ilvl="3">
+      <w:start w:val="8"/>
+      <w:numFmt w:val="decimal"/>
+      <w:lvlText w:val="%4."/>
+      <w:lvlJc w:val="left"/>
+      <w:pPr>
+        <w:ind w:left="2880" w:hanging="480"/>
+      </w:pPr>
+    </w:lvl>
+    <w:lvl w:ilvl="4">
+      <w:start w:val="8"/>
+      <w:numFmt w:val="decimal"/>
+      <w:lvlText w:val="%5."/>
+      <w:lvlJc w:val="left"/>
+      <w:pPr>
+        <w:ind w:left="3600" w:hanging="480"/>
+      </w:pPr>
+    </w:lvl>
+    <w:lvl w:ilvl="5">
+      <w:start w:val="8"/>
+      <w:numFmt w:val="decimal"/>
+      <w:lvlText w:val="%6."/>
+      <w:lvlJc w:val="left"/>
+      <w:pPr>
+        <w:ind w:left="4320" w:hanging="480"/>
+      </w:pPr>
+    </w:lvl>
+    <w:lvl w:ilvl="6">
+      <w:start w:val="8"/>
+      <w:numFmt w:val="decimal"/>
+      <w:lvlText w:val="%7."/>
+      <w:lvlJc w:val="left"/>
+      <w:pPr>
+        <w:ind w:left="5040" w:hanging="480"/>
+      </w:pPr>
+    </w:lvl>
+    <w:lvl w:ilvl="7">
+      <w:start w:val="8"/>
+      <w:numFmt w:val="decimal"/>
+      <w:lvlText w:val="%8."/>
+      <w:lvlJc w:val="left"/>
+      <w:pPr>
+        <w:ind w:left="5760" w:hanging="480"/>
+      </w:pPr>
+    </w:lvl>
+    <w:lvl w:ilvl="8">
+      <w:start w:val="8"/>
+      <w:numFmt w:val="decimal"/>
+      <w:lvlText w:val="%9."/>
+      <w:lvlJc w:val="left"/>
+      <w:pPr>
+        <w:ind w:left="6480" w:hanging="480"/>
+      </w:pPr>
+    </w:lvl>
+  </w:abstractNum>
+  <w:abstractNum w:abstractNumId="99419">
+    <w:nsid w:val="A99419"/>
+    <w:multiLevelType w:val="multilevel"/>
+    <w:lvl w:ilvl="0">
+      <w:start w:val="9"/>
+      <w:numFmt w:val="decimal"/>
+      <w:lvlText w:val="%1."/>
+      <w:lvlJc w:val="left"/>
+      <w:pPr>
+        <w:ind w:left="720" w:hanging="480"/>
+      </w:pPr>
+    </w:lvl>
+    <w:lvl w:ilvl="1">
+      <w:start w:val="9"/>
+      <w:numFmt w:val="decimal"/>
+      <w:lvlText w:val="%2."/>
+      <w:lvlJc w:val="left"/>
+      <w:pPr>
+        <w:ind w:left="1440" w:hanging="480"/>
+      </w:pPr>
+    </w:lvl>
+    <w:lvl w:ilvl="2">
+      <w:start w:val="9"/>
+      <w:numFmt w:val="decimal"/>
+      <w:lvlText w:val="%3."/>
+      <w:lvlJc w:val="left"/>
+      <w:pPr>
+        <w:ind w:left="2160" w:hanging="480"/>
+      </w:pPr>
+    </w:lvl>
+    <w:lvl w:ilvl="3">
+      <w:start w:val="9"/>
+      <w:numFmt w:val="decimal"/>
+      <w:lvlText w:val="%4."/>
+      <w:lvlJc w:val="left"/>
+      <w:pPr>
+        <w:ind w:left="2880" w:hanging="480"/>
+      </w:pPr>
+    </w:lvl>
+    <w:lvl w:ilvl="4">
+      <w:start w:val="9"/>
+      <w:numFmt w:val="decimal"/>
+      <w:lvlText w:val="%5."/>
+      <w:lvlJc w:val="left"/>
+      <w:pPr>
+        <w:ind w:left="3600" w:hanging="480"/>
+      </w:pPr>
+    </w:lvl>
+    <w:lvl w:ilvl="5">
+      <w:start w:val="9"/>
+      <w:numFmt w:val="decimal"/>
+      <w:lvlText w:val="%6."/>
+      <w:lvlJc w:val="left"/>
+      <w:pPr>
+        <w:ind w:left="4320" w:hanging="480"/>
+      </w:pPr>
+    </w:lvl>
+    <w:lvl w:ilvl="6">
+      <w:start w:val="9"/>
+      <w:numFmt w:val="decimal"/>
+      <w:lvlText w:val="%7."/>
+      <w:lvlJc w:val="left"/>
+      <w:pPr>
+        <w:ind w:left="5040" w:hanging="480"/>
+      </w:pPr>
+    </w:lvl>
+    <w:lvl w:ilvl="7">
+      <w:start w:val="9"/>
+      <w:numFmt w:val="decimal"/>
+      <w:lvlText w:val="%8."/>
+      <w:lvlJc w:val="left"/>
+      <w:pPr>
+        <w:ind w:left="5760" w:hanging="480"/>
+      </w:pPr>
+    </w:lvl>
+    <w:lvl w:ilvl="8">
+      <w:start w:val="9"/>
       <w:numFmt w:val="decimal"/>
       <w:lvlText w:val="%9."/>
       <w:lvlJc w:val="left"/>
@@ -4850,42 +5042,126 @@
     <w:abstractNumId w:val="991"/>
   </w:num>
   <w:num w:numId="1004">
-    <w:abstractNumId w:val="99416"/>
+    <w:abstractNumId w:val="991"/>
+  </w:num>
+  <w:num w:numId="1005">
+    <w:abstractNumId w:val="99417"/>
     <w:lvlOverride w:ilvl="0">
-      <w:startOverride w:val="6"/>
+      <w:startOverride w:val="7"/>
     </w:lvlOverride>
     <w:lvlOverride w:ilvl="1">
-      <w:startOverride w:val="6"/>
+      <w:startOverride w:val="7"/>
     </w:lvlOverride>
     <w:lvlOverride w:ilvl="2">
-      <w:startOverride w:val="6"/>
+      <w:startOverride w:val="7"/>
     </w:lvlOverride>
     <w:lvlOverride w:ilvl="3">
-      <w:startOverride w:val="6"/>
+      <w:startOverride w:val="7"/>
     </w:lvlOverride>
     <w:lvlOverride w:ilvl="4">
-      <w:startOverride w:val="6"/>
+      <w:startOverride w:val="7"/>
     </w:lvlOverride>
     <w:lvlOverride w:ilvl="5">
-      <w:startOverride w:val="6"/>
+      <w:startOverride w:val="7"/>
     </w:lvlOverride>
     <w:lvlOverride w:ilvl="6">
-      <w:startOverride w:val="6"/>
+      <w:startOverride w:val="7"/>
     </w:lvlOverride>
     <w:lvlOverride w:ilvl="7">
-      <w:startOverride w:val="6"/>
+      <w:startOverride w:val="7"/>
     </w:lvlOverride>
     <w:lvlOverride w:ilvl="8">
-      <w:startOverride w:val="6"/>
+      <w:startOverride w:val="7"/>
     </w:lvlOverride>
-  </w:num>
-  <w:num w:numId="1005">
-    <w:abstractNumId w:val="991"/>
   </w:num>
   <w:num w:numId="1006">
     <w:abstractNumId w:val="991"/>
   </w:num>
   <w:num w:numId="1007">
+    <w:abstractNumId w:val="99418"/>
+    <w:lvlOverride w:ilvl="0">
+      <w:startOverride w:val="8"/>
+    </w:lvlOverride>
+    <w:lvlOverride w:ilvl="1">
+      <w:startOverride w:val="8"/>
+    </w:lvlOverride>
+    <w:lvlOverride w:ilvl="2">
+      <w:startOverride w:val="8"/>
+    </w:lvlOverride>
+    <w:lvlOverride w:ilvl="3">
+      <w:startOverride w:val="8"/>
+    </w:lvlOverride>
+    <w:lvlOverride w:ilvl="4">
+      <w:startOverride w:val="8"/>
+    </w:lvlOverride>
+    <w:lvlOverride w:ilvl="5">
+      <w:startOverride w:val="8"/>
+    </w:lvlOverride>
+    <w:lvlOverride w:ilvl="6">
+      <w:startOverride w:val="8"/>
+    </w:lvlOverride>
+    <w:lvlOverride w:ilvl="7">
+      <w:startOverride w:val="8"/>
+    </w:lvlOverride>
+    <w:lvlOverride w:ilvl="8">
+      <w:startOverride w:val="8"/>
+    </w:lvlOverride>
+  </w:num>
+  <w:num w:numId="1008">
+    <w:abstractNumId w:val="99419"/>
+    <w:lvlOverride w:ilvl="0">
+      <w:startOverride w:val="9"/>
+    </w:lvlOverride>
+    <w:lvlOverride w:ilvl="1">
+      <w:startOverride w:val="9"/>
+    </w:lvlOverride>
+    <w:lvlOverride w:ilvl="2">
+      <w:startOverride w:val="9"/>
+    </w:lvlOverride>
+    <w:lvlOverride w:ilvl="3">
+      <w:startOverride w:val="9"/>
+    </w:lvlOverride>
+    <w:lvlOverride w:ilvl="4">
+      <w:startOverride w:val="9"/>
+    </w:lvlOverride>
+    <w:lvlOverride w:ilvl="5">
+      <w:startOverride w:val="9"/>
+    </w:lvlOverride>
+    <w:lvlOverride w:ilvl="6">
+      <w:startOverride w:val="9"/>
+    </w:lvlOverride>
+    <w:lvlOverride w:ilvl="7">
+      <w:startOverride w:val="9"/>
+    </w:lvlOverride>
+    <w:lvlOverride w:ilvl="8">
+      <w:startOverride w:val="9"/>
+    </w:lvlOverride>
+  </w:num>
+  <w:num w:numId="1009">
+    <w:abstractNumId w:val="991"/>
+  </w:num>
+  <w:num w:numId="1010">
+    <w:abstractNumId w:val="991"/>
+  </w:num>
+  <w:num w:numId="1011">
+    <w:abstractNumId w:val="991"/>
+  </w:num>
+  <w:num w:numId="1012">
+    <w:abstractNumId w:val="991"/>
+  </w:num>
+  <w:num w:numId="1013">
+    <w:abstractNumId w:val="991"/>
+  </w:num>
+  <w:num w:numId="1014">
+    <w:abstractNumId w:val="991"/>
+  </w:num>
+  <w:num w:numId="1015">
+    <w:abstractNumId w:val="991"/>
+  </w:num>
+  <w:num w:numId="1016">
+    <w:abstractNumId w:val="991"/>
+  </w:num>
+  <w:num w:numId="1017">
     <w:abstractNumId w:val="99411"/>
     <w:lvlOverride w:ilvl="0">
       <w:startOverride w:val="1"/>
@@ -4915,10 +5191,13 @@
       <w:startOverride w:val="1"/>
     </w:lvlOverride>
   </w:num>
-  <w:num w:numId="1008">
+  <w:num w:numId="1018">
     <w:abstractNumId w:val="991"/>
   </w:num>
-  <w:num w:numId="1009">
+  <w:num w:numId="1019">
+    <w:abstractNumId w:val="991"/>
+  </w:num>
+  <w:num w:numId="1020">
     <w:abstractNumId w:val="99411"/>
     <w:lvlOverride w:ilvl="0">
       <w:startOverride w:val="1"/>
@@ -4948,40 +5227,10 @@
       <w:startOverride w:val="1"/>
     </w:lvlOverride>
   </w:num>
-  <w:num w:numId="1010">
+  <w:num w:numId="1021">
     <w:abstractNumId w:val="991"/>
   </w:num>
-  <w:num w:numId="1011">
-    <w:abstractNumId w:val="99411"/>
-    <w:lvlOverride w:ilvl="0">
-      <w:startOverride w:val="1"/>
-    </w:lvlOverride>
-    <w:lvlOverride w:ilvl="1">
-      <w:startOverride w:val="1"/>
-    </w:lvlOverride>
-    <w:lvlOverride w:ilvl="2">
-      <w:startOverride w:val="1"/>
-    </w:lvlOverride>
-    <w:lvlOverride w:ilvl="3">
-      <w:startOverride w:val="1"/>
-    </w:lvlOverride>
-    <w:lvlOverride w:ilvl="4">
-      <w:startOverride w:val="1"/>
-    </w:lvlOverride>
-    <w:lvlOverride w:ilvl="5">
-      <w:startOverride w:val="1"/>
-    </w:lvlOverride>
-    <w:lvlOverride w:ilvl="6">
-      <w:startOverride w:val="1"/>
-    </w:lvlOverride>
-    <w:lvlOverride w:ilvl="7">
-      <w:startOverride w:val="1"/>
-    </w:lvlOverride>
-    <w:lvlOverride w:ilvl="8">
-      <w:startOverride w:val="1"/>
-    </w:lvlOverride>
-  </w:num>
-  <w:num w:numId="1012">
+  <w:num w:numId="1022">
     <w:abstractNumId w:val="991"/>
   </w:num>
 </w:numbering>

--- a/ERP Plan/MSCAST ERP - Production Cutover Runbook.docx
+++ b/ERP Plan/MSCAST ERP - Production Cutover Runbook.docx
@@ -691,22 +691,232 @@
         <w:rPr>
           <w:rStyle w:val="NormalTok"/>
         </w:rPr>
-        <w:t xml:space="preserve"> clone git@github.com:cb1-tech/mscast.git</w:t>
+        <w:t xml:space="preserve"> clone git@github.com:cb1-tech/mscast.git /opt/mscast</w:t>
       </w:r>
       <w:r>
         <w:br/>
       </w:r>
       <w:r>
         <w:rPr>
+          <w:rStyle w:val="FunctionTok"/>
+        </w:rPr>
+        <w:t xml:space="preserve">git</w:t>
+      </w:r>
+      <w:r>
+        <w:rPr>
+          <w:rStyle w:val="NormalTok"/>
+        </w:rPr>
+        <w:t xml:space="preserve"> </w:t>
+      </w:r>
+      <w:r>
+        <w:rPr>
+          <w:rStyle w:val="AttributeTok"/>
+        </w:rPr>
+        <w:t xml:space="preserve">-C</w:t>
+      </w:r>
+      <w:r>
+        <w:rPr>
+          <w:rStyle w:val="NormalTok"/>
+        </w:rPr>
+        <w:t xml:space="preserve"> /opt/mscast checkout v1.0.0          </w:t>
+      </w:r>
+      <w:r>
+        <w:rPr>
+          <w:rStyle w:val="CommentTok"/>
+        </w:rPr>
+        <w:t xml:space="preserve"># the release being deployed. Write it down.</w:t>
+      </w:r>
+      <w:r>
+        <w:br/>
+      </w:r>
+      <w:r>
+        <w:rPr>
+          <w:rStyle w:val="FunctionTok"/>
+        </w:rPr>
+        <w:t xml:space="preserve">git</w:t>
+      </w:r>
+      <w:r>
+        <w:rPr>
+          <w:rStyle w:val="NormalTok"/>
+        </w:rPr>
+        <w:t xml:space="preserve"> </w:t>
+      </w:r>
+      <w:r>
+        <w:rPr>
+          <w:rStyle w:val="AttributeTok"/>
+        </w:rPr>
+        <w:t xml:space="preserve">-C</w:t>
+      </w:r>
+      <w:r>
+        <w:rPr>
+          <w:rStyle w:val="NormalTok"/>
+        </w:rPr>
+        <w:t xml:space="preserve"> /opt/mscast rev-parse </w:t>
+      </w:r>
+      <w:r>
+        <w:rPr>
+          <w:rStyle w:val="AttributeTok"/>
+        </w:rPr>
+        <w:t xml:space="preserve">--short</w:t>
+      </w:r>
+      <w:r>
+        <w:rPr>
+          <w:rStyle w:val="NormalTok"/>
+        </w:rPr>
+        <w:t xml:space="preserve"> HEAD   </w:t>
+      </w:r>
+      <w:r>
+        <w:rPr>
+          <w:rStyle w:val="CommentTok"/>
+        </w:rPr>
+        <w:t xml:space="preserve"># record this in the deployment log</w:t>
+      </w:r>
+      <w:r>
+        <w:br/>
+      </w:r>
+      <w:r>
+        <w:br/>
+      </w:r>
+      <w:r>
+        <w:rPr>
+          <w:rStyle w:val="CommentTok"/>
+        </w:rPr>
+        <w:t xml:space="preserve"># from the frappe-bench folder. The app is in a subfolder of the repo, so</w:t>
+      </w:r>
+      <w:r>
+        <w:br/>
+      </w:r>
+      <w:r>
+        <w:rPr>
+          <w:rStyle w:val="CommentTok"/>
+        </w:rPr>
+        <w:t xml:space="preserve"># `bench get-app` cannot fetch it (it expects the app at the repo root);</w:t>
+      </w:r>
+      <w:r>
+        <w:br/>
+      </w:r>
+      <w:r>
+        <w:rPr>
+          <w:rStyle w:val="CommentTok"/>
+        </w:rPr>
+        <w:t xml:space="preserve"># install it the way the image does (erpnext-poc/Containerfile.mscast):</w:t>
+      </w:r>
+      <w:r>
+        <w:br/>
+      </w:r>
+      <w:r>
+        <w:rPr>
+          <w:rStyle w:val="FunctionTok"/>
+        </w:rPr>
+        <w:t xml:space="preserve">cp</w:t>
+      </w:r>
+      <w:r>
+        <w:rPr>
+          <w:rStyle w:val="NormalTok"/>
+        </w:rPr>
+        <w:t xml:space="preserve"> </w:t>
+      </w:r>
+      <w:r>
+        <w:rPr>
+          <w:rStyle w:val="AttributeTok"/>
+        </w:rPr>
+        <w:t xml:space="preserve">-r</w:t>
+      </w:r>
+      <w:r>
+        <w:rPr>
+          <w:rStyle w:val="NormalTok"/>
+        </w:rPr>
+        <w:t xml:space="preserve"> /opt/mscast/mscast_erp apps/mscast_erp</w:t>
+      </w:r>
+      <w:r>
+        <w:br/>
+      </w:r>
+      <w:r>
+        <w:rPr>
+          <w:rStyle w:val="ExtensionTok"/>
+        </w:rPr>
+        <w:t xml:space="preserve">./env/bin/pip</w:t>
+      </w:r>
+      <w:r>
+        <w:rPr>
+          <w:rStyle w:val="NormalTok"/>
+        </w:rPr>
+        <w:t xml:space="preserve"> install </w:t>
+      </w:r>
+      <w:r>
+        <w:rPr>
+          <w:rStyle w:val="AttributeTok"/>
+        </w:rPr>
+        <w:t xml:space="preserve">--editable</w:t>
+      </w:r>
+      <w:r>
+        <w:rPr>
+          <w:rStyle w:val="NormalTok"/>
+        </w:rPr>
+        <w:t xml:space="preserve"> apps/mscast_erp</w:t>
+      </w:r>
+      <w:r>
+        <w:br/>
+      </w:r>
+      <w:r>
+        <w:rPr>
+          <w:rStyle w:val="FunctionTok"/>
+        </w:rPr>
+        <w:t xml:space="preserve">grep</w:t>
+      </w:r>
+      <w:r>
+        <w:rPr>
+          <w:rStyle w:val="NormalTok"/>
+        </w:rPr>
+        <w:t xml:space="preserve"> </w:t>
+      </w:r>
+      <w:r>
+        <w:rPr>
+          <w:rStyle w:val="AttributeTok"/>
+        </w:rPr>
+        <w:t xml:space="preserve">-qx</w:t>
+      </w:r>
+      <w:r>
+        <w:rPr>
+          <w:rStyle w:val="NormalTok"/>
+        </w:rPr>
+        <w:t xml:space="preserve"> mscast_erp sites/apps.txt </w:t>
+      </w:r>
+      <w:r>
+        <w:rPr>
+          <w:rStyle w:val="KeywordTok"/>
+        </w:rPr>
+        <w:t xml:space="preserve">||</w:t>
+      </w:r>
+      <w:r>
+        <w:rPr>
+          <w:rStyle w:val="NormalTok"/>
+        </w:rPr>
+        <w:t xml:space="preserve"> </w:t>
+      </w:r>
+      <w:r>
+        <w:rPr>
           <w:rStyle w:val="BuiltInTok"/>
         </w:rPr>
-        <w:t xml:space="preserve">cd</w:t>
+        <w:t xml:space="preserve">echo</w:t>
       </w:r>
       <w:r>
         <w:rPr>
           <w:rStyle w:val="NormalTok"/>
         </w:rPr>
-        <w:t xml:space="preserve"> mscast</w:t>
+        <w:t xml:space="preserve"> mscast_erp </w:t>
+      </w:r>
+      <w:r>
+        <w:rPr>
+          <w:rStyle w:val="OperatorTok"/>
+        </w:rPr>
+        <w:t xml:space="preserve">&gt;&gt;</w:t>
+      </w:r>
+      <w:r>
+        <w:rPr>
+          <w:rStyle w:val="NormalTok"/>
+        </w:rPr>
+        <w:t xml:space="preserve"> sites/apps.txt</w:t>
       </w:r>
       <w:r>
         <w:br/>
@@ -715,70 +925,49 @@
         <w:rPr>
           <w:rStyle w:val="FunctionTok"/>
         </w:rPr>
-        <w:t xml:space="preserve">git</w:t>
+        <w:t xml:space="preserve">ln</w:t>
       </w:r>
       <w:r>
         <w:rPr>
           <w:rStyle w:val="NormalTok"/>
         </w:rPr>
-        <w:t xml:space="preserve"> checkout v1.0.0            </w:t>
-      </w:r>
-      <w:r>
-        <w:rPr>
-          <w:rStyle w:val="CommentTok"/>
-        </w:rPr>
-        <w:t xml:space="preserve"># the release being deployed. Write it down.</w:t>
-      </w:r>
-      <w:r>
-        <w:br/>
-      </w:r>
-      <w:r>
-        <w:rPr>
-          <w:rStyle w:val="FunctionTok"/>
-        </w:rPr>
-        <w:t xml:space="preserve">git</w:t>
+        <w:t xml:space="preserve"> </w:t>
+      </w:r>
+      <w:r>
+        <w:rPr>
+          <w:rStyle w:val="AttributeTok"/>
+        </w:rPr>
+        <w:t xml:space="preserve">-sfn</w:t>
       </w:r>
       <w:r>
         <w:rPr>
           <w:rStyle w:val="NormalTok"/>
         </w:rPr>
-        <w:t xml:space="preserve"> rev-parse </w:t>
-      </w:r>
-      <w:r>
-        <w:rPr>
-          <w:rStyle w:val="AttributeTok"/>
-        </w:rPr>
-        <w:t xml:space="preserve">--short</w:t>
+        <w:t xml:space="preserve"> </w:t>
+      </w:r>
+      <w:r>
+        <w:rPr>
+          <w:rStyle w:val="StringTok"/>
+        </w:rPr>
+        <w:t xml:space="preserve">"</w:t>
+      </w:r>
+      <w:r>
+        <w:rPr>
+          <w:rStyle w:val="VariableTok"/>
+        </w:rPr>
+        <w:t xml:space="preserve">$PWD</w:t>
+      </w:r>
+      <w:r>
+        <w:rPr>
+          <w:rStyle w:val="StringTok"/>
+        </w:rPr>
+        <w:t xml:space="preserve">/apps/mscast_erp/mscast_erp/public"</w:t>
       </w:r>
       <w:r>
         <w:rPr>
           <w:rStyle w:val="NormalTok"/>
         </w:rPr>
-        <w:t xml:space="preserve"> HEAD     </w:t>
-      </w:r>
-      <w:r>
-        <w:rPr>
-          <w:rStyle w:val="CommentTok"/>
-        </w:rPr>
-        <w:t xml:space="preserve"># record this in the deployment log</w:t>
-      </w:r>
-      <w:r>
-        <w:br/>
-      </w:r>
-      <w:r>
-        <w:br/>
-      </w:r>
-      <w:r>
-        <w:rPr>
-          <w:rStyle w:val="ExtensionTok"/>
-        </w:rPr>
-        <w:t xml:space="preserve">bench</w:t>
-      </w:r>
-      <w:r>
-        <w:rPr>
-          <w:rStyle w:val="NormalTok"/>
-        </w:rPr>
-        <w:t xml:space="preserve"> get-app ./mscast_erp</w:t>
+        <w:t xml:space="preserve"> assets/mscast_erp</w:t>
       </w:r>
       <w:r>
         <w:br/>
@@ -1685,22 +1874,16 @@
         <w:t xml:space="preserve"> </w:t>
       </w:r>
       <w:r>
-        <w:t xml:space="preserve">(fresh python each time) and the build checks still pass. Install with</w:t>
-      </w:r>
-      <w:r>
-        <w:t xml:space="preserve"> </w:t>
+        <w:t xml:space="preserve">(fresh python each time) and the build checks still pass. Install as above, or deploy an image that carries the app (</w:t>
       </w:r>
       <w:r>
         <w:rPr>
           <w:rStyle w:val="VerbatimChar"/>
         </w:rPr>
-        <w:t xml:space="preserve">bench get-app</w:t>
-      </w:r>
-      <w:r>
-        <w:t xml:space="preserve"> </w:t>
-      </w:r>
-      <w:r>
-        <w:t xml:space="preserve">as above, or deploy an image that carries the app, then:</w:t>
+        <w:t xml:space="preserve">scripts/build-mscast-image.sh</w:t>
+      </w:r>
+      <w:r>
+        <w:t xml:space="preserve">), then:</w:t>
       </w:r>
     </w:p>
     <w:p>
